--- a/data/outputs/v2/General_Science/SS2.1_The_Periodic_Table/General_Science_The_Periodic_Table_CBE_LessonSequence.docx
+++ b/data/outputs/v2/General_Science/SS2.1_The_Periodic_Table/General_Science_The_Periodic_Table_CBE_LessonSequence.docx
@@ -3146,7 +3146,7 @@
             <w:pPr>
               <w:spacing w:after="20" w:before="0"/>
             </w:pPr>
-            <w:hyperlink w:history="1" r:id="rId5n8c77k3kdvloajvnpqjz">
+            <w:hyperlink w:history="1" r:id="rIdtvm65e3tqapbedgnvijgy">
               <w:r>
                 <w:rPr>
                   <w:rFonts w:ascii="Arial" w:cs="Arial" w:eastAsia="Arial" w:hAnsi="Arial"/>
@@ -3179,7 +3179,7 @@
               <w:spacing w:after="10" w:before="0"/>
               <w:ind w:left="120"/>
             </w:pPr>
-            <w:hyperlink w:history="1" r:id="rIdpsbckt7uuamo-82f3akxy">
+            <w:hyperlink w:history="1" r:id="rIdybwgszswa2kihtnd-tjij">
               <w:r>
                 <w:rPr>
                   <w:rFonts w:ascii="Arial" w:cs="Arial" w:eastAsia="Arial" w:hAnsi="Arial"/>
@@ -3224,7 +3224,7 @@
             <w:pPr>
               <w:spacing w:after="20" w:before="0"/>
             </w:pPr>
-            <w:hyperlink w:history="1" r:id="rIdo41fdpolr-njzniy4rrrs">
+            <w:hyperlink w:history="1" r:id="rIdjud1yww4xujfthxawvm0u">
               <w:r>
                 <w:rPr>
                   <w:rFonts w:ascii="Arial" w:cs="Arial" w:eastAsia="Arial" w:hAnsi="Arial"/>
@@ -3257,7 +3257,7 @@
               <w:spacing w:after="10" w:before="0"/>
               <w:ind w:left="120"/>
             </w:pPr>
-            <w:hyperlink w:history="1" r:id="rIdvswhgrzshdapu9m3ebctt">
+            <w:hyperlink w:history="1" r:id="rId_mwugidqtaqzrcksgzwyi">
               <w:r>
                 <w:rPr>
                   <w:rFonts w:ascii="Arial" w:cs="Arial" w:eastAsia="Arial" w:hAnsi="Arial"/>
@@ -3452,7 +3452,7 @@
             <w:pPr>
               <w:spacing w:after="20" w:before="0"/>
             </w:pPr>
-            <w:hyperlink w:history="1" r:id="rIdoij2rll-4yxhn7zksp2gz">
+            <w:hyperlink w:history="1" r:id="rId3zcixt4bjbidzvtp-65yb">
               <w:r>
                 <w:rPr>
                   <w:rFonts w:ascii="Arial" w:cs="Arial" w:eastAsia="Arial" w:hAnsi="Arial"/>
@@ -3485,7 +3485,7 @@
               <w:spacing w:after="10" w:before="0"/>
               <w:ind w:left="120"/>
             </w:pPr>
-            <w:hyperlink w:history="1" r:id="rId-8cgc5zgf5azsm5akbdc5">
+            <w:hyperlink w:history="1" r:id="rIdhykyilipx0ub6kcdtxnrx">
               <w:r>
                 <w:rPr>
                   <w:rFonts w:ascii="Arial" w:cs="Arial" w:eastAsia="Arial" w:hAnsi="Arial"/>
@@ -3530,7 +3530,7 @@
             <w:pPr>
               <w:spacing w:after="20" w:before="0"/>
             </w:pPr>
-            <w:hyperlink w:history="1" r:id="rIduybdcndd_8m7dlgn6yxfw">
+            <w:hyperlink w:history="1" r:id="rIdatzyuoedoka64cbps83xt">
               <w:r>
                 <w:rPr>
                   <w:rFonts w:ascii="Arial" w:cs="Arial" w:eastAsia="Arial" w:hAnsi="Arial"/>
@@ -3563,7 +3563,7 @@
               <w:spacing w:after="10" w:before="0"/>
               <w:ind w:left="120"/>
             </w:pPr>
-            <w:hyperlink w:history="1" r:id="rId63xdd5xoun6kumrehqyby">
+            <w:hyperlink w:history="1" r:id="rIdp5uqu7ykvk50l399ara2h">
               <w:r>
                 <w:rPr>
                   <w:rFonts w:ascii="Arial" w:cs="Arial" w:eastAsia="Arial" w:hAnsi="Arial"/>
@@ -3758,7 +3758,7 @@
             <w:pPr>
               <w:spacing w:after="20" w:before="0"/>
             </w:pPr>
-            <w:hyperlink w:history="1" r:id="rIdl3tfk0_hxyc7u-vvyzlf7">
+            <w:hyperlink w:history="1" r:id="rIdb2ror_n6xzl2yjnit8oui">
               <w:r>
                 <w:rPr>
                   <w:rFonts w:ascii="Arial" w:cs="Arial" w:eastAsia="Arial" w:hAnsi="Arial"/>
@@ -3791,7 +3791,7 @@
               <w:spacing w:after="10" w:before="0"/>
               <w:ind w:left="120"/>
             </w:pPr>
-            <w:hyperlink w:history="1" r:id="rIduzxso4ct4gm4pab-s2gf8">
+            <w:hyperlink w:history="1" r:id="rId8mmcphu_1_g-mwhljat3s">
               <w:r>
                 <w:rPr>
                   <w:rFonts w:ascii="Arial" w:cs="Arial" w:eastAsia="Arial" w:hAnsi="Arial"/>
@@ -3836,7 +3836,7 @@
             <w:pPr>
               <w:spacing w:after="20" w:before="0"/>
             </w:pPr>
-            <w:hyperlink w:history="1" r:id="rIdv7hrnxikxcrnyf6lkf4jj">
+            <w:hyperlink w:history="1" r:id="rIdo2rbxlywfhc93iqiveoul">
               <w:r>
                 <w:rPr>
                   <w:rFonts w:ascii="Arial" w:cs="Arial" w:eastAsia="Arial" w:hAnsi="Arial"/>
@@ -3869,7 +3869,7 @@
               <w:spacing w:after="10" w:before="0"/>
               <w:ind w:left="120"/>
             </w:pPr>
-            <w:hyperlink w:history="1" r:id="rIdxkbdaxsyz-ztcauil9zg_">
+            <w:hyperlink w:history="1" r:id="rId9x8cp0doibwa9jy1hqkog">
               <w:r>
                 <w:rPr>
                   <w:rFonts w:ascii="Arial" w:cs="Arial" w:eastAsia="Arial" w:hAnsi="Arial"/>
@@ -4064,7 +4064,7 @@
             <w:pPr>
               <w:spacing w:after="20" w:before="0"/>
             </w:pPr>
-            <w:hyperlink w:history="1" r:id="rIdvjvulhz3e3frx-v1s6fha">
+            <w:hyperlink w:history="1" r:id="rIdid72ar-j1eibtkeiklznc">
               <w:r>
                 <w:rPr>
                   <w:rFonts w:ascii="Arial" w:cs="Arial" w:eastAsia="Arial" w:hAnsi="Arial"/>
@@ -4097,7 +4097,7 @@
               <w:spacing w:after="10" w:before="0"/>
               <w:ind w:left="120"/>
             </w:pPr>
-            <w:hyperlink w:history="1" r:id="rIdagq4tvj6v3onzn1h54les">
+            <w:hyperlink w:history="1" r:id="rIdsdbdhqlgogzvf8dax2rfz">
               <w:r>
                 <w:rPr>
                   <w:rFonts w:ascii="Arial" w:cs="Arial" w:eastAsia="Arial" w:hAnsi="Arial"/>
@@ -4142,7 +4142,7 @@
             <w:pPr>
               <w:spacing w:after="20" w:before="0"/>
             </w:pPr>
-            <w:hyperlink w:history="1" r:id="rIdz9g9rw6de4j5mmb1hkt7r">
+            <w:hyperlink w:history="1" r:id="rIdmp8wgkmxat_zzcyaf01h4">
               <w:r>
                 <w:rPr>
                   <w:rFonts w:ascii="Arial" w:cs="Arial" w:eastAsia="Arial" w:hAnsi="Arial"/>
@@ -4175,7 +4175,7 @@
               <w:spacing w:after="10" w:before="0"/>
               <w:ind w:left="120"/>
             </w:pPr>
-            <w:hyperlink w:history="1" r:id="rId0vxdeeecjrp0ofme-7p-c">
+            <w:hyperlink w:history="1" r:id="rId0wxyfy_gbrg5bidnubvfx">
               <w:r>
                 <w:rPr>
                   <w:rFonts w:ascii="Arial" w:cs="Arial" w:eastAsia="Arial" w:hAnsi="Arial"/>
@@ -4370,7 +4370,7 @@
             <w:pPr>
               <w:spacing w:after="20" w:before="0"/>
             </w:pPr>
-            <w:hyperlink w:history="1" r:id="rIdxysnjpcjqtnymymttvah2">
+            <w:hyperlink w:history="1" r:id="rIdhwezynvqafcvmx7mdwtty">
               <w:r>
                 <w:rPr>
                   <w:rFonts w:ascii="Arial" w:cs="Arial" w:eastAsia="Arial" w:hAnsi="Arial"/>
@@ -4403,7 +4403,7 @@
               <w:spacing w:after="10" w:before="0"/>
               <w:ind w:left="120"/>
             </w:pPr>
-            <w:hyperlink w:history="1" r:id="rIddyse9epndjirx1pjysizi">
+            <w:hyperlink w:history="1" r:id="rIdn3zww66fqbwjakw2_5na-">
               <w:r>
                 <w:rPr>
                   <w:rFonts w:ascii="Arial" w:cs="Arial" w:eastAsia="Arial" w:hAnsi="Arial"/>
@@ -4448,7 +4448,7 @@
             <w:pPr>
               <w:spacing w:after="20" w:before="0"/>
             </w:pPr>
-            <w:hyperlink w:history="1" r:id="rIdc-xjxfm2bgirnhajrpkyn">
+            <w:hyperlink w:history="1" r:id="rIdaekvt8idbkdquw1vomyiv">
               <w:r>
                 <w:rPr>
                   <w:rFonts w:ascii="Arial" w:cs="Arial" w:eastAsia="Arial" w:hAnsi="Arial"/>
@@ -4481,7 +4481,7 @@
               <w:spacing w:after="10" w:before="0"/>
               <w:ind w:left="120"/>
             </w:pPr>
-            <w:hyperlink w:history="1" r:id="rIddhj0j39ver_pjsqfax9ii">
+            <w:hyperlink w:history="1" r:id="rId3ktz87foyeors4aiil5ub">
               <w:r>
                 <w:rPr>
                   <w:rFonts w:ascii="Arial" w:cs="Arial" w:eastAsia="Arial" w:hAnsi="Arial"/>
@@ -5920,32 +5920,32 @@
         <w:tc>
           <w:tcPr>
             <w:tcW w:type="dxa" w:w="1520"/>
-            <w:shd w:fill="F2F2F2" w:color="auto" w:val="clear"/>
-            <w:tcMar>
-              <w:top w:type="dxa" w:w="60"/>
-              <w:left w:type="dxa" w:w="120"/>
-              <w:bottom w:type="dxa" w:w="60"/>
-              <w:right w:type="dxa" w:w="120"/>
-            </w:tcMar>
-            <w:vAlign w:val="top"/>
-          </w:tcPr>
-          <w:p>
-            <w:pPr>
-              <w:spacing w:after="40" w:before="0"/>
-              <w:jc w:val="left"/>
-            </w:pPr>
-            <w:r>
-              <w:rPr>
-                <w:rFonts w:ascii="Arial" w:cs="Arial" w:eastAsia="Arial" w:hAnsi="Arial"/>
-                <w:b/>
-                <w:bCs/>
-                <w:i w:val="false"/>
-                <w:iCs w:val="false"/>
-                <w:color w:val="000000"/>
-                <w:sz w:val="18"/>
-                <w:szCs w:val="18"/>
-              </w:rPr>
-              <w:t xml:space="preserve">Phase 1 — Predict (10 minutes)</w:t>
+            <w:shd w:fill="EAD1F5" w:color="auto" w:val="clear"/>
+            <w:tcMar>
+              <w:top w:type="dxa" w:w="60"/>
+              <w:left w:type="dxa" w:w="120"/>
+              <w:bottom w:type="dxa" w:w="60"/>
+              <w:right w:type="dxa" w:w="120"/>
+            </w:tcMar>
+            <w:vAlign w:val="top"/>
+          </w:tcPr>
+          <w:p>
+            <w:pPr>
+              <w:spacing w:after="40" w:before="0"/>
+              <w:jc w:val="left"/>
+            </w:pPr>
+            <w:r>
+              <w:rPr>
+                <w:rFonts w:ascii="Arial" w:cs="Arial" w:eastAsia="Arial" w:hAnsi="Arial"/>
+                <w:b/>
+                <w:bCs/>
+                <w:i w:val="false"/>
+                <w:iCs w:val="false"/>
+                <w:color w:val="000000"/>
+                <w:sz w:val="18"/>
+                <w:szCs w:val="18"/>
+              </w:rPr>
+              <w:t xml:space="preserve">Predict Phase</w:t>
             </w:r>
           </w:p>
           <w:p>
@@ -5968,7 +5968,7 @@
             <w:pPr>
               <w:spacing w:after="20" w:before="0"/>
             </w:pPr>
-            <w:hyperlink w:history="1" r:id="rIdhxr-4kfzzu7hdoercbegh">
+            <w:hyperlink w:history="1" r:id="rIdodn-nb3ey21iu-gioy1jc">
               <w:r>
                 <w:rPr>
                   <w:rFonts w:ascii="Arial" w:cs="Arial" w:eastAsia="Arial" w:hAnsi="Arial"/>
@@ -6001,7 +6001,7 @@
               <w:spacing w:after="10" w:before="0"/>
               <w:ind w:left="120"/>
             </w:pPr>
-            <w:hyperlink w:history="1" r:id="rIdsxvnhqzomgxqzonueeb-n">
+            <w:hyperlink w:history="1" r:id="rIdblmfdprrippdjwtpu-h1y">
               <w:r>
                 <w:rPr>
                   <w:rFonts w:ascii="Arial" w:cs="Arial" w:eastAsia="Arial" w:hAnsi="Arial"/>
@@ -6046,7 +6046,7 @@
             <w:pPr>
               <w:spacing w:after="20" w:before="0"/>
             </w:pPr>
-            <w:hyperlink w:history="1" r:id="rId-xenjnvp1f9o2-3vsbnhw">
+            <w:hyperlink w:history="1" r:id="rIdudqb0_5urp8ciajsqhzti">
               <w:r>
                 <w:rPr>
                   <w:rFonts w:ascii="Arial" w:cs="Arial" w:eastAsia="Arial" w:hAnsi="Arial"/>
@@ -6079,7 +6079,7 @@
               <w:spacing w:after="10" w:before="0"/>
               <w:ind w:left="120"/>
             </w:pPr>
-            <w:hyperlink w:history="1" r:id="rIdl70nwcdqs9btndc_j7m0c">
+            <w:hyperlink w:history="1" r:id="rIdhifaheqxv_t8tg6zrk890">
               <w:r>
                 <w:rPr>
                   <w:rFonts w:ascii="Arial" w:cs="Arial" w:eastAsia="Arial" w:hAnsi="Arial"/>
@@ -6226,32 +6226,32 @@
         <w:tc>
           <w:tcPr>
             <w:tcW w:type="dxa" w:w="1520"/>
-            <w:shd w:fill="F2F2F2" w:color="auto" w:val="clear"/>
-            <w:tcMar>
-              <w:top w:type="dxa" w:w="60"/>
-              <w:left w:type="dxa" w:w="120"/>
-              <w:bottom w:type="dxa" w:w="60"/>
-              <w:right w:type="dxa" w:w="120"/>
-            </w:tcMar>
-            <w:vAlign w:val="top"/>
-          </w:tcPr>
-          <w:p>
-            <w:pPr>
-              <w:spacing w:after="40" w:before="0"/>
-              <w:jc w:val="left"/>
-            </w:pPr>
-            <w:r>
-              <w:rPr>
-                <w:rFonts w:ascii="Arial" w:cs="Arial" w:eastAsia="Arial" w:hAnsi="Arial"/>
-                <w:b/>
-                <w:bCs/>
-                <w:i w:val="false"/>
-                <w:iCs w:val="false"/>
-                <w:color w:val="000000"/>
-                <w:sz w:val="18"/>
-                <w:szCs w:val="18"/>
-              </w:rPr>
-              <w:t xml:space="preserve">Phase 2 — Observe: Card-Sort Evidence Gathering (25 minutes)</w:t>
+            <w:shd w:fill="D9EEF1" w:color="auto" w:val="clear"/>
+            <w:tcMar>
+              <w:top w:type="dxa" w:w="60"/>
+              <w:left w:type="dxa" w:w="120"/>
+              <w:bottom w:type="dxa" w:w="60"/>
+              <w:right w:type="dxa" w:w="120"/>
+            </w:tcMar>
+            <w:vAlign w:val="top"/>
+          </w:tcPr>
+          <w:p>
+            <w:pPr>
+              <w:spacing w:after="40" w:before="0"/>
+              <w:jc w:val="left"/>
+            </w:pPr>
+            <w:r>
+              <w:rPr>
+                <w:rFonts w:ascii="Arial" w:cs="Arial" w:eastAsia="Arial" w:hAnsi="Arial"/>
+                <w:b/>
+                <w:bCs/>
+                <w:i w:val="false"/>
+                <w:iCs w:val="false"/>
+                <w:color w:val="000000"/>
+                <w:sz w:val="18"/>
+                <w:szCs w:val="18"/>
+              </w:rPr>
+              <w:t xml:space="preserve">Observe Phase</w:t>
             </w:r>
           </w:p>
           <w:p>
@@ -6274,7 +6274,7 @@
             <w:pPr>
               <w:spacing w:after="20" w:before="0"/>
             </w:pPr>
-            <w:hyperlink w:history="1" r:id="rIdo3f7ch48-jkhu2lrw7lmm">
+            <w:hyperlink w:history="1" r:id="rIdhzf-wnp5ljtyl2xejbmaa">
               <w:r>
                 <w:rPr>
                   <w:rFonts w:ascii="Arial" w:cs="Arial" w:eastAsia="Arial" w:hAnsi="Arial"/>
@@ -6307,7 +6307,7 @@
               <w:spacing w:after="10" w:before="0"/>
               <w:ind w:left="120"/>
             </w:pPr>
-            <w:hyperlink w:history="1" r:id="rIdmd8hjaxtpkcfa4vzszcyz">
+            <w:hyperlink w:history="1" r:id="rIdtagyafk2fp3xvjdwnhhly">
               <w:r>
                 <w:rPr>
                   <w:rFonts w:ascii="Arial" w:cs="Arial" w:eastAsia="Arial" w:hAnsi="Arial"/>
@@ -6352,7 +6352,7 @@
             <w:pPr>
               <w:spacing w:after="20" w:before="0"/>
             </w:pPr>
-            <w:hyperlink w:history="1" r:id="rIdrnidkxxsnikw1sl1ldgbf">
+            <w:hyperlink w:history="1" r:id="rIdhtxbrohsoz1mmi61b9dy1">
               <w:r>
                 <w:rPr>
                   <w:rFonts w:ascii="Arial" w:cs="Arial" w:eastAsia="Arial" w:hAnsi="Arial"/>
@@ -6385,7 +6385,7 @@
               <w:spacing w:after="10" w:before="0"/>
               <w:ind w:left="120"/>
             </w:pPr>
-            <w:hyperlink w:history="1" r:id="rIdcavbbriio6zzjcluojozf">
+            <w:hyperlink w:history="1" r:id="rIdyqv5m9vxpciia0prbefa3">
               <w:r>
                 <w:rPr>
                   <w:rFonts w:ascii="Arial" w:cs="Arial" w:eastAsia="Arial" w:hAnsi="Arial"/>
@@ -6532,32 +6532,32 @@
         <w:tc>
           <w:tcPr>
             <w:tcW w:type="dxa" w:w="1520"/>
-            <w:shd w:fill="F2F2F2" w:color="auto" w:val="clear"/>
-            <w:tcMar>
-              <w:top w:type="dxa" w:w="60"/>
-              <w:left w:type="dxa" w:w="120"/>
-              <w:bottom w:type="dxa" w:w="60"/>
-              <w:right w:type="dxa" w:w="120"/>
-            </w:tcMar>
-            <w:vAlign w:val="top"/>
-          </w:tcPr>
-          <w:p>
-            <w:pPr>
-              <w:spacing w:after="40" w:before="0"/>
-              <w:jc w:val="left"/>
-            </w:pPr>
-            <w:r>
-              <w:rPr>
-                <w:rFonts w:ascii="Arial" w:cs="Arial" w:eastAsia="Arial" w:hAnsi="Arial"/>
-                <w:b/>
-                <w:bCs/>
-                <w:i w:val="false"/>
-                <w:iCs w:val="false"/>
-                <w:color w:val="000000"/>
-                <w:sz w:val="18"/>
-                <w:szCs w:val="18"/>
-              </w:rPr>
-              <w:t xml:space="preserve">Phase 3 — Explain: Sensemaking and the Periodic Law (20 minutes)</w:t>
+            <w:shd w:fill="E2EFDA" w:color="auto" w:val="clear"/>
+            <w:tcMar>
+              <w:top w:type="dxa" w:w="60"/>
+              <w:left w:type="dxa" w:w="120"/>
+              <w:bottom w:type="dxa" w:w="60"/>
+              <w:right w:type="dxa" w:w="120"/>
+            </w:tcMar>
+            <w:vAlign w:val="top"/>
+          </w:tcPr>
+          <w:p>
+            <w:pPr>
+              <w:spacing w:after="40" w:before="0"/>
+              <w:jc w:val="left"/>
+            </w:pPr>
+            <w:r>
+              <w:rPr>
+                <w:rFonts w:ascii="Arial" w:cs="Arial" w:eastAsia="Arial" w:hAnsi="Arial"/>
+                <w:b/>
+                <w:bCs/>
+                <w:i w:val="false"/>
+                <w:iCs w:val="false"/>
+                <w:color w:val="000000"/>
+                <w:sz w:val="18"/>
+                <w:szCs w:val="18"/>
+              </w:rPr>
+              <w:t xml:space="preserve">Explain Phase</w:t>
             </w:r>
           </w:p>
           <w:p>
@@ -6580,7 +6580,7 @@
             <w:pPr>
               <w:spacing w:after="20" w:before="0"/>
             </w:pPr>
-            <w:hyperlink w:history="1" r:id="rIdxlvzghbprhj1ck9deyhiv">
+            <w:hyperlink w:history="1" r:id="rId7xblcla-bnikgaijxxnyl">
               <w:r>
                 <w:rPr>
                   <w:rFonts w:ascii="Arial" w:cs="Arial" w:eastAsia="Arial" w:hAnsi="Arial"/>
@@ -6613,7 +6613,7 @@
               <w:spacing w:after="10" w:before="0"/>
               <w:ind w:left="120"/>
             </w:pPr>
-            <w:hyperlink w:history="1" r:id="rIdspfa7dkdb0k3c7iut_j9m">
+            <w:hyperlink w:history="1" r:id="rIdz5agvqq5qhfrfcxljidps">
               <w:r>
                 <w:rPr>
                   <w:rFonts w:ascii="Arial" w:cs="Arial" w:eastAsia="Arial" w:hAnsi="Arial"/>
@@ -6658,7 +6658,7 @@
             <w:pPr>
               <w:spacing w:after="20" w:before="0"/>
             </w:pPr>
-            <w:hyperlink w:history="1" r:id="rIdwkjqyfsvmyntaufwa3fwl">
+            <w:hyperlink w:history="1" r:id="rIdms3ey_h7xvzyjrguxoyg6">
               <w:r>
                 <w:rPr>
                   <w:rFonts w:ascii="Arial" w:cs="Arial" w:eastAsia="Arial" w:hAnsi="Arial"/>
@@ -6691,7 +6691,7 @@
               <w:spacing w:after="10" w:before="0"/>
               <w:ind w:left="120"/>
             </w:pPr>
-            <w:hyperlink w:history="1" r:id="rIdqmafbliauzdkwxatonqax">
+            <w:hyperlink w:history="1" r:id="rIdkqz4afj7m6bwdk08humal">
               <w:r>
                 <w:rPr>
                   <w:rFonts w:ascii="Arial" w:cs="Arial" w:eastAsia="Arial" w:hAnsi="Arial"/>
@@ -6838,32 +6838,32 @@
         <w:tc>
           <w:tcPr>
             <w:tcW w:type="dxa" w:w="1520"/>
-            <w:shd w:fill="F2F2F2" w:color="auto" w:val="clear"/>
-            <w:tcMar>
-              <w:top w:type="dxa" w:w="60"/>
-              <w:left w:type="dxa" w:w="120"/>
-              <w:bottom w:type="dxa" w:w="60"/>
-              <w:right w:type="dxa" w:w="120"/>
-            </w:tcMar>
-            <w:vAlign w:val="top"/>
-          </w:tcPr>
-          <w:p>
-            <w:pPr>
-              <w:spacing w:after="40" w:before="0"/>
-              <w:jc w:val="left"/>
-            </w:pPr>
-            <w:r>
-              <w:rPr>
-                <w:rFonts w:ascii="Arial" w:cs="Arial" w:eastAsia="Arial" w:hAnsi="Arial"/>
-                <w:b/>
-                <w:bCs/>
-                <w:i w:val="false"/>
-                <w:iCs w:val="false"/>
-                <w:color w:val="000000"/>
-                <w:sz w:val="18"/>
-                <w:szCs w:val="18"/>
-              </w:rPr>
-              <w:t xml:space="preserve">Phase 4 — Driving Question Board Update (10 minutes)</w:t>
+            <w:shd w:fill="FCE4D6" w:color="auto" w:val="clear"/>
+            <w:tcMar>
+              <w:top w:type="dxa" w:w="60"/>
+              <w:left w:type="dxa" w:w="120"/>
+              <w:bottom w:type="dxa" w:w="60"/>
+              <w:right w:type="dxa" w:w="120"/>
+            </w:tcMar>
+            <w:vAlign w:val="top"/>
+          </w:tcPr>
+          <w:p>
+            <w:pPr>
+              <w:spacing w:after="40" w:before="0"/>
+              <w:jc w:val="left"/>
+            </w:pPr>
+            <w:r>
+              <w:rPr>
+                <w:rFonts w:ascii="Arial" w:cs="Arial" w:eastAsia="Arial" w:hAnsi="Arial"/>
+                <w:b/>
+                <w:bCs/>
+                <w:i w:val="false"/>
+                <w:iCs w:val="false"/>
+                <w:color w:val="000000"/>
+                <w:sz w:val="18"/>
+                <w:szCs w:val="18"/>
+              </w:rPr>
+              <w:t xml:space="preserve">Driving Question Board (DQB) Creation</w:t>
             </w:r>
           </w:p>
           <w:p>
@@ -6886,7 +6886,7 @@
             <w:pPr>
               <w:spacing w:after="20" w:before="0"/>
             </w:pPr>
-            <w:hyperlink w:history="1" r:id="rIdxsypwg5fsyf1ulwp4fsn3">
+            <w:hyperlink w:history="1" r:id="rIdmyxdn1qc0zfw5cd0_fybt">
               <w:r>
                 <w:rPr>
                   <w:rFonts w:ascii="Arial" w:cs="Arial" w:eastAsia="Arial" w:hAnsi="Arial"/>
@@ -6919,7 +6919,7 @@
               <w:spacing w:after="10" w:before="0"/>
               <w:ind w:left="120"/>
             </w:pPr>
-            <w:hyperlink w:history="1" r:id="rIdvgbegxkshdjweb6qya_mq">
+            <w:hyperlink w:history="1" r:id="rIdrrdtbtfi0kkglpb2l5jwz">
               <w:r>
                 <w:rPr>
                   <w:rFonts w:ascii="Arial" w:cs="Arial" w:eastAsia="Arial" w:hAnsi="Arial"/>
@@ -6964,7 +6964,7 @@
             <w:pPr>
               <w:spacing w:after="20" w:before="0"/>
             </w:pPr>
-            <w:hyperlink w:history="1" r:id="rIdopnbmvqtbcrvgiau9vkss">
+            <w:hyperlink w:history="1" r:id="rIdv8dixtzjfj451ieru42ij">
               <w:r>
                 <w:rPr>
                   <w:rFonts w:ascii="Arial" w:cs="Arial" w:eastAsia="Arial" w:hAnsi="Arial"/>
@@ -6997,7 +6997,7 @@
               <w:spacing w:after="10" w:before="0"/>
               <w:ind w:left="120"/>
             </w:pPr>
-            <w:hyperlink w:history="1" r:id="rIdied2jbgcdvxys5zpl0hqh">
+            <w:hyperlink w:history="1" r:id="rIdbhqx1uij6-xrshpaj0pta">
               <w:r>
                 <w:rPr>
                   <w:rFonts w:ascii="Arial" w:cs="Arial" w:eastAsia="Arial" w:hAnsi="Arial"/>
@@ -7144,32 +7144,32 @@
         <w:tc>
           <w:tcPr>
             <w:tcW w:type="dxa" w:w="1520"/>
-            <w:shd w:fill="F2F2F2" w:color="auto" w:val="clear"/>
-            <w:tcMar>
-              <w:top w:type="dxa" w:w="60"/>
-              <w:left w:type="dxa" w:w="120"/>
-              <w:bottom w:type="dxa" w:w="60"/>
-              <w:right w:type="dxa" w:w="120"/>
-            </w:tcMar>
-            <w:vAlign w:val="top"/>
-          </w:tcPr>
-          <w:p>
-            <w:pPr>
-              <w:spacing w:after="40" w:before="0"/>
-              <w:jc w:val="left"/>
-            </w:pPr>
-            <w:r>
-              <w:rPr>
-                <w:rFonts w:ascii="Arial" w:cs="Arial" w:eastAsia="Arial" w:hAnsi="Arial"/>
-                <w:b/>
-                <w:bCs/>
-                <w:i w:val="false"/>
-                <w:iCs w:val="false"/>
-                <w:color w:val="000000"/>
-                <w:sz w:val="18"/>
-                <w:szCs w:val="18"/>
-              </w:rPr>
-              <w:t xml:space="preserve">Phase 5 — Model Building: Annotating the Periodic Grid (15 minutes)</w:t>
+            <w:shd w:fill="D5E8F0" w:color="auto" w:val="clear"/>
+            <w:tcMar>
+              <w:top w:type="dxa" w:w="60"/>
+              <w:left w:type="dxa" w:w="120"/>
+              <w:bottom w:type="dxa" w:w="60"/>
+              <w:right w:type="dxa" w:w="120"/>
+            </w:tcMar>
+            <w:vAlign w:val="top"/>
+          </w:tcPr>
+          <w:p>
+            <w:pPr>
+              <w:spacing w:after="40" w:before="0"/>
+              <w:jc w:val="left"/>
+            </w:pPr>
+            <w:r>
+              <w:rPr>
+                <w:rFonts w:ascii="Arial" w:cs="Arial" w:eastAsia="Arial" w:hAnsi="Arial"/>
+                <w:b/>
+                <w:bCs/>
+                <w:i w:val="false"/>
+                <w:iCs w:val="false"/>
+                <w:color w:val="000000"/>
+                <w:sz w:val="18"/>
+                <w:szCs w:val="18"/>
+              </w:rPr>
+              <w:t xml:space="preserve">Model Building Phase</w:t>
             </w:r>
           </w:p>
           <w:p>
@@ -7192,7 +7192,7 @@
             <w:pPr>
               <w:spacing w:after="20" w:before="0"/>
             </w:pPr>
-            <w:hyperlink w:history="1" r:id="rIdftmbte0muvrlo6urfjynt">
+            <w:hyperlink w:history="1" r:id="rIdhe907zgti3cbvn6fkvy0p">
               <w:r>
                 <w:rPr>
                   <w:rFonts w:ascii="Arial" w:cs="Arial" w:eastAsia="Arial" w:hAnsi="Arial"/>
@@ -7225,7 +7225,7 @@
               <w:spacing w:after="10" w:before="0"/>
               <w:ind w:left="120"/>
             </w:pPr>
-            <w:hyperlink w:history="1" r:id="rIdir6efuy64fvl_fzuzkiat">
+            <w:hyperlink w:history="1" r:id="rIdi5so67nkelfy0bdqnfgk5">
               <w:r>
                 <w:rPr>
                   <w:rFonts w:ascii="Arial" w:cs="Arial" w:eastAsia="Arial" w:hAnsi="Arial"/>
@@ -7270,7 +7270,7 @@
             <w:pPr>
               <w:spacing w:after="20" w:before="0"/>
             </w:pPr>
-            <w:hyperlink w:history="1" r:id="rIdeapgvyfvcxg-z3fwvuegn">
+            <w:hyperlink w:history="1" r:id="rIdt1cpevorbqgo230pkssmw">
               <w:r>
                 <w:rPr>
                   <w:rFonts w:ascii="Arial" w:cs="Arial" w:eastAsia="Arial" w:hAnsi="Arial"/>
@@ -7303,7 +7303,7 @@
               <w:spacing w:after="10" w:before="0"/>
               <w:ind w:left="120"/>
             </w:pPr>
-            <w:hyperlink w:history="1" r:id="rIdnyjodpmqradiwq2x3vxyv">
+            <w:hyperlink w:history="1" r:id="rIdquy3b-ztoafdxonamb3nd">
               <w:r>
                 <w:rPr>
                   <w:rFonts w:ascii="Arial" w:cs="Arial" w:eastAsia="Arial" w:hAnsi="Arial"/>
@@ -8837,32 +8837,32 @@
         <w:tc>
           <w:tcPr>
             <w:tcW w:type="dxa" w:w="1520"/>
-            <w:shd w:fill="F2F2F2" w:color="auto" w:val="clear"/>
-            <w:tcMar>
-              <w:top w:type="dxa" w:w="60"/>
-              <w:left w:type="dxa" w:w="120"/>
-              <w:bottom w:type="dxa" w:w="60"/>
-              <w:right w:type="dxa" w:w="120"/>
-            </w:tcMar>
-            <w:vAlign w:val="top"/>
-          </w:tcPr>
-          <w:p>
-            <w:pPr>
-              <w:spacing w:after="40" w:before="0"/>
-              <w:jc w:val="left"/>
-            </w:pPr>
-            <w:r>
-              <w:rPr>
-                <w:rFonts w:ascii="Arial" w:cs="Arial" w:eastAsia="Arial" w:hAnsi="Arial"/>
-                <w:b/>
-                <w:bCs/>
-                <w:i w:val="false"/>
-                <w:iCs w:val="false"/>
-                <w:color w:val="000000"/>
-                <w:sz w:val="18"/>
-                <w:szCs w:val="18"/>
-              </w:rPr>
-              <w:t xml:space="preserve">Phase 1 — Predict</w:t>
+            <w:shd w:fill="EAD1F5" w:color="auto" w:val="clear"/>
+            <w:tcMar>
+              <w:top w:type="dxa" w:w="60"/>
+              <w:left w:type="dxa" w:w="120"/>
+              <w:bottom w:type="dxa" w:w="60"/>
+              <w:right w:type="dxa" w:w="120"/>
+            </w:tcMar>
+            <w:vAlign w:val="top"/>
+          </w:tcPr>
+          <w:p>
+            <w:pPr>
+              <w:spacing w:after="40" w:before="0"/>
+              <w:jc w:val="left"/>
+            </w:pPr>
+            <w:r>
+              <w:rPr>
+                <w:rFonts w:ascii="Arial" w:cs="Arial" w:eastAsia="Arial" w:hAnsi="Arial"/>
+                <w:b/>
+                <w:bCs/>
+                <w:i w:val="false"/>
+                <w:iCs w:val="false"/>
+                <w:color w:val="000000"/>
+                <w:sz w:val="18"/>
+                <w:szCs w:val="18"/>
+              </w:rPr>
+              <w:t xml:space="preserve">Predict Phase</w:t>
             </w:r>
           </w:p>
           <w:p>
@@ -8885,7 +8885,7 @@
             <w:pPr>
               <w:spacing w:after="20" w:before="0"/>
             </w:pPr>
-            <w:hyperlink w:history="1" r:id="rIdko5gv0j1yvfoyh2q01n78">
+            <w:hyperlink w:history="1" r:id="rIdqnnidteattnwjvjp-nyds">
               <w:r>
                 <w:rPr>
                   <w:rFonts w:ascii="Arial" w:cs="Arial" w:eastAsia="Arial" w:hAnsi="Arial"/>
@@ -8918,7 +8918,7 @@
               <w:spacing w:after="10" w:before="0"/>
               <w:ind w:left="120"/>
             </w:pPr>
-            <w:hyperlink w:history="1" r:id="rId2gi8extja2mvtbjlxbeor">
+            <w:hyperlink w:history="1" r:id="rId6gmsycgga9qopwqqlaajz">
               <w:r>
                 <w:rPr>
                   <w:rFonts w:ascii="Arial" w:cs="Arial" w:eastAsia="Arial" w:hAnsi="Arial"/>
@@ -8963,7 +8963,7 @@
             <w:pPr>
               <w:spacing w:after="20" w:before="0"/>
             </w:pPr>
-            <w:hyperlink w:history="1" r:id="rIdqz48gztnvbzonp2542vng">
+            <w:hyperlink w:history="1" r:id="rIdhdu6iqhi1jmci-xwpwo6m">
               <w:r>
                 <w:rPr>
                   <w:rFonts w:ascii="Arial" w:cs="Arial" w:eastAsia="Arial" w:hAnsi="Arial"/>
@@ -8996,7 +8996,7 @@
               <w:spacing w:after="10" w:before="0"/>
               <w:ind w:left="120"/>
             </w:pPr>
-            <w:hyperlink w:history="1" r:id="rIdhpx9a8gftodq25pqtr0wf">
+            <w:hyperlink w:history="1" r:id="rIdojhxfsh7yvmjhip-5pa8w">
               <w:r>
                 <w:rPr>
                   <w:rFonts w:ascii="Arial" w:cs="Arial" w:eastAsia="Arial" w:hAnsi="Arial"/>
@@ -9143,32 +9143,32 @@
         <w:tc>
           <w:tcPr>
             <w:tcW w:type="dxa" w:w="1520"/>
-            <w:shd w:fill="F2F2F2" w:color="auto" w:val="clear"/>
-            <w:tcMar>
-              <w:top w:type="dxa" w:w="60"/>
-              <w:left w:type="dxa" w:w="120"/>
-              <w:bottom w:type="dxa" w:w="60"/>
-              <w:right w:type="dxa" w:w="120"/>
-            </w:tcMar>
-            <w:vAlign w:val="top"/>
-          </w:tcPr>
-          <w:p>
-            <w:pPr>
-              <w:spacing w:after="40" w:before="0"/>
-              <w:jc w:val="left"/>
-            </w:pPr>
-            <w:r>
-              <w:rPr>
-                <w:rFonts w:ascii="Arial" w:cs="Arial" w:eastAsia="Arial" w:hAnsi="Arial"/>
-                <w:b/>
-                <w:bCs/>
-                <w:i w:val="false"/>
-                <w:iCs w:val="false"/>
-                <w:color w:val="000000"/>
-                <w:sz w:val="18"/>
-                <w:szCs w:val="18"/>
-              </w:rPr>
-              <w:t xml:space="preserve">Phase 2 — Observe</w:t>
+            <w:shd w:fill="D9EEF1" w:color="auto" w:val="clear"/>
+            <w:tcMar>
+              <w:top w:type="dxa" w:w="60"/>
+              <w:left w:type="dxa" w:w="120"/>
+              <w:bottom w:type="dxa" w:w="60"/>
+              <w:right w:type="dxa" w:w="120"/>
+            </w:tcMar>
+            <w:vAlign w:val="top"/>
+          </w:tcPr>
+          <w:p>
+            <w:pPr>
+              <w:spacing w:after="40" w:before="0"/>
+              <w:jc w:val="left"/>
+            </w:pPr>
+            <w:r>
+              <w:rPr>
+                <w:rFonts w:ascii="Arial" w:cs="Arial" w:eastAsia="Arial" w:hAnsi="Arial"/>
+                <w:b/>
+                <w:bCs/>
+                <w:i w:val="false"/>
+                <w:iCs w:val="false"/>
+                <w:color w:val="000000"/>
+                <w:sz w:val="18"/>
+                <w:szCs w:val="18"/>
+              </w:rPr>
+              <w:t xml:space="preserve">Observe Phase</w:t>
             </w:r>
           </w:p>
           <w:p>
@@ -9191,7 +9191,7 @@
             <w:pPr>
               <w:spacing w:after="20" w:before="0"/>
             </w:pPr>
-            <w:hyperlink w:history="1" r:id="rIdfn7f_gr8hmylpjythzwih">
+            <w:hyperlink w:history="1" r:id="rIdb-8xhpylriavfuqk4bruy">
               <w:r>
                 <w:rPr>
                   <w:rFonts w:ascii="Arial" w:cs="Arial" w:eastAsia="Arial" w:hAnsi="Arial"/>
@@ -9224,7 +9224,7 @@
               <w:spacing w:after="10" w:before="0"/>
               <w:ind w:left="120"/>
             </w:pPr>
-            <w:hyperlink w:history="1" r:id="rIdsshw5jylni8-cf1cvyk-f">
+            <w:hyperlink w:history="1" r:id="rIdp2emrtmcvyfrzkf9oxoyx">
               <w:r>
                 <w:rPr>
                   <w:rFonts w:ascii="Arial" w:cs="Arial" w:eastAsia="Arial" w:hAnsi="Arial"/>
@@ -9269,7 +9269,7 @@
             <w:pPr>
               <w:spacing w:after="20" w:before="0"/>
             </w:pPr>
-            <w:hyperlink w:history="1" r:id="rIdu_lhm6u1gd74kkupeg20h">
+            <w:hyperlink w:history="1" r:id="rId8q6hr2oa94fko26zwuvlr">
               <w:r>
                 <w:rPr>
                   <w:rFonts w:ascii="Arial" w:cs="Arial" w:eastAsia="Arial" w:hAnsi="Arial"/>
@@ -9302,7 +9302,7 @@
               <w:spacing w:after="10" w:before="0"/>
               <w:ind w:left="120"/>
             </w:pPr>
-            <w:hyperlink w:history="1" r:id="rIddkl4zkmx1wy_ey6pryli8">
+            <w:hyperlink w:history="1" r:id="rIdcwweaiqseydkn2yw3bhof">
               <w:r>
                 <w:rPr>
                   <w:rFonts w:ascii="Arial" w:cs="Arial" w:eastAsia="Arial" w:hAnsi="Arial"/>
@@ -9449,32 +9449,32 @@
         <w:tc>
           <w:tcPr>
             <w:tcW w:type="dxa" w:w="1520"/>
-            <w:shd w:fill="F2F2F2" w:color="auto" w:val="clear"/>
-            <w:tcMar>
-              <w:top w:type="dxa" w:w="60"/>
-              <w:left w:type="dxa" w:w="120"/>
-              <w:bottom w:type="dxa" w:w="60"/>
-              <w:right w:type="dxa" w:w="120"/>
-            </w:tcMar>
-            <w:vAlign w:val="top"/>
-          </w:tcPr>
-          <w:p>
-            <w:pPr>
-              <w:spacing w:after="40" w:before="0"/>
-              <w:jc w:val="left"/>
-            </w:pPr>
-            <w:r>
-              <w:rPr>
-                <w:rFonts w:ascii="Arial" w:cs="Arial" w:eastAsia="Arial" w:hAnsi="Arial"/>
-                <w:b/>
-                <w:bCs/>
-                <w:i w:val="false"/>
-                <w:iCs w:val="false"/>
-                <w:color w:val="000000"/>
-                <w:sz w:val="18"/>
-                <w:szCs w:val="18"/>
-              </w:rPr>
-              <w:t xml:space="preserve">Phase 3 — Explain</w:t>
+            <w:shd w:fill="E2EFDA" w:color="auto" w:val="clear"/>
+            <w:tcMar>
+              <w:top w:type="dxa" w:w="60"/>
+              <w:left w:type="dxa" w:w="120"/>
+              <w:bottom w:type="dxa" w:w="60"/>
+              <w:right w:type="dxa" w:w="120"/>
+            </w:tcMar>
+            <w:vAlign w:val="top"/>
+          </w:tcPr>
+          <w:p>
+            <w:pPr>
+              <w:spacing w:after="40" w:before="0"/>
+              <w:jc w:val="left"/>
+            </w:pPr>
+            <w:r>
+              <w:rPr>
+                <w:rFonts w:ascii="Arial" w:cs="Arial" w:eastAsia="Arial" w:hAnsi="Arial"/>
+                <w:b/>
+                <w:bCs/>
+                <w:i w:val="false"/>
+                <w:iCs w:val="false"/>
+                <w:color w:val="000000"/>
+                <w:sz w:val="18"/>
+                <w:szCs w:val="18"/>
+              </w:rPr>
+              <w:t xml:space="preserve">Explain Phase</w:t>
             </w:r>
           </w:p>
           <w:p>
@@ -9497,7 +9497,7 @@
             <w:pPr>
               <w:spacing w:after="20" w:before="0"/>
             </w:pPr>
-            <w:hyperlink w:history="1" r:id="rIdoevipz0bqiyctzg52pt-q">
+            <w:hyperlink w:history="1" r:id="rId_eyclyccqcucap7mvzx95">
               <w:r>
                 <w:rPr>
                   <w:rFonts w:ascii="Arial" w:cs="Arial" w:eastAsia="Arial" w:hAnsi="Arial"/>
@@ -9530,7 +9530,7 @@
               <w:spacing w:after="10" w:before="0"/>
               <w:ind w:left="120"/>
             </w:pPr>
-            <w:hyperlink w:history="1" r:id="rId-zwlgm7j9sknmgezjetob">
+            <w:hyperlink w:history="1" r:id="rIdqjjt0fghnbk4drdmvij-c">
               <w:r>
                 <w:rPr>
                   <w:rFonts w:ascii="Arial" w:cs="Arial" w:eastAsia="Arial" w:hAnsi="Arial"/>
@@ -9575,7 +9575,7 @@
             <w:pPr>
               <w:spacing w:after="20" w:before="0"/>
             </w:pPr>
-            <w:hyperlink w:history="1" r:id="rIdjutr_hwm04i1aswkx5gvb">
+            <w:hyperlink w:history="1" r:id="rIdbsmgs96xltxxvy1veizw4">
               <w:r>
                 <w:rPr>
                   <w:rFonts w:ascii="Arial" w:cs="Arial" w:eastAsia="Arial" w:hAnsi="Arial"/>
@@ -9608,7 +9608,7 @@
               <w:spacing w:after="10" w:before="0"/>
               <w:ind w:left="120"/>
             </w:pPr>
-            <w:hyperlink w:history="1" r:id="rId3tbtvbqc1nwzffz23_6yr">
+            <w:hyperlink w:history="1" r:id="rId1etfy_pzvhnj8w1rdbxqq">
               <w:r>
                 <w:rPr>
                   <w:rFonts w:ascii="Arial" w:cs="Arial" w:eastAsia="Arial" w:hAnsi="Arial"/>
@@ -9755,32 +9755,32 @@
         <w:tc>
           <w:tcPr>
             <w:tcW w:type="dxa" w:w="1520"/>
-            <w:shd w:fill="F2F2F2" w:color="auto" w:val="clear"/>
-            <w:tcMar>
-              <w:top w:type="dxa" w:w="60"/>
-              <w:left w:type="dxa" w:w="120"/>
-              <w:bottom w:type="dxa" w:w="60"/>
-              <w:right w:type="dxa" w:w="120"/>
-            </w:tcMar>
-            <w:vAlign w:val="top"/>
-          </w:tcPr>
-          <w:p>
-            <w:pPr>
-              <w:spacing w:after="40" w:before="0"/>
-              <w:jc w:val="left"/>
-            </w:pPr>
-            <w:r>
-              <w:rPr>
-                <w:rFonts w:ascii="Arial" w:cs="Arial" w:eastAsia="Arial" w:hAnsi="Arial"/>
-                <w:b/>
-                <w:bCs/>
-                <w:i w:val="false"/>
-                <w:iCs w:val="false"/>
-                <w:color w:val="000000"/>
-                <w:sz w:val="18"/>
-                <w:szCs w:val="18"/>
-              </w:rPr>
-              <w:t xml:space="preserve">Phase 4 — Driving Question Board (DQB) Update</w:t>
+            <w:shd w:fill="FCE4D6" w:color="auto" w:val="clear"/>
+            <w:tcMar>
+              <w:top w:type="dxa" w:w="60"/>
+              <w:left w:type="dxa" w:w="120"/>
+              <w:bottom w:type="dxa" w:w="60"/>
+              <w:right w:type="dxa" w:w="120"/>
+            </w:tcMar>
+            <w:vAlign w:val="top"/>
+          </w:tcPr>
+          <w:p>
+            <w:pPr>
+              <w:spacing w:after="40" w:before="0"/>
+              <w:jc w:val="left"/>
+            </w:pPr>
+            <w:r>
+              <w:rPr>
+                <w:rFonts w:ascii="Arial" w:cs="Arial" w:eastAsia="Arial" w:hAnsi="Arial"/>
+                <w:b/>
+                <w:bCs/>
+                <w:i w:val="false"/>
+                <w:iCs w:val="false"/>
+                <w:color w:val="000000"/>
+                <w:sz w:val="18"/>
+                <w:szCs w:val="18"/>
+              </w:rPr>
+              <w:t xml:space="preserve">Driving Question Board (DQB) Creation</w:t>
             </w:r>
           </w:p>
           <w:p>
@@ -9803,7 +9803,7 @@
             <w:pPr>
               <w:spacing w:after="20" w:before="0"/>
             </w:pPr>
-            <w:hyperlink w:history="1" r:id="rIdkh7oglypr37xi_b4fupoq">
+            <w:hyperlink w:history="1" r:id="rIdk2smn-i6xby4vhokjndjh">
               <w:r>
                 <w:rPr>
                   <w:rFonts w:ascii="Arial" w:cs="Arial" w:eastAsia="Arial" w:hAnsi="Arial"/>
@@ -9836,7 +9836,7 @@
               <w:spacing w:after="10" w:before="0"/>
               <w:ind w:left="120"/>
             </w:pPr>
-            <w:hyperlink w:history="1" r:id="rIdyejtpdxl2suhas79d37u-">
+            <w:hyperlink w:history="1" r:id="rIdcswzl_qvqdbnz0m9uvbco">
               <w:r>
                 <w:rPr>
                   <w:rFonts w:ascii="Arial" w:cs="Arial" w:eastAsia="Arial" w:hAnsi="Arial"/>
@@ -9881,7 +9881,7 @@
             <w:pPr>
               <w:spacing w:after="20" w:before="0"/>
             </w:pPr>
-            <w:hyperlink w:history="1" r:id="rIdjjnjvzirwblnoytrnbmaz">
+            <w:hyperlink w:history="1" r:id="rIdivxadk8ebzmyv0heuhnoe">
               <w:r>
                 <w:rPr>
                   <w:rFonts w:ascii="Arial" w:cs="Arial" w:eastAsia="Arial" w:hAnsi="Arial"/>
@@ -9914,7 +9914,7 @@
               <w:spacing w:after="10" w:before="0"/>
               <w:ind w:left="120"/>
             </w:pPr>
-            <w:hyperlink w:history="1" r:id="rIdxiey-xtzqjplq8_b9znjh">
+            <w:hyperlink w:history="1" r:id="rIdww0_3opg7blmlj1zzpdmn">
               <w:r>
                 <w:rPr>
                   <w:rFonts w:ascii="Arial" w:cs="Arial" w:eastAsia="Arial" w:hAnsi="Arial"/>
@@ -10061,32 +10061,32 @@
         <w:tc>
           <w:tcPr>
             <w:tcW w:type="dxa" w:w="1520"/>
-            <w:shd w:fill="F2F2F2" w:color="auto" w:val="clear"/>
-            <w:tcMar>
-              <w:top w:type="dxa" w:w="60"/>
-              <w:left w:type="dxa" w:w="120"/>
-              <w:bottom w:type="dxa" w:w="60"/>
-              <w:right w:type="dxa" w:w="120"/>
-            </w:tcMar>
-            <w:vAlign w:val="top"/>
-          </w:tcPr>
-          <w:p>
-            <w:pPr>
-              <w:spacing w:after="40" w:before="0"/>
-              <w:jc w:val="left"/>
-            </w:pPr>
-            <w:r>
-              <w:rPr>
-                <w:rFonts w:ascii="Arial" w:cs="Arial" w:eastAsia="Arial" w:hAnsi="Arial"/>
-                <w:b/>
-                <w:bCs/>
-                <w:i w:val="false"/>
-                <w:iCs w:val="false"/>
-                <w:color w:val="000000"/>
-                <w:sz w:val="18"/>
-                <w:szCs w:val="18"/>
-              </w:rPr>
-              <w:t xml:space="preserve">Phase 5 — Model Building</w:t>
+            <w:shd w:fill="D5E8F0" w:color="auto" w:val="clear"/>
+            <w:tcMar>
+              <w:top w:type="dxa" w:w="60"/>
+              <w:left w:type="dxa" w:w="120"/>
+              <w:bottom w:type="dxa" w:w="60"/>
+              <w:right w:type="dxa" w:w="120"/>
+            </w:tcMar>
+            <w:vAlign w:val="top"/>
+          </w:tcPr>
+          <w:p>
+            <w:pPr>
+              <w:spacing w:after="40" w:before="0"/>
+              <w:jc w:val="left"/>
+            </w:pPr>
+            <w:r>
+              <w:rPr>
+                <w:rFonts w:ascii="Arial" w:cs="Arial" w:eastAsia="Arial" w:hAnsi="Arial"/>
+                <w:b/>
+                <w:bCs/>
+                <w:i w:val="false"/>
+                <w:iCs w:val="false"/>
+                <w:color w:val="000000"/>
+                <w:sz w:val="18"/>
+                <w:szCs w:val="18"/>
+              </w:rPr>
+              <w:t xml:space="preserve">Model Building Phase</w:t>
             </w:r>
           </w:p>
           <w:p>
@@ -10109,7 +10109,7 @@
             <w:pPr>
               <w:spacing w:after="20" w:before="0"/>
             </w:pPr>
-            <w:hyperlink w:history="1" r:id="rIdvpz5syot_7mh4ll4pelk8">
+            <w:hyperlink w:history="1" r:id="rIdpmjbgpy7utz4wv2r3g7s9">
               <w:r>
                 <w:rPr>
                   <w:rFonts w:ascii="Arial" w:cs="Arial" w:eastAsia="Arial" w:hAnsi="Arial"/>
@@ -10142,7 +10142,7 @@
               <w:spacing w:after="10" w:before="0"/>
               <w:ind w:left="120"/>
             </w:pPr>
-            <w:hyperlink w:history="1" r:id="rId-co90o2snxddve1b2uivs">
+            <w:hyperlink w:history="1" r:id="rIdriwcxcyf2wuzqlenswjz1">
               <w:r>
                 <w:rPr>
                   <w:rFonts w:ascii="Arial" w:cs="Arial" w:eastAsia="Arial" w:hAnsi="Arial"/>
@@ -10187,7 +10187,7 @@
             <w:pPr>
               <w:spacing w:after="20" w:before="0"/>
             </w:pPr>
-            <w:hyperlink w:history="1" r:id="rIddeesdycvdq9qfcti645fv">
+            <w:hyperlink w:history="1" r:id="rIdtxrjdrvnly-tlcl7ig2lc">
               <w:r>
                 <w:rPr>
                   <w:rFonts w:ascii="Arial" w:cs="Arial" w:eastAsia="Arial" w:hAnsi="Arial"/>
@@ -10220,7 +10220,7 @@
               <w:spacing w:after="10" w:before="0"/>
               <w:ind w:left="120"/>
             </w:pPr>
-            <w:hyperlink w:history="1" r:id="rId_78u87z0zaktjggczgon5">
+            <w:hyperlink w:history="1" r:id="rIdq8p_thglkp6grmqblun6j">
               <w:r>
                 <w:rPr>
                   <w:rFonts w:ascii="Arial" w:cs="Arial" w:eastAsia="Arial" w:hAnsi="Arial"/>
@@ -11659,32 +11659,32 @@
         <w:tc>
           <w:tcPr>
             <w:tcW w:type="dxa" w:w="1520"/>
-            <w:shd w:fill="F2F2F2" w:color="auto" w:val="clear"/>
-            <w:tcMar>
-              <w:top w:type="dxa" w:w="60"/>
-              <w:left w:type="dxa" w:w="120"/>
-              <w:bottom w:type="dxa" w:w="60"/>
-              <w:right w:type="dxa" w:w="120"/>
-            </w:tcMar>
-            <w:vAlign w:val="top"/>
-          </w:tcPr>
-          <w:p>
-            <w:pPr>
-              <w:spacing w:after="40" w:before="0"/>
-              <w:jc w:val="left"/>
-            </w:pPr>
-            <w:r>
-              <w:rPr>
-                <w:rFonts w:ascii="Arial" w:cs="Arial" w:eastAsia="Arial" w:hAnsi="Arial"/>
-                <w:b/>
-                <w:bCs/>
-                <w:i w:val="false"/>
-                <w:iCs w:val="false"/>
-                <w:color w:val="000000"/>
-                <w:sz w:val="18"/>
-                <w:szCs w:val="18"/>
-              </w:rPr>
-              <w:t xml:space="preserve">Phase 1 — Predict</w:t>
+            <w:shd w:fill="EAD1F5" w:color="auto" w:val="clear"/>
+            <w:tcMar>
+              <w:top w:type="dxa" w:w="60"/>
+              <w:left w:type="dxa" w:w="120"/>
+              <w:bottom w:type="dxa" w:w="60"/>
+              <w:right w:type="dxa" w:w="120"/>
+            </w:tcMar>
+            <w:vAlign w:val="top"/>
+          </w:tcPr>
+          <w:p>
+            <w:pPr>
+              <w:spacing w:after="40" w:before="0"/>
+              <w:jc w:val="left"/>
+            </w:pPr>
+            <w:r>
+              <w:rPr>
+                <w:rFonts w:ascii="Arial" w:cs="Arial" w:eastAsia="Arial" w:hAnsi="Arial"/>
+                <w:b/>
+                <w:bCs/>
+                <w:i w:val="false"/>
+                <w:iCs w:val="false"/>
+                <w:color w:val="000000"/>
+                <w:sz w:val="18"/>
+                <w:szCs w:val="18"/>
+              </w:rPr>
+              <w:t xml:space="preserve">Predict Phase</w:t>
             </w:r>
           </w:p>
           <w:p>
@@ -11707,7 +11707,7 @@
             <w:pPr>
               <w:spacing w:after="20" w:before="0"/>
             </w:pPr>
-            <w:hyperlink w:history="1" r:id="rId0wgwa6ce2lcndssf3-u6x">
+            <w:hyperlink w:history="1" r:id="rIdrzwzewziuv5p-oa8-92ak">
               <w:r>
                 <w:rPr>
                   <w:rFonts w:ascii="Arial" w:cs="Arial" w:eastAsia="Arial" w:hAnsi="Arial"/>
@@ -11740,7 +11740,7 @@
               <w:spacing w:after="10" w:before="0"/>
               <w:ind w:left="120"/>
             </w:pPr>
-            <w:hyperlink w:history="1" r:id="rIdva6v4propqkair0ikhpsw">
+            <w:hyperlink w:history="1" r:id="rIdcbat3_cppd_o4qvhu1iuq">
               <w:r>
                 <w:rPr>
                   <w:rFonts w:ascii="Arial" w:cs="Arial" w:eastAsia="Arial" w:hAnsi="Arial"/>
@@ -11785,7 +11785,7 @@
             <w:pPr>
               <w:spacing w:after="20" w:before="0"/>
             </w:pPr>
-            <w:hyperlink w:history="1" r:id="rIdqi17wzbe4nrqwpyqgwz2a">
+            <w:hyperlink w:history="1" r:id="rIdnjmp_b8yelh6ldee1u0tf">
               <w:r>
                 <w:rPr>
                   <w:rFonts w:ascii="Arial" w:cs="Arial" w:eastAsia="Arial" w:hAnsi="Arial"/>
@@ -11818,7 +11818,7 @@
               <w:spacing w:after="10" w:before="0"/>
               <w:ind w:left="120"/>
             </w:pPr>
-            <w:hyperlink w:history="1" r:id="rIdclcolqqnpftu9gd8yi3z9">
+            <w:hyperlink w:history="1" r:id="rId3zb6boct4z3na7g05vf7z">
               <w:r>
                 <w:rPr>
                   <w:rFonts w:ascii="Arial" w:cs="Arial" w:eastAsia="Arial" w:hAnsi="Arial"/>
@@ -11965,32 +11965,32 @@
         <w:tc>
           <w:tcPr>
             <w:tcW w:type="dxa" w:w="1520"/>
-            <w:shd w:fill="F2F2F2" w:color="auto" w:val="clear"/>
-            <w:tcMar>
-              <w:top w:type="dxa" w:w="60"/>
-              <w:left w:type="dxa" w:w="120"/>
-              <w:bottom w:type="dxa" w:w="60"/>
-              <w:right w:type="dxa" w:w="120"/>
-            </w:tcMar>
-            <w:vAlign w:val="top"/>
-          </w:tcPr>
-          <w:p>
-            <w:pPr>
-              <w:spacing w:after="40" w:before="0"/>
-              <w:jc w:val="left"/>
-            </w:pPr>
-            <w:r>
-              <w:rPr>
-                <w:rFonts w:ascii="Arial" w:cs="Arial" w:eastAsia="Arial" w:hAnsi="Arial"/>
-                <w:b/>
-                <w:bCs/>
-                <w:i w:val="false"/>
-                <w:iCs w:val="false"/>
-                <w:color w:val="000000"/>
-                <w:sz w:val="18"/>
-                <w:szCs w:val="18"/>
-              </w:rPr>
-              <w:t xml:space="preserve">Phase 2 — Observe</w:t>
+            <w:shd w:fill="D9EEF1" w:color="auto" w:val="clear"/>
+            <w:tcMar>
+              <w:top w:type="dxa" w:w="60"/>
+              <w:left w:type="dxa" w:w="120"/>
+              <w:bottom w:type="dxa" w:w="60"/>
+              <w:right w:type="dxa" w:w="120"/>
+            </w:tcMar>
+            <w:vAlign w:val="top"/>
+          </w:tcPr>
+          <w:p>
+            <w:pPr>
+              <w:spacing w:after="40" w:before="0"/>
+              <w:jc w:val="left"/>
+            </w:pPr>
+            <w:r>
+              <w:rPr>
+                <w:rFonts w:ascii="Arial" w:cs="Arial" w:eastAsia="Arial" w:hAnsi="Arial"/>
+                <w:b/>
+                <w:bCs/>
+                <w:i w:val="false"/>
+                <w:iCs w:val="false"/>
+                <w:color w:val="000000"/>
+                <w:sz w:val="18"/>
+                <w:szCs w:val="18"/>
+              </w:rPr>
+              <w:t xml:space="preserve">Observe Phase</w:t>
             </w:r>
           </w:p>
           <w:p>
@@ -12013,7 +12013,7 @@
             <w:pPr>
               <w:spacing w:after="20" w:before="0"/>
             </w:pPr>
-            <w:hyperlink w:history="1" r:id="rIdfu5l0elb9vw91i0skmxbn">
+            <w:hyperlink w:history="1" r:id="rIda2koxr7y9ozeyypallcag">
               <w:r>
                 <w:rPr>
                   <w:rFonts w:ascii="Arial" w:cs="Arial" w:eastAsia="Arial" w:hAnsi="Arial"/>
@@ -12046,7 +12046,7 @@
               <w:spacing w:after="10" w:before="0"/>
               <w:ind w:left="120"/>
             </w:pPr>
-            <w:hyperlink w:history="1" r:id="rIdnxfey1kkaje5rx2hmrsv0">
+            <w:hyperlink w:history="1" r:id="rId0ioccbe1udyv-6urogb9o">
               <w:r>
                 <w:rPr>
                   <w:rFonts w:ascii="Arial" w:cs="Arial" w:eastAsia="Arial" w:hAnsi="Arial"/>
@@ -12091,7 +12091,7 @@
             <w:pPr>
               <w:spacing w:after="20" w:before="0"/>
             </w:pPr>
-            <w:hyperlink w:history="1" r:id="rIdef9orrjbiqdfpczdurngp">
+            <w:hyperlink w:history="1" r:id="rIdwsf5qgjozeeebx6tb13b9">
               <w:r>
                 <w:rPr>
                   <w:rFonts w:ascii="Arial" w:cs="Arial" w:eastAsia="Arial" w:hAnsi="Arial"/>
@@ -12124,7 +12124,7 @@
               <w:spacing w:after="10" w:before="0"/>
               <w:ind w:left="120"/>
             </w:pPr>
-            <w:hyperlink w:history="1" r:id="rIdsle3vs0kgytcvv32qgrua">
+            <w:hyperlink w:history="1" r:id="rIdlc7h9ptgfpjbphjxk3pdi">
               <w:r>
                 <w:rPr>
                   <w:rFonts w:ascii="Arial" w:cs="Arial" w:eastAsia="Arial" w:hAnsi="Arial"/>
@@ -12271,32 +12271,32 @@
         <w:tc>
           <w:tcPr>
             <w:tcW w:type="dxa" w:w="1520"/>
-            <w:shd w:fill="F2F2F2" w:color="auto" w:val="clear"/>
-            <w:tcMar>
-              <w:top w:type="dxa" w:w="60"/>
-              <w:left w:type="dxa" w:w="120"/>
-              <w:bottom w:type="dxa" w:w="60"/>
-              <w:right w:type="dxa" w:w="120"/>
-            </w:tcMar>
-            <w:vAlign w:val="top"/>
-          </w:tcPr>
-          <w:p>
-            <w:pPr>
-              <w:spacing w:after="40" w:before="0"/>
-              <w:jc w:val="left"/>
-            </w:pPr>
-            <w:r>
-              <w:rPr>
-                <w:rFonts w:ascii="Arial" w:cs="Arial" w:eastAsia="Arial" w:hAnsi="Arial"/>
-                <w:b/>
-                <w:bCs/>
-                <w:i w:val="false"/>
-                <w:iCs w:val="false"/>
-                <w:color w:val="000000"/>
-                <w:sz w:val="18"/>
-                <w:szCs w:val="18"/>
-              </w:rPr>
-              <w:t xml:space="preserve">Phase 3 — Explain</w:t>
+            <w:shd w:fill="E2EFDA" w:color="auto" w:val="clear"/>
+            <w:tcMar>
+              <w:top w:type="dxa" w:w="60"/>
+              <w:left w:type="dxa" w:w="120"/>
+              <w:bottom w:type="dxa" w:w="60"/>
+              <w:right w:type="dxa" w:w="120"/>
+            </w:tcMar>
+            <w:vAlign w:val="top"/>
+          </w:tcPr>
+          <w:p>
+            <w:pPr>
+              <w:spacing w:after="40" w:before="0"/>
+              <w:jc w:val="left"/>
+            </w:pPr>
+            <w:r>
+              <w:rPr>
+                <w:rFonts w:ascii="Arial" w:cs="Arial" w:eastAsia="Arial" w:hAnsi="Arial"/>
+                <w:b/>
+                <w:bCs/>
+                <w:i w:val="false"/>
+                <w:iCs w:val="false"/>
+                <w:color w:val="000000"/>
+                <w:sz w:val="18"/>
+                <w:szCs w:val="18"/>
+              </w:rPr>
+              <w:t xml:space="preserve">Explain Phase</w:t>
             </w:r>
           </w:p>
           <w:p>
@@ -12319,7 +12319,7 @@
             <w:pPr>
               <w:spacing w:after="20" w:before="0"/>
             </w:pPr>
-            <w:hyperlink w:history="1" r:id="rIdqyjjtdjz1xnrcfevrvbh1">
+            <w:hyperlink w:history="1" r:id="rId2isyub7dzlpp0mtubxinp">
               <w:r>
                 <w:rPr>
                   <w:rFonts w:ascii="Arial" w:cs="Arial" w:eastAsia="Arial" w:hAnsi="Arial"/>
@@ -12352,7 +12352,7 @@
               <w:spacing w:after="10" w:before="0"/>
               <w:ind w:left="120"/>
             </w:pPr>
-            <w:hyperlink w:history="1" r:id="rId-efvvcquqa-_mlt3byvh1">
+            <w:hyperlink w:history="1" r:id="rId_yf8ftqb-ztrrf1ep70ar">
               <w:r>
                 <w:rPr>
                   <w:rFonts w:ascii="Arial" w:cs="Arial" w:eastAsia="Arial" w:hAnsi="Arial"/>
@@ -12397,7 +12397,7 @@
             <w:pPr>
               <w:spacing w:after="20" w:before="0"/>
             </w:pPr>
-            <w:hyperlink w:history="1" r:id="rIdieao4hkyxzigeuqvttgcb">
+            <w:hyperlink w:history="1" r:id="rIda6bndw-brl-u7t5j8ucc9">
               <w:r>
                 <w:rPr>
                   <w:rFonts w:ascii="Arial" w:cs="Arial" w:eastAsia="Arial" w:hAnsi="Arial"/>
@@ -12430,7 +12430,7 @@
               <w:spacing w:after="10" w:before="0"/>
               <w:ind w:left="120"/>
             </w:pPr>
-            <w:hyperlink w:history="1" r:id="rIdpenattzqwnescdls-e_c0">
+            <w:hyperlink w:history="1" r:id="rIdhlznk1-idd4r6pu7vlu6p">
               <w:r>
                 <w:rPr>
                   <w:rFonts w:ascii="Arial" w:cs="Arial" w:eastAsia="Arial" w:hAnsi="Arial"/>
@@ -12577,32 +12577,32 @@
         <w:tc>
           <w:tcPr>
             <w:tcW w:type="dxa" w:w="1520"/>
-            <w:shd w:fill="F2F2F2" w:color="auto" w:val="clear"/>
-            <w:tcMar>
-              <w:top w:type="dxa" w:w="60"/>
-              <w:left w:type="dxa" w:w="120"/>
-              <w:bottom w:type="dxa" w:w="60"/>
-              <w:right w:type="dxa" w:w="120"/>
-            </w:tcMar>
-            <w:vAlign w:val="top"/>
-          </w:tcPr>
-          <w:p>
-            <w:pPr>
-              <w:spacing w:after="40" w:before="0"/>
-              <w:jc w:val="left"/>
-            </w:pPr>
-            <w:r>
-              <w:rPr>
-                <w:rFonts w:ascii="Arial" w:cs="Arial" w:eastAsia="Arial" w:hAnsi="Arial"/>
-                <w:b/>
-                <w:bCs/>
-                <w:i w:val="false"/>
-                <w:iCs w:val="false"/>
-                <w:color w:val="000000"/>
-                <w:sz w:val="18"/>
-                <w:szCs w:val="18"/>
-              </w:rPr>
-              <w:t xml:space="preserve">Phase 4 — Driving Question Board (DQB) Update</w:t>
+            <w:shd w:fill="FCE4D6" w:color="auto" w:val="clear"/>
+            <w:tcMar>
+              <w:top w:type="dxa" w:w="60"/>
+              <w:left w:type="dxa" w:w="120"/>
+              <w:bottom w:type="dxa" w:w="60"/>
+              <w:right w:type="dxa" w:w="120"/>
+            </w:tcMar>
+            <w:vAlign w:val="top"/>
+          </w:tcPr>
+          <w:p>
+            <w:pPr>
+              <w:spacing w:after="40" w:before="0"/>
+              <w:jc w:val="left"/>
+            </w:pPr>
+            <w:r>
+              <w:rPr>
+                <w:rFonts w:ascii="Arial" w:cs="Arial" w:eastAsia="Arial" w:hAnsi="Arial"/>
+                <w:b/>
+                <w:bCs/>
+                <w:i w:val="false"/>
+                <w:iCs w:val="false"/>
+                <w:color w:val="000000"/>
+                <w:sz w:val="18"/>
+                <w:szCs w:val="18"/>
+              </w:rPr>
+              <w:t xml:space="preserve">Driving Question Board (DQB) Creation</w:t>
             </w:r>
           </w:p>
           <w:p>
@@ -12625,7 +12625,7 @@
             <w:pPr>
               <w:spacing w:after="20" w:before="0"/>
             </w:pPr>
-            <w:hyperlink w:history="1" r:id="rIdpclbl3hig_oyufdduoyh7">
+            <w:hyperlink w:history="1" r:id="rId-tqkarg_cczphpket4gs2">
               <w:r>
                 <w:rPr>
                   <w:rFonts w:ascii="Arial" w:cs="Arial" w:eastAsia="Arial" w:hAnsi="Arial"/>
@@ -12658,7 +12658,7 @@
               <w:spacing w:after="10" w:before="0"/>
               <w:ind w:left="120"/>
             </w:pPr>
-            <w:hyperlink w:history="1" r:id="rId-gfthbbccwjmzyau9f0qv">
+            <w:hyperlink w:history="1" r:id="rIdcf8fdwbr-ane22yghrhce">
               <w:r>
                 <w:rPr>
                   <w:rFonts w:ascii="Arial" w:cs="Arial" w:eastAsia="Arial" w:hAnsi="Arial"/>
@@ -12703,7 +12703,7 @@
             <w:pPr>
               <w:spacing w:after="20" w:before="0"/>
             </w:pPr>
-            <w:hyperlink w:history="1" r:id="rId23gj5ymgzlvsqbcialyqa">
+            <w:hyperlink w:history="1" r:id="rIdelsbr5vktbihjznw6lcyx">
               <w:r>
                 <w:rPr>
                   <w:rFonts w:ascii="Arial" w:cs="Arial" w:eastAsia="Arial" w:hAnsi="Arial"/>
@@ -12736,7 +12736,7 @@
               <w:spacing w:after="10" w:before="0"/>
               <w:ind w:left="120"/>
             </w:pPr>
-            <w:hyperlink w:history="1" r:id="rIdj2pmthv9jczdanphyvsgp">
+            <w:hyperlink w:history="1" r:id="rIdpgatygl8e_ev_rdpv1nqc">
               <w:r>
                 <w:rPr>
                   <w:rFonts w:ascii="Arial" w:cs="Arial" w:eastAsia="Arial" w:hAnsi="Arial"/>
@@ -12883,32 +12883,32 @@
         <w:tc>
           <w:tcPr>
             <w:tcW w:type="dxa" w:w="1520"/>
-            <w:shd w:fill="F2F2F2" w:color="auto" w:val="clear"/>
-            <w:tcMar>
-              <w:top w:type="dxa" w:w="60"/>
-              <w:left w:type="dxa" w:w="120"/>
-              <w:bottom w:type="dxa" w:w="60"/>
-              <w:right w:type="dxa" w:w="120"/>
-            </w:tcMar>
-            <w:vAlign w:val="top"/>
-          </w:tcPr>
-          <w:p>
-            <w:pPr>
-              <w:spacing w:after="40" w:before="0"/>
-              <w:jc w:val="left"/>
-            </w:pPr>
-            <w:r>
-              <w:rPr>
-                <w:rFonts w:ascii="Arial" w:cs="Arial" w:eastAsia="Arial" w:hAnsi="Arial"/>
-                <w:b/>
-                <w:bCs/>
-                <w:i w:val="false"/>
-                <w:iCs w:val="false"/>
-                <w:color w:val="000000"/>
-                <w:sz w:val="18"/>
-                <w:szCs w:val="18"/>
-              </w:rPr>
-              <w:t xml:space="preserve">Phase 5 — Model Building</w:t>
+            <w:shd w:fill="D5E8F0" w:color="auto" w:val="clear"/>
+            <w:tcMar>
+              <w:top w:type="dxa" w:w="60"/>
+              <w:left w:type="dxa" w:w="120"/>
+              <w:bottom w:type="dxa" w:w="60"/>
+              <w:right w:type="dxa" w:w="120"/>
+            </w:tcMar>
+            <w:vAlign w:val="top"/>
+          </w:tcPr>
+          <w:p>
+            <w:pPr>
+              <w:spacing w:after="40" w:before="0"/>
+              <w:jc w:val="left"/>
+            </w:pPr>
+            <w:r>
+              <w:rPr>
+                <w:rFonts w:ascii="Arial" w:cs="Arial" w:eastAsia="Arial" w:hAnsi="Arial"/>
+                <w:b/>
+                <w:bCs/>
+                <w:i w:val="false"/>
+                <w:iCs w:val="false"/>
+                <w:color w:val="000000"/>
+                <w:sz w:val="18"/>
+                <w:szCs w:val="18"/>
+              </w:rPr>
+              <w:t xml:space="preserve">Model Building Phase</w:t>
             </w:r>
           </w:p>
           <w:p>
@@ -12931,7 +12931,7 @@
             <w:pPr>
               <w:spacing w:after="20" w:before="0"/>
             </w:pPr>
-            <w:hyperlink w:history="1" r:id="rIdgqjj1x2atgyk6vkplczpt">
+            <w:hyperlink w:history="1" r:id="rIdkzbuulxuicj7ysiv-s2we">
               <w:r>
                 <w:rPr>
                   <w:rFonts w:ascii="Arial" w:cs="Arial" w:eastAsia="Arial" w:hAnsi="Arial"/>
@@ -12964,7 +12964,7 @@
               <w:spacing w:after="10" w:before="0"/>
               <w:ind w:left="120"/>
             </w:pPr>
-            <w:hyperlink w:history="1" r:id="rIdtcnuznn9jvuxs_iewgccc">
+            <w:hyperlink w:history="1" r:id="rIdlwymnnpof4slbqqqt8nzg">
               <w:r>
                 <w:rPr>
                   <w:rFonts w:ascii="Arial" w:cs="Arial" w:eastAsia="Arial" w:hAnsi="Arial"/>
@@ -13009,7 +13009,7 @@
             <w:pPr>
               <w:spacing w:after="20" w:before="0"/>
             </w:pPr>
-            <w:hyperlink w:history="1" r:id="rIdvyztzpua_pshmo3_hiqzs">
+            <w:hyperlink w:history="1" r:id="rIdkaipeuxyrxcuvqltllt9t">
               <w:r>
                 <w:rPr>
                   <w:rFonts w:ascii="Arial" w:cs="Arial" w:eastAsia="Arial" w:hAnsi="Arial"/>
@@ -13042,7 +13042,7 @@
               <w:spacing w:after="10" w:before="0"/>
               <w:ind w:left="120"/>
             </w:pPr>
-            <w:hyperlink w:history="1" r:id="rIdhuasliad1x4qjz18todxl">
+            <w:hyperlink w:history="1" r:id="rId6yrkh-fy1x6zyzkn6uy_n">
               <w:r>
                 <w:rPr>
                   <w:rFonts w:ascii="Arial" w:cs="Arial" w:eastAsia="Arial" w:hAnsi="Arial"/>
@@ -14576,32 +14576,32 @@
         <w:tc>
           <w:tcPr>
             <w:tcW w:type="dxa" w:w="1520"/>
-            <w:shd w:fill="F2F2F2" w:color="auto" w:val="clear"/>
-            <w:tcMar>
-              <w:top w:type="dxa" w:w="60"/>
-              <w:left w:type="dxa" w:w="120"/>
-              <w:bottom w:type="dxa" w:w="60"/>
-              <w:right w:type="dxa" w:w="120"/>
-            </w:tcMar>
-            <w:vAlign w:val="top"/>
-          </w:tcPr>
-          <w:p>
-            <w:pPr>
-              <w:spacing w:after="40" w:before="0"/>
-              <w:jc w:val="left"/>
-            </w:pPr>
-            <w:r>
-              <w:rPr>
-                <w:rFonts w:ascii="Arial" w:cs="Arial" w:eastAsia="Arial" w:hAnsi="Arial"/>
-                <w:b/>
-                <w:bCs/>
-                <w:i w:val="false"/>
-                <w:iCs w:val="false"/>
-                <w:color w:val="000000"/>
-                <w:sz w:val="18"/>
-                <w:szCs w:val="18"/>
-              </w:rPr>
-              <w:t xml:space="preserve">Phase 1 — Predict</w:t>
+            <w:shd w:fill="EAD1F5" w:color="auto" w:val="clear"/>
+            <w:tcMar>
+              <w:top w:type="dxa" w:w="60"/>
+              <w:left w:type="dxa" w:w="120"/>
+              <w:bottom w:type="dxa" w:w="60"/>
+              <w:right w:type="dxa" w:w="120"/>
+            </w:tcMar>
+            <w:vAlign w:val="top"/>
+          </w:tcPr>
+          <w:p>
+            <w:pPr>
+              <w:spacing w:after="40" w:before="0"/>
+              <w:jc w:val="left"/>
+            </w:pPr>
+            <w:r>
+              <w:rPr>
+                <w:rFonts w:ascii="Arial" w:cs="Arial" w:eastAsia="Arial" w:hAnsi="Arial"/>
+                <w:b/>
+                <w:bCs/>
+                <w:i w:val="false"/>
+                <w:iCs w:val="false"/>
+                <w:color w:val="000000"/>
+                <w:sz w:val="18"/>
+                <w:szCs w:val="18"/>
+              </w:rPr>
+              <w:t xml:space="preserve">Predict Phase</w:t>
             </w:r>
           </w:p>
           <w:p>
@@ -14624,7 +14624,7 @@
             <w:pPr>
               <w:spacing w:after="20" w:before="0"/>
             </w:pPr>
-            <w:hyperlink w:history="1" r:id="rIdm7i6o8gmzeofdb15ha5ft">
+            <w:hyperlink w:history="1" r:id="rIdeslcumxf3zuwyjowck1iz">
               <w:r>
                 <w:rPr>
                   <w:rFonts w:ascii="Arial" w:cs="Arial" w:eastAsia="Arial" w:hAnsi="Arial"/>
@@ -14657,7 +14657,7 @@
               <w:spacing w:after="10" w:before="0"/>
               <w:ind w:left="120"/>
             </w:pPr>
-            <w:hyperlink w:history="1" r:id="rIdhzwf4kkxdoh4tevw-zfit">
+            <w:hyperlink w:history="1" r:id="rIdfdqwnnmf96ficuf60zpfv">
               <w:r>
                 <w:rPr>
                   <w:rFonts w:ascii="Arial" w:cs="Arial" w:eastAsia="Arial" w:hAnsi="Arial"/>
@@ -14702,7 +14702,7 @@
             <w:pPr>
               <w:spacing w:after="20" w:before="0"/>
             </w:pPr>
-            <w:hyperlink w:history="1" r:id="rIdsjdjzkxhk3ps7bg_t5u-u">
+            <w:hyperlink w:history="1" r:id="rId5jyxrjaryjw8zuf3eruhb">
               <w:r>
                 <w:rPr>
                   <w:rFonts w:ascii="Arial" w:cs="Arial" w:eastAsia="Arial" w:hAnsi="Arial"/>
@@ -14735,7 +14735,7 @@
               <w:spacing w:after="10" w:before="0"/>
               <w:ind w:left="120"/>
             </w:pPr>
-            <w:hyperlink w:history="1" r:id="rIdxd9asxkvcgfz0w6agw3hk">
+            <w:hyperlink w:history="1" r:id="rIdxvnzepdzliyz1x1rcbqmt">
               <w:r>
                 <w:rPr>
                   <w:rFonts w:ascii="Arial" w:cs="Arial" w:eastAsia="Arial" w:hAnsi="Arial"/>
@@ -14882,32 +14882,32 @@
         <w:tc>
           <w:tcPr>
             <w:tcW w:type="dxa" w:w="1520"/>
-            <w:shd w:fill="F2F2F2" w:color="auto" w:val="clear"/>
-            <w:tcMar>
-              <w:top w:type="dxa" w:w="60"/>
-              <w:left w:type="dxa" w:w="120"/>
-              <w:bottom w:type="dxa" w:w="60"/>
-              <w:right w:type="dxa" w:w="120"/>
-            </w:tcMar>
-            <w:vAlign w:val="top"/>
-          </w:tcPr>
-          <w:p>
-            <w:pPr>
-              <w:spacing w:after="40" w:before="0"/>
-              <w:jc w:val="left"/>
-            </w:pPr>
-            <w:r>
-              <w:rPr>
-                <w:rFonts w:ascii="Arial" w:cs="Arial" w:eastAsia="Arial" w:hAnsi="Arial"/>
-                <w:b/>
-                <w:bCs/>
-                <w:i w:val="false"/>
-                <w:iCs w:val="false"/>
-                <w:color w:val="000000"/>
-                <w:sz w:val="18"/>
-                <w:szCs w:val="18"/>
-              </w:rPr>
-              <w:t xml:space="preserve">Phase 2 — Observe</w:t>
+            <w:shd w:fill="D9EEF1" w:color="auto" w:val="clear"/>
+            <w:tcMar>
+              <w:top w:type="dxa" w:w="60"/>
+              <w:left w:type="dxa" w:w="120"/>
+              <w:bottom w:type="dxa" w:w="60"/>
+              <w:right w:type="dxa" w:w="120"/>
+            </w:tcMar>
+            <w:vAlign w:val="top"/>
+          </w:tcPr>
+          <w:p>
+            <w:pPr>
+              <w:spacing w:after="40" w:before="0"/>
+              <w:jc w:val="left"/>
+            </w:pPr>
+            <w:r>
+              <w:rPr>
+                <w:rFonts w:ascii="Arial" w:cs="Arial" w:eastAsia="Arial" w:hAnsi="Arial"/>
+                <w:b/>
+                <w:bCs/>
+                <w:i w:val="false"/>
+                <w:iCs w:val="false"/>
+                <w:color w:val="000000"/>
+                <w:sz w:val="18"/>
+                <w:szCs w:val="18"/>
+              </w:rPr>
+              <w:t xml:space="preserve">Observe Phase</w:t>
             </w:r>
           </w:p>
           <w:p>
@@ -14930,7 +14930,7 @@
             <w:pPr>
               <w:spacing w:after="20" w:before="0"/>
             </w:pPr>
-            <w:hyperlink w:history="1" r:id="rIdgua7mcxvxw_cmpd1vcq7q">
+            <w:hyperlink w:history="1" r:id="rIdrkbuhkxet20zjrbx4f2sg">
               <w:r>
                 <w:rPr>
                   <w:rFonts w:ascii="Arial" w:cs="Arial" w:eastAsia="Arial" w:hAnsi="Arial"/>
@@ -14963,7 +14963,7 @@
               <w:spacing w:after="10" w:before="0"/>
               <w:ind w:left="120"/>
             </w:pPr>
-            <w:hyperlink w:history="1" r:id="rIdo5qlyn03zy4segiyhu_kc">
+            <w:hyperlink w:history="1" r:id="rIdcymgjmmilme8xkbrh7oio">
               <w:r>
                 <w:rPr>
                   <w:rFonts w:ascii="Arial" w:cs="Arial" w:eastAsia="Arial" w:hAnsi="Arial"/>
@@ -15008,7 +15008,7 @@
             <w:pPr>
               <w:spacing w:after="20" w:before="0"/>
             </w:pPr>
-            <w:hyperlink w:history="1" r:id="rIdopw5pupcepdguipdq32wo">
+            <w:hyperlink w:history="1" r:id="rIdahyllxauepm_yq3jrn4iu">
               <w:r>
                 <w:rPr>
                   <w:rFonts w:ascii="Arial" w:cs="Arial" w:eastAsia="Arial" w:hAnsi="Arial"/>
@@ -15041,7 +15041,7 @@
               <w:spacing w:after="10" w:before="0"/>
               <w:ind w:left="120"/>
             </w:pPr>
-            <w:hyperlink w:history="1" r:id="rIdcu9jr9a2oia7xm5-nakba">
+            <w:hyperlink w:history="1" r:id="rIdriiiqcm7iopsvhfe-yui4">
               <w:r>
                 <w:rPr>
                   <w:rFonts w:ascii="Arial" w:cs="Arial" w:eastAsia="Arial" w:hAnsi="Arial"/>
@@ -15188,32 +15188,32 @@
         <w:tc>
           <w:tcPr>
             <w:tcW w:type="dxa" w:w="1520"/>
-            <w:shd w:fill="F2F2F2" w:color="auto" w:val="clear"/>
-            <w:tcMar>
-              <w:top w:type="dxa" w:w="60"/>
-              <w:left w:type="dxa" w:w="120"/>
-              <w:bottom w:type="dxa" w:w="60"/>
-              <w:right w:type="dxa" w:w="120"/>
-            </w:tcMar>
-            <w:vAlign w:val="top"/>
-          </w:tcPr>
-          <w:p>
-            <w:pPr>
-              <w:spacing w:after="40" w:before="0"/>
-              <w:jc w:val="left"/>
-            </w:pPr>
-            <w:r>
-              <w:rPr>
-                <w:rFonts w:ascii="Arial" w:cs="Arial" w:eastAsia="Arial" w:hAnsi="Arial"/>
-                <w:b/>
-                <w:bCs/>
-                <w:i w:val="false"/>
-                <w:iCs w:val="false"/>
-                <w:color w:val="000000"/>
-                <w:sz w:val="18"/>
-                <w:szCs w:val="18"/>
-              </w:rPr>
-              <w:t xml:space="preserve">Phase 3 — Explain</w:t>
+            <w:shd w:fill="E2EFDA" w:color="auto" w:val="clear"/>
+            <w:tcMar>
+              <w:top w:type="dxa" w:w="60"/>
+              <w:left w:type="dxa" w:w="120"/>
+              <w:bottom w:type="dxa" w:w="60"/>
+              <w:right w:type="dxa" w:w="120"/>
+            </w:tcMar>
+            <w:vAlign w:val="top"/>
+          </w:tcPr>
+          <w:p>
+            <w:pPr>
+              <w:spacing w:after="40" w:before="0"/>
+              <w:jc w:val="left"/>
+            </w:pPr>
+            <w:r>
+              <w:rPr>
+                <w:rFonts w:ascii="Arial" w:cs="Arial" w:eastAsia="Arial" w:hAnsi="Arial"/>
+                <w:b/>
+                <w:bCs/>
+                <w:i w:val="false"/>
+                <w:iCs w:val="false"/>
+                <w:color w:val="000000"/>
+                <w:sz w:val="18"/>
+                <w:szCs w:val="18"/>
+              </w:rPr>
+              <w:t xml:space="preserve">Explain Phase</w:t>
             </w:r>
           </w:p>
           <w:p>
@@ -15236,7 +15236,7 @@
             <w:pPr>
               <w:spacing w:after="20" w:before="0"/>
             </w:pPr>
-            <w:hyperlink w:history="1" r:id="rId_h9pqxthffvn1vlhm_vt1">
+            <w:hyperlink w:history="1" r:id="rId1tunvs1vvcu3pva7fnsog">
               <w:r>
                 <w:rPr>
                   <w:rFonts w:ascii="Arial" w:cs="Arial" w:eastAsia="Arial" w:hAnsi="Arial"/>
@@ -15269,7 +15269,7 @@
               <w:spacing w:after="10" w:before="0"/>
               <w:ind w:left="120"/>
             </w:pPr>
-            <w:hyperlink w:history="1" r:id="rIdhdu1_2nz_wiekrmypxvdx">
+            <w:hyperlink w:history="1" r:id="rId1puymjjm3cqszodwf1ibq">
               <w:r>
                 <w:rPr>
                   <w:rFonts w:ascii="Arial" w:cs="Arial" w:eastAsia="Arial" w:hAnsi="Arial"/>
@@ -15314,7 +15314,7 @@
             <w:pPr>
               <w:spacing w:after="20" w:before="0"/>
             </w:pPr>
-            <w:hyperlink w:history="1" r:id="rIdszjrs2twdg63hh1cr00un">
+            <w:hyperlink w:history="1" r:id="rIdo3dkpoyml0cqyypc461v7">
               <w:r>
                 <w:rPr>
                   <w:rFonts w:ascii="Arial" w:cs="Arial" w:eastAsia="Arial" w:hAnsi="Arial"/>
@@ -15347,7 +15347,7 @@
               <w:spacing w:after="10" w:before="0"/>
               <w:ind w:left="120"/>
             </w:pPr>
-            <w:hyperlink w:history="1" r:id="rIdjmv624ehcbxkprj-eeq8h">
+            <w:hyperlink w:history="1" r:id="rIdeg_km7c3p9wie5kad7frd">
               <w:r>
                 <w:rPr>
                   <w:rFonts w:ascii="Arial" w:cs="Arial" w:eastAsia="Arial" w:hAnsi="Arial"/>
@@ -15494,32 +15494,32 @@
         <w:tc>
           <w:tcPr>
             <w:tcW w:type="dxa" w:w="1520"/>
-            <w:shd w:fill="F2F2F2" w:color="auto" w:val="clear"/>
-            <w:tcMar>
-              <w:top w:type="dxa" w:w="60"/>
-              <w:left w:type="dxa" w:w="120"/>
-              <w:bottom w:type="dxa" w:w="60"/>
-              <w:right w:type="dxa" w:w="120"/>
-            </w:tcMar>
-            <w:vAlign w:val="top"/>
-          </w:tcPr>
-          <w:p>
-            <w:pPr>
-              <w:spacing w:after="40" w:before="0"/>
-              <w:jc w:val="left"/>
-            </w:pPr>
-            <w:r>
-              <w:rPr>
-                <w:rFonts w:ascii="Arial" w:cs="Arial" w:eastAsia="Arial" w:hAnsi="Arial"/>
-                <w:b/>
-                <w:bCs/>
-                <w:i w:val="false"/>
-                <w:iCs w:val="false"/>
-                <w:color w:val="000000"/>
-                <w:sz w:val="18"/>
-                <w:szCs w:val="18"/>
-              </w:rPr>
-              <w:t xml:space="preserve">Phase 4 — Driving Question Board (DQB) Creation</w:t>
+            <w:shd w:fill="FCE4D6" w:color="auto" w:val="clear"/>
+            <w:tcMar>
+              <w:top w:type="dxa" w:w="60"/>
+              <w:left w:type="dxa" w:w="120"/>
+              <w:bottom w:type="dxa" w:w="60"/>
+              <w:right w:type="dxa" w:w="120"/>
+            </w:tcMar>
+            <w:vAlign w:val="top"/>
+          </w:tcPr>
+          <w:p>
+            <w:pPr>
+              <w:spacing w:after="40" w:before="0"/>
+              <w:jc w:val="left"/>
+            </w:pPr>
+            <w:r>
+              <w:rPr>
+                <w:rFonts w:ascii="Arial" w:cs="Arial" w:eastAsia="Arial" w:hAnsi="Arial"/>
+                <w:b/>
+                <w:bCs/>
+                <w:i w:val="false"/>
+                <w:iCs w:val="false"/>
+                <w:color w:val="000000"/>
+                <w:sz w:val="18"/>
+                <w:szCs w:val="18"/>
+              </w:rPr>
+              <w:t xml:space="preserve">Driving Question Board (DQB) Creation</w:t>
             </w:r>
           </w:p>
           <w:p>
@@ -15542,7 +15542,7 @@
             <w:pPr>
               <w:spacing w:after="20" w:before="0"/>
             </w:pPr>
-            <w:hyperlink w:history="1" r:id="rIdxrvem3boaibvv6qjrqspo">
+            <w:hyperlink w:history="1" r:id="rIdlzixveulecbwi9bzkvusr">
               <w:r>
                 <w:rPr>
                   <w:rFonts w:ascii="Arial" w:cs="Arial" w:eastAsia="Arial" w:hAnsi="Arial"/>
@@ -15575,7 +15575,7 @@
               <w:spacing w:after="10" w:before="0"/>
               <w:ind w:left="120"/>
             </w:pPr>
-            <w:hyperlink w:history="1" r:id="rIdlx_vi8ychcqrmkeeq8q5w">
+            <w:hyperlink w:history="1" r:id="rIdtidutru7o1a7gfr6get8o">
               <w:r>
                 <w:rPr>
                   <w:rFonts w:ascii="Arial" w:cs="Arial" w:eastAsia="Arial" w:hAnsi="Arial"/>
@@ -15620,7 +15620,7 @@
             <w:pPr>
               <w:spacing w:after="20" w:before="0"/>
             </w:pPr>
-            <w:hyperlink w:history="1" r:id="rIdgnwbi0x-3hfsjqg8bu8-s">
+            <w:hyperlink w:history="1" r:id="rIdo6-cxcbtnrtf2vquu5goz">
               <w:r>
                 <w:rPr>
                   <w:rFonts w:ascii="Arial" w:cs="Arial" w:eastAsia="Arial" w:hAnsi="Arial"/>
@@ -15653,7 +15653,7 @@
               <w:spacing w:after="10" w:before="0"/>
               <w:ind w:left="120"/>
             </w:pPr>
-            <w:hyperlink w:history="1" r:id="rIdsa-mmj1d1nvphssv-qolx">
+            <w:hyperlink w:history="1" r:id="rIdi89mtvjevrtxhdamvbn0s">
               <w:r>
                 <w:rPr>
                   <w:rFonts w:ascii="Arial" w:cs="Arial" w:eastAsia="Arial" w:hAnsi="Arial"/>
@@ -15800,32 +15800,32 @@
         <w:tc>
           <w:tcPr>
             <w:tcW w:type="dxa" w:w="1520"/>
-            <w:shd w:fill="F2F2F2" w:color="auto" w:val="clear"/>
-            <w:tcMar>
-              <w:top w:type="dxa" w:w="60"/>
-              <w:left w:type="dxa" w:w="120"/>
-              <w:bottom w:type="dxa" w:w="60"/>
-              <w:right w:type="dxa" w:w="120"/>
-            </w:tcMar>
-            <w:vAlign w:val="top"/>
-          </w:tcPr>
-          <w:p>
-            <w:pPr>
-              <w:spacing w:after="40" w:before="0"/>
-              <w:jc w:val="left"/>
-            </w:pPr>
-            <w:r>
-              <w:rPr>
-                <w:rFonts w:ascii="Arial" w:cs="Arial" w:eastAsia="Arial" w:hAnsi="Arial"/>
-                <w:b/>
-                <w:bCs/>
-                <w:i w:val="false"/>
-                <w:iCs w:val="false"/>
-                <w:color w:val="000000"/>
-                <w:sz w:val="18"/>
-                <w:szCs w:val="18"/>
-              </w:rPr>
-              <w:t xml:space="preserve">Phase 5 — Model Building</w:t>
+            <w:shd w:fill="D5E8F0" w:color="auto" w:val="clear"/>
+            <w:tcMar>
+              <w:top w:type="dxa" w:w="60"/>
+              <w:left w:type="dxa" w:w="120"/>
+              <w:bottom w:type="dxa" w:w="60"/>
+              <w:right w:type="dxa" w:w="120"/>
+            </w:tcMar>
+            <w:vAlign w:val="top"/>
+          </w:tcPr>
+          <w:p>
+            <w:pPr>
+              <w:spacing w:after="40" w:before="0"/>
+              <w:jc w:val="left"/>
+            </w:pPr>
+            <w:r>
+              <w:rPr>
+                <w:rFonts w:ascii="Arial" w:cs="Arial" w:eastAsia="Arial" w:hAnsi="Arial"/>
+                <w:b/>
+                <w:bCs/>
+                <w:i w:val="false"/>
+                <w:iCs w:val="false"/>
+                <w:color w:val="000000"/>
+                <w:sz w:val="18"/>
+                <w:szCs w:val="18"/>
+              </w:rPr>
+              <w:t xml:space="preserve">Model Building Phase</w:t>
             </w:r>
           </w:p>
           <w:p>
@@ -15848,7 +15848,7 @@
             <w:pPr>
               <w:spacing w:after="20" w:before="0"/>
             </w:pPr>
-            <w:hyperlink w:history="1" r:id="rIdmyr8jcspf4pldhi9rwtzr">
+            <w:hyperlink w:history="1" r:id="rIdzrskhj08ebdrn3gpjcjwz">
               <w:r>
                 <w:rPr>
                   <w:rFonts w:ascii="Arial" w:cs="Arial" w:eastAsia="Arial" w:hAnsi="Arial"/>
@@ -15881,7 +15881,7 @@
               <w:spacing w:after="10" w:before="0"/>
               <w:ind w:left="120"/>
             </w:pPr>
-            <w:hyperlink w:history="1" r:id="rId9y4gki5og5dygxmbgfcsb">
+            <w:hyperlink w:history="1" r:id="rIdksbkh76ya2hxcpz755atb">
               <w:r>
                 <w:rPr>
                   <w:rFonts w:ascii="Arial" w:cs="Arial" w:eastAsia="Arial" w:hAnsi="Arial"/>
@@ -15926,7 +15926,7 @@
             <w:pPr>
               <w:spacing w:after="20" w:before="0"/>
             </w:pPr>
-            <w:hyperlink w:history="1" r:id="rIdd21pvr5ypkiflgq8puh9v">
+            <w:hyperlink w:history="1" r:id="rIdiuk6fwyvupu_gycu0up6b">
               <w:r>
                 <w:rPr>
                   <w:rFonts w:ascii="Arial" w:cs="Arial" w:eastAsia="Arial" w:hAnsi="Arial"/>
@@ -15959,7 +15959,7 @@
               <w:spacing w:after="10" w:before="0"/>
               <w:ind w:left="120"/>
             </w:pPr>
-            <w:hyperlink w:history="1" r:id="rIdynlivrutqijrvxu89gael">
+            <w:hyperlink w:history="1" r:id="rIdlsstz9y3bnhbiblhruppv">
               <w:r>
                 <w:rPr>
                   <w:rFonts w:ascii="Arial" w:cs="Arial" w:eastAsia="Arial" w:hAnsi="Arial"/>
@@ -17398,32 +17398,32 @@
         <w:tc>
           <w:tcPr>
             <w:tcW w:type="dxa" w:w="1520"/>
-            <w:shd w:fill="F2F2F2" w:color="auto" w:val="clear"/>
-            <w:tcMar>
-              <w:top w:type="dxa" w:w="60"/>
-              <w:left w:type="dxa" w:w="120"/>
-              <w:bottom w:type="dxa" w:w="60"/>
-              <w:right w:type="dxa" w:w="120"/>
-            </w:tcMar>
-            <w:vAlign w:val="top"/>
-          </w:tcPr>
-          <w:p>
-            <w:pPr>
-              <w:spacing w:after="40" w:before="0"/>
-              <w:jc w:val="left"/>
-            </w:pPr>
-            <w:r>
-              <w:rPr>
-                <w:rFonts w:ascii="Arial" w:cs="Arial" w:eastAsia="Arial" w:hAnsi="Arial"/>
-                <w:b/>
-                <w:bCs/>
-                <w:i w:val="false"/>
-                <w:iCs w:val="false"/>
-                <w:color w:val="000000"/>
-                <w:sz w:val="18"/>
-                <w:szCs w:val="18"/>
-              </w:rPr>
-              <w:t xml:space="preserve">Phase 1 — Predict (15 minutes)</w:t>
+            <w:shd w:fill="EAD1F5" w:color="auto" w:val="clear"/>
+            <w:tcMar>
+              <w:top w:type="dxa" w:w="60"/>
+              <w:left w:type="dxa" w:w="120"/>
+              <w:bottom w:type="dxa" w:w="60"/>
+              <w:right w:type="dxa" w:w="120"/>
+            </w:tcMar>
+            <w:vAlign w:val="top"/>
+          </w:tcPr>
+          <w:p>
+            <w:pPr>
+              <w:spacing w:after="40" w:before="0"/>
+              <w:jc w:val="left"/>
+            </w:pPr>
+            <w:r>
+              <w:rPr>
+                <w:rFonts w:ascii="Arial" w:cs="Arial" w:eastAsia="Arial" w:hAnsi="Arial"/>
+                <w:b/>
+                <w:bCs/>
+                <w:i w:val="false"/>
+                <w:iCs w:val="false"/>
+                <w:color w:val="000000"/>
+                <w:sz w:val="18"/>
+                <w:szCs w:val="18"/>
+              </w:rPr>
+              <w:t xml:space="preserve">Predict Phase</w:t>
             </w:r>
           </w:p>
           <w:p>
@@ -17446,7 +17446,7 @@
             <w:pPr>
               <w:spacing w:after="20" w:before="0"/>
             </w:pPr>
-            <w:hyperlink w:history="1" r:id="rId3ipkkkm8bakryajdypaw-">
+            <w:hyperlink w:history="1" r:id="rId4qrjb9uhwbjckp3fgbk0d">
               <w:r>
                 <w:rPr>
                   <w:rFonts w:ascii="Arial" w:cs="Arial" w:eastAsia="Arial" w:hAnsi="Arial"/>
@@ -17479,7 +17479,7 @@
               <w:spacing w:after="10" w:before="0"/>
               <w:ind w:left="120"/>
             </w:pPr>
-            <w:hyperlink w:history="1" r:id="rIdqfacb4tiw0juyg1hyynxf">
+            <w:hyperlink w:history="1" r:id="rIdpfknoelctp0hrpws8k66o">
               <w:r>
                 <w:rPr>
                   <w:rFonts w:ascii="Arial" w:cs="Arial" w:eastAsia="Arial" w:hAnsi="Arial"/>
@@ -17524,7 +17524,7 @@
             <w:pPr>
               <w:spacing w:after="20" w:before="0"/>
             </w:pPr>
-            <w:hyperlink w:history="1" r:id="rIdmuir7ci1rbg4qfpfzqihk">
+            <w:hyperlink w:history="1" r:id="rIdvfah14yx22exdjo078zlo">
               <w:r>
                 <w:rPr>
                   <w:rFonts w:ascii="Arial" w:cs="Arial" w:eastAsia="Arial" w:hAnsi="Arial"/>
@@ -17557,7 +17557,7 @@
               <w:spacing w:after="10" w:before="0"/>
               <w:ind w:left="120"/>
             </w:pPr>
-            <w:hyperlink w:history="1" r:id="rIdh6botamx4rthffrkscj9-">
+            <w:hyperlink w:history="1" r:id="rIddmo0tp8p0yoanw4wlotgd">
               <w:r>
                 <w:rPr>
                   <w:rFonts w:ascii="Arial" w:cs="Arial" w:eastAsia="Arial" w:hAnsi="Arial"/>
@@ -17704,32 +17704,32 @@
         <w:tc>
           <w:tcPr>
             <w:tcW w:type="dxa" w:w="1520"/>
-            <w:shd w:fill="F2F2F2" w:color="auto" w:val="clear"/>
-            <w:tcMar>
-              <w:top w:type="dxa" w:w="60"/>
-              <w:left w:type="dxa" w:w="120"/>
-              <w:bottom w:type="dxa" w:w="60"/>
-              <w:right w:type="dxa" w:w="120"/>
-            </w:tcMar>
-            <w:vAlign w:val="top"/>
-          </w:tcPr>
-          <w:p>
-            <w:pPr>
-              <w:spacing w:after="40" w:before="0"/>
-              <w:jc w:val="left"/>
-            </w:pPr>
-            <w:r>
-              <w:rPr>
-                <w:rFonts w:ascii="Arial" w:cs="Arial" w:eastAsia="Arial" w:hAnsi="Arial"/>
-                <w:b/>
-                <w:bCs/>
-                <w:i w:val="false"/>
-                <w:iCs w:val="false"/>
-                <w:color w:val="000000"/>
-                <w:sz w:val="18"/>
-                <w:szCs w:val="18"/>
-              </w:rPr>
-              <w:t xml:space="preserve">Phase 2 — Observe (20 minutes)</w:t>
+            <w:shd w:fill="D9EEF1" w:color="auto" w:val="clear"/>
+            <w:tcMar>
+              <w:top w:type="dxa" w:w="60"/>
+              <w:left w:type="dxa" w:w="120"/>
+              <w:bottom w:type="dxa" w:w="60"/>
+              <w:right w:type="dxa" w:w="120"/>
+            </w:tcMar>
+            <w:vAlign w:val="top"/>
+          </w:tcPr>
+          <w:p>
+            <w:pPr>
+              <w:spacing w:after="40" w:before="0"/>
+              <w:jc w:val="left"/>
+            </w:pPr>
+            <w:r>
+              <w:rPr>
+                <w:rFonts w:ascii="Arial" w:cs="Arial" w:eastAsia="Arial" w:hAnsi="Arial"/>
+                <w:b/>
+                <w:bCs/>
+                <w:i w:val="false"/>
+                <w:iCs w:val="false"/>
+                <w:color w:val="000000"/>
+                <w:sz w:val="18"/>
+                <w:szCs w:val="18"/>
+              </w:rPr>
+              <w:t xml:space="preserve">Observe Phase</w:t>
             </w:r>
           </w:p>
           <w:p>
@@ -17752,7 +17752,7 @@
             <w:pPr>
               <w:spacing w:after="20" w:before="0"/>
             </w:pPr>
-            <w:hyperlink w:history="1" r:id="rIdftdpvroer0dqte6jzbbbp">
+            <w:hyperlink w:history="1" r:id="rIdui1yzjpmn1yfo-fojs7ls">
               <w:r>
                 <w:rPr>
                   <w:rFonts w:ascii="Arial" w:cs="Arial" w:eastAsia="Arial" w:hAnsi="Arial"/>
@@ -17785,7 +17785,7 @@
               <w:spacing w:after="10" w:before="0"/>
               <w:ind w:left="120"/>
             </w:pPr>
-            <w:hyperlink w:history="1" r:id="rIdueubhq-xb1spyxxi7y2qm">
+            <w:hyperlink w:history="1" r:id="rId0mmssrhbvtv03ry5nw72z">
               <w:r>
                 <w:rPr>
                   <w:rFonts w:ascii="Arial" w:cs="Arial" w:eastAsia="Arial" w:hAnsi="Arial"/>
@@ -17830,7 +17830,7 @@
             <w:pPr>
               <w:spacing w:after="20" w:before="0"/>
             </w:pPr>
-            <w:hyperlink w:history="1" r:id="rId-tjd4sj48htjtlp3l0xrc">
+            <w:hyperlink w:history="1" r:id="rId1v1awz23rw5vxp3ttwi76">
               <w:r>
                 <w:rPr>
                   <w:rFonts w:ascii="Arial" w:cs="Arial" w:eastAsia="Arial" w:hAnsi="Arial"/>
@@ -17863,7 +17863,7 @@
               <w:spacing w:after="10" w:before="0"/>
               <w:ind w:left="120"/>
             </w:pPr>
-            <w:hyperlink w:history="1" r:id="rIdlibzcb5xwliex34vpuwvu">
+            <w:hyperlink w:history="1" r:id="rIdo7yybnghmzsbnbitoftek">
               <w:r>
                 <w:rPr>
                   <w:rFonts w:ascii="Arial" w:cs="Arial" w:eastAsia="Arial" w:hAnsi="Arial"/>
@@ -18010,32 +18010,32 @@
         <w:tc>
           <w:tcPr>
             <w:tcW w:type="dxa" w:w="1520"/>
-            <w:shd w:fill="F2F2F2" w:color="auto" w:val="clear"/>
-            <w:tcMar>
-              <w:top w:type="dxa" w:w="60"/>
-              <w:left w:type="dxa" w:w="120"/>
-              <w:bottom w:type="dxa" w:w="60"/>
-              <w:right w:type="dxa" w:w="120"/>
-            </w:tcMar>
-            <w:vAlign w:val="top"/>
-          </w:tcPr>
-          <w:p>
-            <w:pPr>
-              <w:spacing w:after="40" w:before="0"/>
-              <w:jc w:val="left"/>
-            </w:pPr>
-            <w:r>
-              <w:rPr>
-                <w:rFonts w:ascii="Arial" w:cs="Arial" w:eastAsia="Arial" w:hAnsi="Arial"/>
-                <w:b/>
-                <w:bCs/>
-                <w:i w:val="false"/>
-                <w:iCs w:val="false"/>
-                <w:color w:val="000000"/>
-                <w:sz w:val="18"/>
-                <w:szCs w:val="18"/>
-              </w:rPr>
-              <w:t xml:space="preserve">Phase 3 — Explain (25 minutes)</w:t>
+            <w:shd w:fill="E2EFDA" w:color="auto" w:val="clear"/>
+            <w:tcMar>
+              <w:top w:type="dxa" w:w="60"/>
+              <w:left w:type="dxa" w:w="120"/>
+              <w:bottom w:type="dxa" w:w="60"/>
+              <w:right w:type="dxa" w:w="120"/>
+            </w:tcMar>
+            <w:vAlign w:val="top"/>
+          </w:tcPr>
+          <w:p>
+            <w:pPr>
+              <w:spacing w:after="40" w:before="0"/>
+              <w:jc w:val="left"/>
+            </w:pPr>
+            <w:r>
+              <w:rPr>
+                <w:rFonts w:ascii="Arial" w:cs="Arial" w:eastAsia="Arial" w:hAnsi="Arial"/>
+                <w:b/>
+                <w:bCs/>
+                <w:i w:val="false"/>
+                <w:iCs w:val="false"/>
+                <w:color w:val="000000"/>
+                <w:sz w:val="18"/>
+                <w:szCs w:val="18"/>
+              </w:rPr>
+              <w:t xml:space="preserve">Explain Phase</w:t>
             </w:r>
           </w:p>
           <w:p>
@@ -18058,7 +18058,7 @@
             <w:pPr>
               <w:spacing w:after="20" w:before="0"/>
             </w:pPr>
-            <w:hyperlink w:history="1" r:id="rIdj7fk6rh9xtqq759javn6l">
+            <w:hyperlink w:history="1" r:id="rIdshyegnq4x4bmvd8hsbmbd">
               <w:r>
                 <w:rPr>
                   <w:rFonts w:ascii="Arial" w:cs="Arial" w:eastAsia="Arial" w:hAnsi="Arial"/>
@@ -18091,7 +18091,7 @@
               <w:spacing w:after="10" w:before="0"/>
               <w:ind w:left="120"/>
             </w:pPr>
-            <w:hyperlink w:history="1" r:id="rId7-e352izon9rvzy8wv0vi">
+            <w:hyperlink w:history="1" r:id="rIdjbuaczgbsmworylngc78n">
               <w:r>
                 <w:rPr>
                   <w:rFonts w:ascii="Arial" w:cs="Arial" w:eastAsia="Arial" w:hAnsi="Arial"/>
@@ -18136,7 +18136,7 @@
             <w:pPr>
               <w:spacing w:after="20" w:before="0"/>
             </w:pPr>
-            <w:hyperlink w:history="1" r:id="rIdaklblhh4_ggxr1hzkd3o7">
+            <w:hyperlink w:history="1" r:id="rIduqonkvrvukg1s8etmso7i">
               <w:r>
                 <w:rPr>
                   <w:rFonts w:ascii="Arial" w:cs="Arial" w:eastAsia="Arial" w:hAnsi="Arial"/>
@@ -18169,7 +18169,7 @@
               <w:spacing w:after="10" w:before="0"/>
               <w:ind w:left="120"/>
             </w:pPr>
-            <w:hyperlink w:history="1" r:id="rIdlk4c-r-dv4sitz0lejfgc">
+            <w:hyperlink w:history="1" r:id="rIdpcrd3udtgnbjppf5efrxj">
               <w:r>
                 <w:rPr>
                   <w:rFonts w:ascii="Arial" w:cs="Arial" w:eastAsia="Arial" w:hAnsi="Arial"/>
@@ -18316,32 +18316,32 @@
         <w:tc>
           <w:tcPr>
             <w:tcW w:type="dxa" w:w="1520"/>
-            <w:shd w:fill="F2F2F2" w:color="auto" w:val="clear"/>
-            <w:tcMar>
-              <w:top w:type="dxa" w:w="60"/>
-              <w:left w:type="dxa" w:w="120"/>
-              <w:bottom w:type="dxa" w:w="60"/>
-              <w:right w:type="dxa" w:w="120"/>
-            </w:tcMar>
-            <w:vAlign w:val="top"/>
-          </w:tcPr>
-          <w:p>
-            <w:pPr>
-              <w:spacing w:after="40" w:before="0"/>
-              <w:jc w:val="left"/>
-            </w:pPr>
-            <w:r>
-              <w:rPr>
-                <w:rFonts w:ascii="Arial" w:cs="Arial" w:eastAsia="Arial" w:hAnsi="Arial"/>
-                <w:b/>
-                <w:bCs/>
-                <w:i w:val="false"/>
-                <w:iCs w:val="false"/>
-                <w:color w:val="000000"/>
-                <w:sz w:val="18"/>
-                <w:szCs w:val="18"/>
-              </w:rPr>
-              <w:t xml:space="preserve">Phase 4 — Driving Question Board Update (10 minutes)</w:t>
+            <w:shd w:fill="FCE4D6" w:color="auto" w:val="clear"/>
+            <w:tcMar>
+              <w:top w:type="dxa" w:w="60"/>
+              <w:left w:type="dxa" w:w="120"/>
+              <w:bottom w:type="dxa" w:w="60"/>
+              <w:right w:type="dxa" w:w="120"/>
+            </w:tcMar>
+            <w:vAlign w:val="top"/>
+          </w:tcPr>
+          <w:p>
+            <w:pPr>
+              <w:spacing w:after="40" w:before="0"/>
+              <w:jc w:val="left"/>
+            </w:pPr>
+            <w:r>
+              <w:rPr>
+                <w:rFonts w:ascii="Arial" w:cs="Arial" w:eastAsia="Arial" w:hAnsi="Arial"/>
+                <w:b/>
+                <w:bCs/>
+                <w:i w:val="false"/>
+                <w:iCs w:val="false"/>
+                <w:color w:val="000000"/>
+                <w:sz w:val="18"/>
+                <w:szCs w:val="18"/>
+              </w:rPr>
+              <w:t xml:space="preserve">Driving Question Board (DQB) Creation</w:t>
             </w:r>
           </w:p>
           <w:p>
@@ -18364,7 +18364,7 @@
             <w:pPr>
               <w:spacing w:after="20" w:before="0"/>
             </w:pPr>
-            <w:hyperlink w:history="1" r:id="rIddok-5jr5g3so3wxydm0_g">
+            <w:hyperlink w:history="1" r:id="rId3qsv9gmpiktwmz4ceda3e">
               <w:r>
                 <w:rPr>
                   <w:rFonts w:ascii="Arial" w:cs="Arial" w:eastAsia="Arial" w:hAnsi="Arial"/>
@@ -18397,7 +18397,7 @@
               <w:spacing w:after="10" w:before="0"/>
               <w:ind w:left="120"/>
             </w:pPr>
-            <w:hyperlink w:history="1" r:id="rIdhn5ojx5akmn84-6kazih_">
+            <w:hyperlink w:history="1" r:id="rIdsjkqei8vubl5bspmscwha">
               <w:r>
                 <w:rPr>
                   <w:rFonts w:ascii="Arial" w:cs="Arial" w:eastAsia="Arial" w:hAnsi="Arial"/>
@@ -18442,7 +18442,7 @@
             <w:pPr>
               <w:spacing w:after="20" w:before="0"/>
             </w:pPr>
-            <w:hyperlink w:history="1" r:id="rIdpnmpjrnoxpvlpaaksonze">
+            <w:hyperlink w:history="1" r:id="rId0t-xl_pwarwlez0y24_yh">
               <w:r>
                 <w:rPr>
                   <w:rFonts w:ascii="Arial" w:cs="Arial" w:eastAsia="Arial" w:hAnsi="Arial"/>
@@ -18475,7 +18475,7 @@
               <w:spacing w:after="10" w:before="0"/>
               <w:ind w:left="120"/>
             </w:pPr>
-            <w:hyperlink w:history="1" r:id="rIdstk0m9frkzup-4gvyar6v">
+            <w:hyperlink w:history="1" r:id="rId4cttbpc9qsnrzanq2hvjl">
               <w:r>
                 <w:rPr>
                   <w:rFonts w:ascii="Arial" w:cs="Arial" w:eastAsia="Arial" w:hAnsi="Arial"/>
@@ -18622,32 +18622,32 @@
         <w:tc>
           <w:tcPr>
             <w:tcW w:type="dxa" w:w="1520"/>
-            <w:shd w:fill="F2F2F2" w:color="auto" w:val="clear"/>
-            <w:tcMar>
-              <w:top w:type="dxa" w:w="60"/>
-              <w:left w:type="dxa" w:w="120"/>
-              <w:bottom w:type="dxa" w:w="60"/>
-              <w:right w:type="dxa" w:w="120"/>
-            </w:tcMar>
-            <w:vAlign w:val="top"/>
-          </w:tcPr>
-          <w:p>
-            <w:pPr>
-              <w:spacing w:after="40" w:before="0"/>
-              <w:jc w:val="left"/>
-            </w:pPr>
-            <w:r>
-              <w:rPr>
-                <w:rFonts w:ascii="Arial" w:cs="Arial" w:eastAsia="Arial" w:hAnsi="Arial"/>
-                <w:b/>
-                <w:bCs/>
-                <w:i w:val="false"/>
-                <w:iCs w:val="false"/>
-                <w:color w:val="000000"/>
-                <w:sz w:val="18"/>
-                <w:szCs w:val="18"/>
-              </w:rPr>
-              <w:t xml:space="preserve">Phase 5 — Model Building (10 minutes)</w:t>
+            <w:shd w:fill="D5E8F0" w:color="auto" w:val="clear"/>
+            <w:tcMar>
+              <w:top w:type="dxa" w:w="60"/>
+              <w:left w:type="dxa" w:w="120"/>
+              <w:bottom w:type="dxa" w:w="60"/>
+              <w:right w:type="dxa" w:w="120"/>
+            </w:tcMar>
+            <w:vAlign w:val="top"/>
+          </w:tcPr>
+          <w:p>
+            <w:pPr>
+              <w:spacing w:after="40" w:before="0"/>
+              <w:jc w:val="left"/>
+            </w:pPr>
+            <w:r>
+              <w:rPr>
+                <w:rFonts w:ascii="Arial" w:cs="Arial" w:eastAsia="Arial" w:hAnsi="Arial"/>
+                <w:b/>
+                <w:bCs/>
+                <w:i w:val="false"/>
+                <w:iCs w:val="false"/>
+                <w:color w:val="000000"/>
+                <w:sz w:val="18"/>
+                <w:szCs w:val="18"/>
+              </w:rPr>
+              <w:t xml:space="preserve">Model Building Phase</w:t>
             </w:r>
           </w:p>
           <w:p>
@@ -18670,7 +18670,7 @@
             <w:pPr>
               <w:spacing w:after="20" w:before="0"/>
             </w:pPr>
-            <w:hyperlink w:history="1" r:id="rIdmfnitq6kxe8yiea8q87nd">
+            <w:hyperlink w:history="1" r:id="rIdzakxzzey1bumuymzo6kt9">
               <w:r>
                 <w:rPr>
                   <w:rFonts w:ascii="Arial" w:cs="Arial" w:eastAsia="Arial" w:hAnsi="Arial"/>
@@ -18703,7 +18703,7 @@
               <w:spacing w:after="10" w:before="0"/>
               <w:ind w:left="120"/>
             </w:pPr>
-            <w:hyperlink w:history="1" r:id="rId0mxgfpr5nsbgox8gfggn9">
+            <w:hyperlink w:history="1" r:id="rId4phomqicq_xypheo2wvsj">
               <w:r>
                 <w:rPr>
                   <w:rFonts w:ascii="Arial" w:cs="Arial" w:eastAsia="Arial" w:hAnsi="Arial"/>
@@ -18748,7 +18748,7 @@
             <w:pPr>
               <w:spacing w:after="20" w:before="0"/>
             </w:pPr>
-            <w:hyperlink w:history="1" r:id="rIdwsfmzzlb_jqpfi77j9xze">
+            <w:hyperlink w:history="1" r:id="rIdqydjx-sy7ff-rz8yo5ncm">
               <w:r>
                 <w:rPr>
                   <w:rFonts w:ascii="Arial" w:cs="Arial" w:eastAsia="Arial" w:hAnsi="Arial"/>
@@ -18781,7 +18781,7 @@
               <w:spacing w:after="10" w:before="0"/>
               <w:ind w:left="120"/>
             </w:pPr>
-            <w:hyperlink w:history="1" r:id="rIdufy-3see1qan4z9bn94qu">
+            <w:hyperlink w:history="1" r:id="rIde0zx9pcgxronyfmn8_3gw">
               <w:r>
                 <w:rPr>
                   <w:rFonts w:ascii="Arial" w:cs="Arial" w:eastAsia="Arial" w:hAnsi="Arial"/>
@@ -20315,32 +20315,32 @@
         <w:tc>
           <w:tcPr>
             <w:tcW w:type="dxa" w:w="1520"/>
-            <w:shd w:fill="F2F2F2" w:color="auto" w:val="clear"/>
-            <w:tcMar>
-              <w:top w:type="dxa" w:w="60"/>
-              <w:left w:type="dxa" w:w="120"/>
-              <w:bottom w:type="dxa" w:w="60"/>
-              <w:right w:type="dxa" w:w="120"/>
-            </w:tcMar>
-            <w:vAlign w:val="top"/>
-          </w:tcPr>
-          <w:p>
-            <w:pPr>
-              <w:spacing w:after="40" w:before="0"/>
-              <w:jc w:val="left"/>
-            </w:pPr>
-            <w:r>
-              <w:rPr>
-                <w:rFonts w:ascii="Arial" w:cs="Arial" w:eastAsia="Arial" w:hAnsi="Arial"/>
-                <w:b/>
-                <w:bCs/>
-                <w:i w:val="false"/>
-                <w:iCs w:val="false"/>
-                <w:color w:val="000000"/>
-                <w:sz w:val="18"/>
-                <w:szCs w:val="18"/>
-              </w:rPr>
-              <w:t xml:space="preserve">Phase 1 — PREDICT (15 minutes)</w:t>
+            <w:shd w:fill="EAD1F5" w:color="auto" w:val="clear"/>
+            <w:tcMar>
+              <w:top w:type="dxa" w:w="60"/>
+              <w:left w:type="dxa" w:w="120"/>
+              <w:bottom w:type="dxa" w:w="60"/>
+              <w:right w:type="dxa" w:w="120"/>
+            </w:tcMar>
+            <w:vAlign w:val="top"/>
+          </w:tcPr>
+          <w:p>
+            <w:pPr>
+              <w:spacing w:after="40" w:before="0"/>
+              <w:jc w:val="left"/>
+            </w:pPr>
+            <w:r>
+              <w:rPr>
+                <w:rFonts w:ascii="Arial" w:cs="Arial" w:eastAsia="Arial" w:hAnsi="Arial"/>
+                <w:b/>
+                <w:bCs/>
+                <w:i w:val="false"/>
+                <w:iCs w:val="false"/>
+                <w:color w:val="000000"/>
+                <w:sz w:val="18"/>
+                <w:szCs w:val="18"/>
+              </w:rPr>
+              <w:t xml:space="preserve">Predict Phase</w:t>
             </w:r>
           </w:p>
           <w:p>
@@ -20363,7 +20363,7 @@
             <w:pPr>
               <w:spacing w:after="20" w:before="0"/>
             </w:pPr>
-            <w:hyperlink w:history="1" r:id="rIdvzi32pjl63e8uwyyswrw3">
+            <w:hyperlink w:history="1" r:id="rIdx734m5wktsp_qld9ygyie">
               <w:r>
                 <w:rPr>
                   <w:rFonts w:ascii="Arial" w:cs="Arial" w:eastAsia="Arial" w:hAnsi="Arial"/>
@@ -20396,7 +20396,7 @@
               <w:spacing w:after="10" w:before="0"/>
               <w:ind w:left="120"/>
             </w:pPr>
-            <w:hyperlink w:history="1" r:id="rIdxlawcohycrtmwsw6-amnq">
+            <w:hyperlink w:history="1" r:id="rIdncbtzhj7i-7ttipcsnfbo">
               <w:r>
                 <w:rPr>
                   <w:rFonts w:ascii="Arial" w:cs="Arial" w:eastAsia="Arial" w:hAnsi="Arial"/>
@@ -20441,7 +20441,7 @@
             <w:pPr>
               <w:spacing w:after="20" w:before="0"/>
             </w:pPr>
-            <w:hyperlink w:history="1" r:id="rIdrdcfvkr0wrbmiuqrnq-7l">
+            <w:hyperlink w:history="1" r:id="rIdu2gbr5on8ftbjgwhrvikr">
               <w:r>
                 <w:rPr>
                   <w:rFonts w:ascii="Arial" w:cs="Arial" w:eastAsia="Arial" w:hAnsi="Arial"/>
@@ -20474,7 +20474,7 @@
               <w:spacing w:after="10" w:before="0"/>
               <w:ind w:left="120"/>
             </w:pPr>
-            <w:hyperlink w:history="1" r:id="rIdvw9_rpoqine3h13tqsii5">
+            <w:hyperlink w:history="1" r:id="rIdpjtlgsvhenau05jypqitl">
               <w:r>
                 <w:rPr>
                   <w:rFonts w:ascii="Arial" w:cs="Arial" w:eastAsia="Arial" w:hAnsi="Arial"/>
@@ -20621,32 +20621,32 @@
         <w:tc>
           <w:tcPr>
             <w:tcW w:type="dxa" w:w="1520"/>
-            <w:shd w:fill="F2F2F2" w:color="auto" w:val="clear"/>
-            <w:tcMar>
-              <w:top w:type="dxa" w:w="60"/>
-              <w:left w:type="dxa" w:w="120"/>
-              <w:bottom w:type="dxa" w:w="60"/>
-              <w:right w:type="dxa" w:w="120"/>
-            </w:tcMar>
-            <w:vAlign w:val="top"/>
-          </w:tcPr>
-          <w:p>
-            <w:pPr>
-              <w:spacing w:after="40" w:before="0"/>
-              <w:jc w:val="left"/>
-            </w:pPr>
-            <w:r>
-              <w:rPr>
-                <w:rFonts w:ascii="Arial" w:cs="Arial" w:eastAsia="Arial" w:hAnsi="Arial"/>
-                <w:b/>
-                <w:bCs/>
-                <w:i w:val="false"/>
-                <w:iCs w:val="false"/>
-                <w:color w:val="000000"/>
-                <w:sz w:val="18"/>
-                <w:szCs w:val="18"/>
-              </w:rPr>
-              <w:t xml:space="preserve">Phase 2 — OBSERVE (20 minutes)</w:t>
+            <w:shd w:fill="D9EEF1" w:color="auto" w:val="clear"/>
+            <w:tcMar>
+              <w:top w:type="dxa" w:w="60"/>
+              <w:left w:type="dxa" w:w="120"/>
+              <w:bottom w:type="dxa" w:w="60"/>
+              <w:right w:type="dxa" w:w="120"/>
+            </w:tcMar>
+            <w:vAlign w:val="top"/>
+          </w:tcPr>
+          <w:p>
+            <w:pPr>
+              <w:spacing w:after="40" w:before="0"/>
+              <w:jc w:val="left"/>
+            </w:pPr>
+            <w:r>
+              <w:rPr>
+                <w:rFonts w:ascii="Arial" w:cs="Arial" w:eastAsia="Arial" w:hAnsi="Arial"/>
+                <w:b/>
+                <w:bCs/>
+                <w:i w:val="false"/>
+                <w:iCs w:val="false"/>
+                <w:color w:val="000000"/>
+                <w:sz w:val="18"/>
+                <w:szCs w:val="18"/>
+              </w:rPr>
+              <w:t xml:space="preserve">Observe Phase</w:t>
             </w:r>
           </w:p>
           <w:p>
@@ -20669,7 +20669,7 @@
             <w:pPr>
               <w:spacing w:after="20" w:before="0"/>
             </w:pPr>
-            <w:hyperlink w:history="1" r:id="rIdky6nlpnyctzp8z7pxsgqe">
+            <w:hyperlink w:history="1" r:id="rIdmhxg-brrci97giybwgn3d">
               <w:r>
                 <w:rPr>
                   <w:rFonts w:ascii="Arial" w:cs="Arial" w:eastAsia="Arial" w:hAnsi="Arial"/>
@@ -20702,7 +20702,7 @@
               <w:spacing w:after="10" w:before="0"/>
               <w:ind w:left="120"/>
             </w:pPr>
-            <w:hyperlink w:history="1" r:id="rIdpnegaouv9likfup5282zy">
+            <w:hyperlink w:history="1" r:id="rIdn_1ci27p7dsytkvrwjexo">
               <w:r>
                 <w:rPr>
                   <w:rFonts w:ascii="Arial" w:cs="Arial" w:eastAsia="Arial" w:hAnsi="Arial"/>
@@ -20747,7 +20747,7 @@
             <w:pPr>
               <w:spacing w:after="20" w:before="0"/>
             </w:pPr>
-            <w:hyperlink w:history="1" r:id="rIdiqzvuj5wabqey9e9fcqb8">
+            <w:hyperlink w:history="1" r:id="rIdrli1i6sfotqggfhmf4gix">
               <w:r>
                 <w:rPr>
                   <w:rFonts w:ascii="Arial" w:cs="Arial" w:eastAsia="Arial" w:hAnsi="Arial"/>
@@ -20780,7 +20780,7 @@
               <w:spacing w:after="10" w:before="0"/>
               <w:ind w:left="120"/>
             </w:pPr>
-            <w:hyperlink w:history="1" r:id="rIdk0usgjlncr2edzvyt-le-">
+            <w:hyperlink w:history="1" r:id="rIdu8ees6pxeo2xz0iinyxap">
               <w:r>
                 <w:rPr>
                   <w:rFonts w:ascii="Arial" w:cs="Arial" w:eastAsia="Arial" w:hAnsi="Arial"/>
@@ -20927,32 +20927,32 @@
         <w:tc>
           <w:tcPr>
             <w:tcW w:type="dxa" w:w="1520"/>
-            <w:shd w:fill="F2F2F2" w:color="auto" w:val="clear"/>
-            <w:tcMar>
-              <w:top w:type="dxa" w:w="60"/>
-              <w:left w:type="dxa" w:w="120"/>
-              <w:bottom w:type="dxa" w:w="60"/>
-              <w:right w:type="dxa" w:w="120"/>
-            </w:tcMar>
-            <w:vAlign w:val="top"/>
-          </w:tcPr>
-          <w:p>
-            <w:pPr>
-              <w:spacing w:after="40" w:before="0"/>
-              <w:jc w:val="left"/>
-            </w:pPr>
-            <w:r>
-              <w:rPr>
-                <w:rFonts w:ascii="Arial" w:cs="Arial" w:eastAsia="Arial" w:hAnsi="Arial"/>
-                <w:b/>
-                <w:bCs/>
-                <w:i w:val="false"/>
-                <w:iCs w:val="false"/>
-                <w:color w:val="000000"/>
-                <w:sz w:val="18"/>
-                <w:szCs w:val="18"/>
-              </w:rPr>
-              <w:t xml:space="preserve">Phase 3 — EXPLAIN (25 minutes)</w:t>
+            <w:shd w:fill="E2EFDA" w:color="auto" w:val="clear"/>
+            <w:tcMar>
+              <w:top w:type="dxa" w:w="60"/>
+              <w:left w:type="dxa" w:w="120"/>
+              <w:bottom w:type="dxa" w:w="60"/>
+              <w:right w:type="dxa" w:w="120"/>
+            </w:tcMar>
+            <w:vAlign w:val="top"/>
+          </w:tcPr>
+          <w:p>
+            <w:pPr>
+              <w:spacing w:after="40" w:before="0"/>
+              <w:jc w:val="left"/>
+            </w:pPr>
+            <w:r>
+              <w:rPr>
+                <w:rFonts w:ascii="Arial" w:cs="Arial" w:eastAsia="Arial" w:hAnsi="Arial"/>
+                <w:b/>
+                <w:bCs/>
+                <w:i w:val="false"/>
+                <w:iCs w:val="false"/>
+                <w:color w:val="000000"/>
+                <w:sz w:val="18"/>
+                <w:szCs w:val="18"/>
+              </w:rPr>
+              <w:t xml:space="preserve">Explain Phase</w:t>
             </w:r>
           </w:p>
           <w:p>
@@ -20975,7 +20975,7 @@
             <w:pPr>
               <w:spacing w:after="20" w:before="0"/>
             </w:pPr>
-            <w:hyperlink w:history="1" r:id="rIdywyhhue-bual1xpr21hzb">
+            <w:hyperlink w:history="1" r:id="rIdlfcpwlvpmjlkygovgjpnu">
               <w:r>
                 <w:rPr>
                   <w:rFonts w:ascii="Arial" w:cs="Arial" w:eastAsia="Arial" w:hAnsi="Arial"/>
@@ -21008,7 +21008,7 @@
               <w:spacing w:after="10" w:before="0"/>
               <w:ind w:left="120"/>
             </w:pPr>
-            <w:hyperlink w:history="1" r:id="rIdctvj1nlvlpuumd7kbw65j">
+            <w:hyperlink w:history="1" r:id="rIdofefhlt4qkr-rwepx-fk-">
               <w:r>
                 <w:rPr>
                   <w:rFonts w:ascii="Arial" w:cs="Arial" w:eastAsia="Arial" w:hAnsi="Arial"/>
@@ -21053,7 +21053,7 @@
             <w:pPr>
               <w:spacing w:after="20" w:before="0"/>
             </w:pPr>
-            <w:hyperlink w:history="1" r:id="rIddvvitnmxsfl2mtf3nbj-_">
+            <w:hyperlink w:history="1" r:id="rIdsikejddrstoqnvsenhdno">
               <w:r>
                 <w:rPr>
                   <w:rFonts w:ascii="Arial" w:cs="Arial" w:eastAsia="Arial" w:hAnsi="Arial"/>
@@ -21086,7 +21086,7 @@
               <w:spacing w:after="10" w:before="0"/>
               <w:ind w:left="120"/>
             </w:pPr>
-            <w:hyperlink w:history="1" r:id="rIdm_ntn0iwaq2qnq18kdy6w">
+            <w:hyperlink w:history="1" r:id="rId2x00gdamx1ywxojxkh_oz">
               <w:r>
                 <w:rPr>
                   <w:rFonts w:ascii="Arial" w:cs="Arial" w:eastAsia="Arial" w:hAnsi="Arial"/>
@@ -21233,32 +21233,32 @@
         <w:tc>
           <w:tcPr>
             <w:tcW w:type="dxa" w:w="1520"/>
-            <w:shd w:fill="F2F2F2" w:color="auto" w:val="clear"/>
-            <w:tcMar>
-              <w:top w:type="dxa" w:w="60"/>
-              <w:left w:type="dxa" w:w="120"/>
-              <w:bottom w:type="dxa" w:w="60"/>
-              <w:right w:type="dxa" w:w="120"/>
-            </w:tcMar>
-            <w:vAlign w:val="top"/>
-          </w:tcPr>
-          <w:p>
-            <w:pPr>
-              <w:spacing w:after="40" w:before="0"/>
-              <w:jc w:val="left"/>
-            </w:pPr>
-            <w:r>
-              <w:rPr>
-                <w:rFonts w:ascii="Arial" w:cs="Arial" w:eastAsia="Arial" w:hAnsi="Arial"/>
-                <w:b/>
-                <w:bCs/>
-                <w:i w:val="false"/>
-                <w:iCs w:val="false"/>
-                <w:color w:val="000000"/>
-                <w:sz w:val="18"/>
-                <w:szCs w:val="18"/>
-              </w:rPr>
-              <w:t xml:space="preserve">Phase 4 — DRIVING QUESTION BOARD (DQB) Update (10 minutes)</w:t>
+            <w:shd w:fill="FCE4D6" w:color="auto" w:val="clear"/>
+            <w:tcMar>
+              <w:top w:type="dxa" w:w="60"/>
+              <w:left w:type="dxa" w:w="120"/>
+              <w:bottom w:type="dxa" w:w="60"/>
+              <w:right w:type="dxa" w:w="120"/>
+            </w:tcMar>
+            <w:vAlign w:val="top"/>
+          </w:tcPr>
+          <w:p>
+            <w:pPr>
+              <w:spacing w:after="40" w:before="0"/>
+              <w:jc w:val="left"/>
+            </w:pPr>
+            <w:r>
+              <w:rPr>
+                <w:rFonts w:ascii="Arial" w:cs="Arial" w:eastAsia="Arial" w:hAnsi="Arial"/>
+                <w:b/>
+                <w:bCs/>
+                <w:i w:val="false"/>
+                <w:iCs w:val="false"/>
+                <w:color w:val="000000"/>
+                <w:sz w:val="18"/>
+                <w:szCs w:val="18"/>
+              </w:rPr>
+              <w:t xml:space="preserve">Driving Question Board (DQB) Creation</w:t>
             </w:r>
           </w:p>
           <w:p>
@@ -21281,7 +21281,7 @@
             <w:pPr>
               <w:spacing w:after="20" w:before="0"/>
             </w:pPr>
-            <w:hyperlink w:history="1" r:id="rIdlwax-fzq-yv9xrthumor_">
+            <w:hyperlink w:history="1" r:id="rIdux3vc7a4tvlgb_grzn96o">
               <w:r>
                 <w:rPr>
                   <w:rFonts w:ascii="Arial" w:cs="Arial" w:eastAsia="Arial" w:hAnsi="Arial"/>
@@ -21314,7 +21314,7 @@
               <w:spacing w:after="10" w:before="0"/>
               <w:ind w:left="120"/>
             </w:pPr>
-            <w:hyperlink w:history="1" r:id="rIdd03h728antjtpdrof-0gj">
+            <w:hyperlink w:history="1" r:id="rIdzqw6ixwav6pmomlx6yicn">
               <w:r>
                 <w:rPr>
                   <w:rFonts w:ascii="Arial" w:cs="Arial" w:eastAsia="Arial" w:hAnsi="Arial"/>
@@ -21359,7 +21359,7 @@
             <w:pPr>
               <w:spacing w:after="20" w:before="0"/>
             </w:pPr>
-            <w:hyperlink w:history="1" r:id="rIdj8cwhhds3g8_f9-hhnsgo">
+            <w:hyperlink w:history="1" r:id="rIdfqw_sh_7eiquc7l9_tc3v">
               <w:r>
                 <w:rPr>
                   <w:rFonts w:ascii="Arial" w:cs="Arial" w:eastAsia="Arial" w:hAnsi="Arial"/>
@@ -21392,7 +21392,7 @@
               <w:spacing w:after="10" w:before="0"/>
               <w:ind w:left="120"/>
             </w:pPr>
-            <w:hyperlink w:history="1" r:id="rId6_nazlq6ym7nssmgegzwa">
+            <w:hyperlink w:history="1" r:id="rIdxgjeovzysxmqor4zl7b5t">
               <w:r>
                 <w:rPr>
                   <w:rFonts w:ascii="Arial" w:cs="Arial" w:eastAsia="Arial" w:hAnsi="Arial"/>
@@ -21539,32 +21539,32 @@
         <w:tc>
           <w:tcPr>
             <w:tcW w:type="dxa" w:w="1520"/>
-            <w:shd w:fill="F2F2F2" w:color="auto" w:val="clear"/>
-            <w:tcMar>
-              <w:top w:type="dxa" w:w="60"/>
-              <w:left w:type="dxa" w:w="120"/>
-              <w:bottom w:type="dxa" w:w="60"/>
-              <w:right w:type="dxa" w:w="120"/>
-            </w:tcMar>
-            <w:vAlign w:val="top"/>
-          </w:tcPr>
-          <w:p>
-            <w:pPr>
-              <w:spacing w:after="40" w:before="0"/>
-              <w:jc w:val="left"/>
-            </w:pPr>
-            <w:r>
-              <w:rPr>
-                <w:rFonts w:ascii="Arial" w:cs="Arial" w:eastAsia="Arial" w:hAnsi="Arial"/>
-                <w:b/>
-                <w:bCs/>
-                <w:i w:val="false"/>
-                <w:iCs w:val="false"/>
-                <w:color w:val="000000"/>
-                <w:sz w:val="18"/>
-                <w:szCs w:val="18"/>
-              </w:rPr>
-              <w:t xml:space="preserve">Phase 5 — MODEL BUILDING (10 minutes)</w:t>
+            <w:shd w:fill="D5E8F0" w:color="auto" w:val="clear"/>
+            <w:tcMar>
+              <w:top w:type="dxa" w:w="60"/>
+              <w:left w:type="dxa" w:w="120"/>
+              <w:bottom w:type="dxa" w:w="60"/>
+              <w:right w:type="dxa" w:w="120"/>
+            </w:tcMar>
+            <w:vAlign w:val="top"/>
+          </w:tcPr>
+          <w:p>
+            <w:pPr>
+              <w:spacing w:after="40" w:before="0"/>
+              <w:jc w:val="left"/>
+            </w:pPr>
+            <w:r>
+              <w:rPr>
+                <w:rFonts w:ascii="Arial" w:cs="Arial" w:eastAsia="Arial" w:hAnsi="Arial"/>
+                <w:b/>
+                <w:bCs/>
+                <w:i w:val="false"/>
+                <w:iCs w:val="false"/>
+                <w:color w:val="000000"/>
+                <w:sz w:val="18"/>
+                <w:szCs w:val="18"/>
+              </w:rPr>
+              <w:t xml:space="preserve">Model Building Phase</w:t>
             </w:r>
           </w:p>
           <w:p>
@@ -21587,7 +21587,7 @@
             <w:pPr>
               <w:spacing w:after="20" w:before="0"/>
             </w:pPr>
-            <w:hyperlink w:history="1" r:id="rIdn2a-55xvjvuql8kuseyb6">
+            <w:hyperlink w:history="1" r:id="rIdzgkgrwvbbx3jr6q9ib0wr">
               <w:r>
                 <w:rPr>
                   <w:rFonts w:ascii="Arial" w:cs="Arial" w:eastAsia="Arial" w:hAnsi="Arial"/>
@@ -21620,7 +21620,7 @@
               <w:spacing w:after="10" w:before="0"/>
               <w:ind w:left="120"/>
             </w:pPr>
-            <w:hyperlink w:history="1" r:id="rId7rmudtn7hrwx-rrshvs_y">
+            <w:hyperlink w:history="1" r:id="rId6f4ugbuk5zhevkrf49c6d">
               <w:r>
                 <w:rPr>
                   <w:rFonts w:ascii="Arial" w:cs="Arial" w:eastAsia="Arial" w:hAnsi="Arial"/>
@@ -21665,7 +21665,7 @@
             <w:pPr>
               <w:spacing w:after="20" w:before="0"/>
             </w:pPr>
-            <w:hyperlink w:history="1" r:id="rIdjnfnenh1m9_eiwyrvvjer">
+            <w:hyperlink w:history="1" r:id="rIdlps0lt7zsz4oj51e1fkhk">
               <w:r>
                 <w:rPr>
                   <w:rFonts w:ascii="Arial" w:cs="Arial" w:eastAsia="Arial" w:hAnsi="Arial"/>
@@ -21698,7 +21698,7 @@
               <w:spacing w:after="10" w:before="0"/>
               <w:ind w:left="120"/>
             </w:pPr>
-            <w:hyperlink w:history="1" r:id="rIdlwb_y8gnrz8mf6tb9ntob">
+            <w:hyperlink w:history="1" r:id="rId6yvhcvnpinioa_jwg0epp">
               <w:r>
                 <w:rPr>
                   <w:rFonts w:ascii="Arial" w:cs="Arial" w:eastAsia="Arial" w:hAnsi="Arial"/>
@@ -23167,7 +23167,7 @@
             <w:pPr>
               <w:spacing w:after="20" w:before="0"/>
             </w:pPr>
-            <w:hyperlink w:history="1" r:id="rIdmdl-mw7ouycaebtkvvkqd">
+            <w:hyperlink w:history="1" r:id="rIdrhsxxcx5czyurtyllttru">
               <w:r>
                 <w:rPr>
                   <w:rFonts w:ascii="Arial" w:cs="Arial" w:eastAsia="Arial" w:hAnsi="Arial"/>
@@ -23200,7 +23200,7 @@
               <w:spacing w:after="10" w:before="0"/>
               <w:ind w:left="120"/>
             </w:pPr>
-            <w:hyperlink w:history="1" r:id="rIdejymd-p7mweh9zphqlb11">
+            <w:hyperlink w:history="1" r:id="rIdndkt-wa0v6kdxw1smnfjb">
               <w:r>
                 <w:rPr>
                   <w:rFonts w:ascii="Arial" w:cs="Arial" w:eastAsia="Arial" w:hAnsi="Arial"/>
@@ -23245,7 +23245,7 @@
             <w:pPr>
               <w:spacing w:after="20" w:before="0"/>
             </w:pPr>
-            <w:hyperlink w:history="1" r:id="rId6meom0cinwedzb_v70kl6">
+            <w:hyperlink w:history="1" r:id="rIdhpiquk7doxsukig64ml96">
               <w:r>
                 <w:rPr>
                   <w:rFonts w:ascii="Arial" w:cs="Arial" w:eastAsia="Arial" w:hAnsi="Arial"/>
@@ -23278,7 +23278,7 @@
               <w:spacing w:after="10" w:before="0"/>
               <w:ind w:left="120"/>
             </w:pPr>
-            <w:hyperlink w:history="1" r:id="rIdoteo0nzzbo8zuqrmb_kyh">
+            <w:hyperlink w:history="1" r:id="rIdxbkuyqyv-r_sadonm0i95">
               <w:r>
                 <w:rPr>
                   <w:rFonts w:ascii="Arial" w:cs="Arial" w:eastAsia="Arial" w:hAnsi="Arial"/>
@@ -23473,7 +23473,7 @@
             <w:pPr>
               <w:spacing w:after="20" w:before="0"/>
             </w:pPr>
-            <w:hyperlink w:history="1" r:id="rIdtbxm6mtqxumfd9kammwx4">
+            <w:hyperlink w:history="1" r:id="rIdxbtoli3uubtsxis1ghjxd">
               <w:r>
                 <w:rPr>
                   <w:rFonts w:ascii="Arial" w:cs="Arial" w:eastAsia="Arial" w:hAnsi="Arial"/>
@@ -23506,7 +23506,7 @@
               <w:spacing w:after="10" w:before="0"/>
               <w:ind w:left="120"/>
             </w:pPr>
-            <w:hyperlink w:history="1" r:id="rId5t9i7hgp_em-ckgwwoy0q">
+            <w:hyperlink w:history="1" r:id="rIdsab207uuqpbr_bp69vpjr">
               <w:r>
                 <w:rPr>
                   <w:rFonts w:ascii="Arial" w:cs="Arial" w:eastAsia="Arial" w:hAnsi="Arial"/>
@@ -23551,7 +23551,7 @@
             <w:pPr>
               <w:spacing w:after="20" w:before="0"/>
             </w:pPr>
-            <w:hyperlink w:history="1" r:id="rIdhnkfp73wgfue-qgadag6w">
+            <w:hyperlink w:history="1" r:id="rIdwqf_90jmbnzqaldqfdj9l">
               <w:r>
                 <w:rPr>
                   <w:rFonts w:ascii="Arial" w:cs="Arial" w:eastAsia="Arial" w:hAnsi="Arial"/>
@@ -23584,7 +23584,7 @@
               <w:spacing w:after="10" w:before="0"/>
               <w:ind w:left="120"/>
             </w:pPr>
-            <w:hyperlink w:history="1" r:id="rIdb3py_6oihr-gchdrzw5jf">
+            <w:hyperlink w:history="1" r:id="rIdkh268sc3opnfxtdliitwv">
               <w:r>
                 <w:rPr>
                   <w:rFonts w:ascii="Arial" w:cs="Arial" w:eastAsia="Arial" w:hAnsi="Arial"/>
@@ -23779,7 +23779,7 @@
             <w:pPr>
               <w:spacing w:after="20" w:before="0"/>
             </w:pPr>
-            <w:hyperlink w:history="1" r:id="rIdxcqxlbdqzzoqnzdgz9bpk">
+            <w:hyperlink w:history="1" r:id="rIdwkbplabbbhqzerddckxjw">
               <w:r>
                 <w:rPr>
                   <w:rFonts w:ascii="Arial" w:cs="Arial" w:eastAsia="Arial" w:hAnsi="Arial"/>
@@ -23812,7 +23812,7 @@
               <w:spacing w:after="10" w:before="0"/>
               <w:ind w:left="120"/>
             </w:pPr>
-            <w:hyperlink w:history="1" r:id="rIdvfugoyhbg4wqbogqbr4pl">
+            <w:hyperlink w:history="1" r:id="rIdj8wanbyu0s_zc5nuzqlr1">
               <w:r>
                 <w:rPr>
                   <w:rFonts w:ascii="Arial" w:cs="Arial" w:eastAsia="Arial" w:hAnsi="Arial"/>
@@ -23857,7 +23857,7 @@
             <w:pPr>
               <w:spacing w:after="20" w:before="0"/>
             </w:pPr>
-            <w:hyperlink w:history="1" r:id="rId6zyymxd-qdp6pyy1hukka">
+            <w:hyperlink w:history="1" r:id="rIdgfprafbpnadeqbavwvhgf">
               <w:r>
                 <w:rPr>
                   <w:rFonts w:ascii="Arial" w:cs="Arial" w:eastAsia="Arial" w:hAnsi="Arial"/>
@@ -23890,7 +23890,7 @@
               <w:spacing w:after="10" w:before="0"/>
               <w:ind w:left="120"/>
             </w:pPr>
-            <w:hyperlink w:history="1" r:id="rIdazqwh0s8r0l778x98kkgj">
+            <w:hyperlink w:history="1" r:id="rIdoyetb9_j7yrxyd3c_fpj0">
               <w:r>
                 <w:rPr>
                   <w:rFonts w:ascii="Arial" w:cs="Arial" w:eastAsia="Arial" w:hAnsi="Arial"/>
@@ -24085,7 +24085,7 @@
             <w:pPr>
               <w:spacing w:after="20" w:before="0"/>
             </w:pPr>
-            <w:hyperlink w:history="1" r:id="rIdwec66njk-gcdz5iob2iyi">
+            <w:hyperlink w:history="1" r:id="rIduj8wyy9eexj7vfqxzpwmu">
               <w:r>
                 <w:rPr>
                   <w:rFonts w:ascii="Arial" w:cs="Arial" w:eastAsia="Arial" w:hAnsi="Arial"/>
@@ -24118,7 +24118,7 @@
               <w:spacing w:after="10" w:before="0"/>
               <w:ind w:left="120"/>
             </w:pPr>
-            <w:hyperlink w:history="1" r:id="rIdityw-8c4yppgm2-wxxrcu">
+            <w:hyperlink w:history="1" r:id="rId505sdwzsz9mnnfjbae1ey">
               <w:r>
                 <w:rPr>
                   <w:rFonts w:ascii="Arial" w:cs="Arial" w:eastAsia="Arial" w:hAnsi="Arial"/>
@@ -24163,7 +24163,7 @@
             <w:pPr>
               <w:spacing w:after="20" w:before="0"/>
             </w:pPr>
-            <w:hyperlink w:history="1" r:id="rId-oyn_qoumdngwibrnly-z">
+            <w:hyperlink w:history="1" r:id="rIdld04pp2j4x5j_1sdq02qq">
               <w:r>
                 <w:rPr>
                   <w:rFonts w:ascii="Arial" w:cs="Arial" w:eastAsia="Arial" w:hAnsi="Arial"/>
@@ -24196,7 +24196,7 @@
               <w:spacing w:after="10" w:before="0"/>
               <w:ind w:left="120"/>
             </w:pPr>
-            <w:hyperlink w:history="1" r:id="rIdki9-p1ufwudjvnjakujmn">
+            <w:hyperlink w:history="1" r:id="rIdcvghndisc7vg_9uoyyssn">
               <w:r>
                 <w:rPr>
                   <w:rFonts w:ascii="Arial" w:cs="Arial" w:eastAsia="Arial" w:hAnsi="Arial"/>
@@ -24391,7 +24391,7 @@
             <w:pPr>
               <w:spacing w:after="20" w:before="0"/>
             </w:pPr>
-            <w:hyperlink w:history="1" r:id="rIdva96ow9_k_yoix_hg1ith">
+            <w:hyperlink w:history="1" r:id="rIdc5svbuyqrmnbfjuoxoajo">
               <w:r>
                 <w:rPr>
                   <w:rFonts w:ascii="Arial" w:cs="Arial" w:eastAsia="Arial" w:hAnsi="Arial"/>
@@ -24424,7 +24424,7 @@
               <w:spacing w:after="10" w:before="0"/>
               <w:ind w:left="120"/>
             </w:pPr>
-            <w:hyperlink w:history="1" r:id="rIdpauquzoaqxtz2gvbivfvg">
+            <w:hyperlink w:history="1" r:id="rIdbldmn5aliuycky1xhkcko">
               <w:r>
                 <w:rPr>
                   <w:rFonts w:ascii="Arial" w:cs="Arial" w:eastAsia="Arial" w:hAnsi="Arial"/>
@@ -24469,7 +24469,7 @@
             <w:pPr>
               <w:spacing w:after="20" w:before="0"/>
             </w:pPr>
-            <w:hyperlink w:history="1" r:id="rIdwgtablnhsuexwil92jdao">
+            <w:hyperlink w:history="1" r:id="rIdjhlkxu2rb9qyd_ksqioo-">
               <w:r>
                 <w:rPr>
                   <w:rFonts w:ascii="Arial" w:cs="Arial" w:eastAsia="Arial" w:hAnsi="Arial"/>
@@ -24502,7 +24502,7 @@
               <w:spacing w:after="10" w:before="0"/>
               <w:ind w:left="120"/>
             </w:pPr>
-            <w:hyperlink w:history="1" r:id="rIdflep2l5hdxmneuuseelvk">
+            <w:hyperlink w:history="1" r:id="rId5xktgs9nntta3kthx3zqy">
               <w:r>
                 <w:rPr>
                   <w:rFonts w:ascii="Arial" w:cs="Arial" w:eastAsia="Arial" w:hAnsi="Arial"/>

--- a/data/outputs/v2/General_Science/SS2.1_The_Periodic_Table/General_Science_The_Periodic_Table_CBE_LessonSequence.docx
+++ b/data/outputs/v2/General_Science/SS2.1_The_Periodic_Table/General_Science_The_Periodic_Table_CBE_LessonSequence.docx
@@ -2772,7 +2772,25 @@
             </w:tcMar>
             <w:vAlign w:val="top"/>
           </w:tcPr>
-          <w:p/>
+          <w:p>
+            <w:pPr>
+              <w:spacing w:after="40" w:before="0"/>
+              <w:jc w:val="left"/>
+            </w:pPr>
+            <w:r>
+              <w:rPr>
+                <w:rFonts w:ascii="Arial" w:cs="Arial" w:eastAsia="Arial" w:hAnsi="Arial"/>
+                <w:b w:val="false"/>
+                <w:bCs w:val="false"/>
+                <w:i w:val="false"/>
+                <w:iCs w:val="false"/>
+                <w:color w:val="000000"/>
+                <w:sz w:val="18"/>
+                <w:szCs w:val="18"/>
+              </w:rPr>
+              <w:t xml:space="preserve">No hazardous chemicals are handled. Fertiliser bags are empty and clean. Remind learners to wash hands after handling any packaging material. Ensure the classroom is well ventilated.</w:t>
+            </w:r>
+          </w:p>
         </w:tc>
       </w:tr>
     </w:tbl>
@@ -3146,7 +3164,7 @@
             <w:pPr>
               <w:spacing w:after="20" w:before="0"/>
             </w:pPr>
-            <w:hyperlink w:history="1" r:id="rIdtvm65e3tqapbedgnvijgy">
+            <w:hyperlink w:history="1" r:id="rId06h8y7wee7bfuzrb2d_al">
               <w:r>
                 <w:rPr>
                   <w:rFonts w:ascii="Arial" w:cs="Arial" w:eastAsia="Arial" w:hAnsi="Arial"/>
@@ -3179,7 +3197,7 @@
               <w:spacing w:after="10" w:before="0"/>
               <w:ind w:left="120"/>
             </w:pPr>
-            <w:hyperlink w:history="1" r:id="rIdybwgszswa2kihtnd-tjij">
+            <w:hyperlink w:history="1" r:id="rIdowxlap35a3_lodqiz0iim">
               <w:r>
                 <w:rPr>
                   <w:rFonts w:ascii="Arial" w:cs="Arial" w:eastAsia="Arial" w:hAnsi="Arial"/>
@@ -3224,7 +3242,7 @@
             <w:pPr>
               <w:spacing w:after="20" w:before="0"/>
             </w:pPr>
-            <w:hyperlink w:history="1" r:id="rIdjud1yww4xujfthxawvm0u">
+            <w:hyperlink w:history="1" r:id="rId98bb-zc-ovmin0eswipsk">
               <w:r>
                 <w:rPr>
                   <w:rFonts w:ascii="Arial" w:cs="Arial" w:eastAsia="Arial" w:hAnsi="Arial"/>
@@ -3257,7 +3275,7 @@
               <w:spacing w:after="10" w:before="0"/>
               <w:ind w:left="120"/>
             </w:pPr>
-            <w:hyperlink w:history="1" r:id="rId_mwugidqtaqzrcksgzwyi">
+            <w:hyperlink w:history="1" r:id="rIdkv_7ihonpqdxftdvwlqdh">
               <w:r>
                 <w:rPr>
                   <w:rFonts w:ascii="Arial" w:cs="Arial" w:eastAsia="Arial" w:hAnsi="Arial"/>
@@ -3452,7 +3470,7 @@
             <w:pPr>
               <w:spacing w:after="20" w:before="0"/>
             </w:pPr>
-            <w:hyperlink w:history="1" r:id="rId3zcixt4bjbidzvtp-65yb">
+            <w:hyperlink w:history="1" r:id="rId8j9yqsn3gwhpo7a6vquaw">
               <w:r>
                 <w:rPr>
                   <w:rFonts w:ascii="Arial" w:cs="Arial" w:eastAsia="Arial" w:hAnsi="Arial"/>
@@ -3485,7 +3503,7 @@
               <w:spacing w:after="10" w:before="0"/>
               <w:ind w:left="120"/>
             </w:pPr>
-            <w:hyperlink w:history="1" r:id="rIdhykyilipx0ub6kcdtxnrx">
+            <w:hyperlink w:history="1" r:id="rId72av_uksrg7yk6vae3bwt">
               <w:r>
                 <w:rPr>
                   <w:rFonts w:ascii="Arial" w:cs="Arial" w:eastAsia="Arial" w:hAnsi="Arial"/>
@@ -3530,7 +3548,7 @@
             <w:pPr>
               <w:spacing w:after="20" w:before="0"/>
             </w:pPr>
-            <w:hyperlink w:history="1" r:id="rIdatzyuoedoka64cbps83xt">
+            <w:hyperlink w:history="1" r:id="rIdgy6k3xk8jirvt2z84dous">
               <w:r>
                 <w:rPr>
                   <w:rFonts w:ascii="Arial" w:cs="Arial" w:eastAsia="Arial" w:hAnsi="Arial"/>
@@ -3563,7 +3581,7 @@
               <w:spacing w:after="10" w:before="0"/>
               <w:ind w:left="120"/>
             </w:pPr>
-            <w:hyperlink w:history="1" r:id="rIdp5uqu7ykvk50l399ara2h">
+            <w:hyperlink w:history="1" r:id="rIdnl25tkgqanpfnkkiei7ri">
               <w:r>
                 <w:rPr>
                   <w:rFonts w:ascii="Arial" w:cs="Arial" w:eastAsia="Arial" w:hAnsi="Arial"/>
@@ -3758,7 +3776,7 @@
             <w:pPr>
               <w:spacing w:after="20" w:before="0"/>
             </w:pPr>
-            <w:hyperlink w:history="1" r:id="rIdb2ror_n6xzl2yjnit8oui">
+            <w:hyperlink w:history="1" r:id="rIdsy4cej8my7y7cshbt2fjl">
               <w:r>
                 <w:rPr>
                   <w:rFonts w:ascii="Arial" w:cs="Arial" w:eastAsia="Arial" w:hAnsi="Arial"/>
@@ -3791,7 +3809,7 @@
               <w:spacing w:after="10" w:before="0"/>
               <w:ind w:left="120"/>
             </w:pPr>
-            <w:hyperlink w:history="1" r:id="rId8mmcphu_1_g-mwhljat3s">
+            <w:hyperlink w:history="1" r:id="rId7xr6qhvw4v3h_ab2urur2">
               <w:r>
                 <w:rPr>
                   <w:rFonts w:ascii="Arial" w:cs="Arial" w:eastAsia="Arial" w:hAnsi="Arial"/>
@@ -3836,7 +3854,7 @@
             <w:pPr>
               <w:spacing w:after="20" w:before="0"/>
             </w:pPr>
-            <w:hyperlink w:history="1" r:id="rIdo2rbxlywfhc93iqiveoul">
+            <w:hyperlink w:history="1" r:id="rIdcmaymm6ehonkeig-8n_3k">
               <w:r>
                 <w:rPr>
                   <w:rFonts w:ascii="Arial" w:cs="Arial" w:eastAsia="Arial" w:hAnsi="Arial"/>
@@ -3869,7 +3887,7 @@
               <w:spacing w:after="10" w:before="0"/>
               <w:ind w:left="120"/>
             </w:pPr>
-            <w:hyperlink w:history="1" r:id="rId9x8cp0doibwa9jy1hqkog">
+            <w:hyperlink w:history="1" r:id="rIdkykuednjw83q9tjhsesps">
               <w:r>
                 <w:rPr>
                   <w:rFonts w:ascii="Arial" w:cs="Arial" w:eastAsia="Arial" w:hAnsi="Arial"/>
@@ -4064,7 +4082,7 @@
             <w:pPr>
               <w:spacing w:after="20" w:before="0"/>
             </w:pPr>
-            <w:hyperlink w:history="1" r:id="rIdid72ar-j1eibtkeiklznc">
+            <w:hyperlink w:history="1" r:id="rIdhj5ufun8ioosvo_euqkbw">
               <w:r>
                 <w:rPr>
                   <w:rFonts w:ascii="Arial" w:cs="Arial" w:eastAsia="Arial" w:hAnsi="Arial"/>
@@ -4097,7 +4115,7 @@
               <w:spacing w:after="10" w:before="0"/>
               <w:ind w:left="120"/>
             </w:pPr>
-            <w:hyperlink w:history="1" r:id="rIdsdbdhqlgogzvf8dax2rfz">
+            <w:hyperlink w:history="1" r:id="rIdajjmh5lidopxrb_zsyxww">
               <w:r>
                 <w:rPr>
                   <w:rFonts w:ascii="Arial" w:cs="Arial" w:eastAsia="Arial" w:hAnsi="Arial"/>
@@ -4142,7 +4160,7 @@
             <w:pPr>
               <w:spacing w:after="20" w:before="0"/>
             </w:pPr>
-            <w:hyperlink w:history="1" r:id="rIdmp8wgkmxat_zzcyaf01h4">
+            <w:hyperlink w:history="1" r:id="rId7xnm9lui4tttvvg2jujlj">
               <w:r>
                 <w:rPr>
                   <w:rFonts w:ascii="Arial" w:cs="Arial" w:eastAsia="Arial" w:hAnsi="Arial"/>
@@ -4175,7 +4193,7 @@
               <w:spacing w:after="10" w:before="0"/>
               <w:ind w:left="120"/>
             </w:pPr>
-            <w:hyperlink w:history="1" r:id="rId0wxyfy_gbrg5bidnubvfx">
+            <w:hyperlink w:history="1" r:id="rIdtngkrkh3_mvmtiiiqzjvu">
               <w:r>
                 <w:rPr>
                   <w:rFonts w:ascii="Arial" w:cs="Arial" w:eastAsia="Arial" w:hAnsi="Arial"/>
@@ -4370,7 +4388,7 @@
             <w:pPr>
               <w:spacing w:after="20" w:before="0"/>
             </w:pPr>
-            <w:hyperlink w:history="1" r:id="rIdhwezynvqafcvmx7mdwtty">
+            <w:hyperlink w:history="1" r:id="rId6zho1v_bkgxzczjjgmp9h">
               <w:r>
                 <w:rPr>
                   <w:rFonts w:ascii="Arial" w:cs="Arial" w:eastAsia="Arial" w:hAnsi="Arial"/>
@@ -4403,7 +4421,7 @@
               <w:spacing w:after="10" w:before="0"/>
               <w:ind w:left="120"/>
             </w:pPr>
-            <w:hyperlink w:history="1" r:id="rIdn3zww66fqbwjakw2_5na-">
+            <w:hyperlink w:history="1" r:id="rId17ka5ezqovkhfqo71w1qr">
               <w:r>
                 <w:rPr>
                   <w:rFonts w:ascii="Arial" w:cs="Arial" w:eastAsia="Arial" w:hAnsi="Arial"/>
@@ -4448,7 +4466,7 @@
             <w:pPr>
               <w:spacing w:after="20" w:before="0"/>
             </w:pPr>
-            <w:hyperlink w:history="1" r:id="rIdaekvt8idbkdquw1vomyiv">
+            <w:hyperlink w:history="1" r:id="rIdnrufxwjdxuby0zac5htr4">
               <w:r>
                 <w:rPr>
                   <w:rFonts w:ascii="Arial" w:cs="Arial" w:eastAsia="Arial" w:hAnsi="Arial"/>
@@ -4481,7 +4499,7 @@
               <w:spacing w:after="10" w:before="0"/>
               <w:ind w:left="120"/>
             </w:pPr>
-            <w:hyperlink w:history="1" r:id="rId3ktz87foyeors4aiil5ub">
+            <w:hyperlink w:history="1" r:id="rIdopqqyyp6exgigadnqhxck">
               <w:r>
                 <w:rPr>
                   <w:rFonts w:ascii="Arial" w:cs="Arial" w:eastAsia="Arial" w:hAnsi="Arial"/>
@@ -5968,7 +5986,7 @@
             <w:pPr>
               <w:spacing w:after="20" w:before="0"/>
             </w:pPr>
-            <w:hyperlink w:history="1" r:id="rIdodn-nb3ey21iu-gioy1jc">
+            <w:hyperlink w:history="1" r:id="rIdz2towlpxcmdwsdqqj3ucy">
               <w:r>
                 <w:rPr>
                   <w:rFonts w:ascii="Arial" w:cs="Arial" w:eastAsia="Arial" w:hAnsi="Arial"/>
@@ -6001,7 +6019,7 @@
               <w:spacing w:after="10" w:before="0"/>
               <w:ind w:left="120"/>
             </w:pPr>
-            <w:hyperlink w:history="1" r:id="rIdblmfdprrippdjwtpu-h1y">
+            <w:hyperlink w:history="1" r:id="rIdvjlbgr92l886kqpctm_lw">
               <w:r>
                 <w:rPr>
                   <w:rFonts w:ascii="Arial" w:cs="Arial" w:eastAsia="Arial" w:hAnsi="Arial"/>
@@ -6046,7 +6064,7 @@
             <w:pPr>
               <w:spacing w:after="20" w:before="0"/>
             </w:pPr>
-            <w:hyperlink w:history="1" r:id="rIdudqb0_5urp8ciajsqhzti">
+            <w:hyperlink w:history="1" r:id="rIdt5mqti-bctwnfzcc64htw">
               <w:r>
                 <w:rPr>
                   <w:rFonts w:ascii="Arial" w:cs="Arial" w:eastAsia="Arial" w:hAnsi="Arial"/>
@@ -6079,7 +6097,7 @@
               <w:spacing w:after="10" w:before="0"/>
               <w:ind w:left="120"/>
             </w:pPr>
-            <w:hyperlink w:history="1" r:id="rIdhifaheqxv_t8tg6zrk890">
+            <w:hyperlink w:history="1" r:id="rIdrubgno5ab7x1hx1pqupql">
               <w:r>
                 <w:rPr>
                   <w:rFonts w:ascii="Arial" w:cs="Arial" w:eastAsia="Arial" w:hAnsi="Arial"/>
@@ -6274,7 +6292,7 @@
             <w:pPr>
               <w:spacing w:after="20" w:before="0"/>
             </w:pPr>
-            <w:hyperlink w:history="1" r:id="rIdhzf-wnp5ljtyl2xejbmaa">
+            <w:hyperlink w:history="1" r:id="rIdpiw3cwnj3hq5l3tnr4lya">
               <w:r>
                 <w:rPr>
                   <w:rFonts w:ascii="Arial" w:cs="Arial" w:eastAsia="Arial" w:hAnsi="Arial"/>
@@ -6307,7 +6325,7 @@
               <w:spacing w:after="10" w:before="0"/>
               <w:ind w:left="120"/>
             </w:pPr>
-            <w:hyperlink w:history="1" r:id="rIdtagyafk2fp3xvjdwnhhly">
+            <w:hyperlink w:history="1" r:id="rId-5ns2jtbs9p1zdln93r2w">
               <w:r>
                 <w:rPr>
                   <w:rFonts w:ascii="Arial" w:cs="Arial" w:eastAsia="Arial" w:hAnsi="Arial"/>
@@ -6352,7 +6370,7 @@
             <w:pPr>
               <w:spacing w:after="20" w:before="0"/>
             </w:pPr>
-            <w:hyperlink w:history="1" r:id="rIdhtxbrohsoz1mmi61b9dy1">
+            <w:hyperlink w:history="1" r:id="rIdk2guuhv4bap6vb3ww_ef8">
               <w:r>
                 <w:rPr>
                   <w:rFonts w:ascii="Arial" w:cs="Arial" w:eastAsia="Arial" w:hAnsi="Arial"/>
@@ -6385,7 +6403,7 @@
               <w:spacing w:after="10" w:before="0"/>
               <w:ind w:left="120"/>
             </w:pPr>
-            <w:hyperlink w:history="1" r:id="rIdyqv5m9vxpciia0prbefa3">
+            <w:hyperlink w:history="1" r:id="rId8yzrsik9kiqsxcthyeq9r">
               <w:r>
                 <w:rPr>
                   <w:rFonts w:ascii="Arial" w:cs="Arial" w:eastAsia="Arial" w:hAnsi="Arial"/>
@@ -6580,7 +6598,7 @@
             <w:pPr>
               <w:spacing w:after="20" w:before="0"/>
             </w:pPr>
-            <w:hyperlink w:history="1" r:id="rId7xblcla-bnikgaijxxnyl">
+            <w:hyperlink w:history="1" r:id="rIdvmmh2zdrlv_mq4ohui9kc">
               <w:r>
                 <w:rPr>
                   <w:rFonts w:ascii="Arial" w:cs="Arial" w:eastAsia="Arial" w:hAnsi="Arial"/>
@@ -6613,7 +6631,7 @@
               <w:spacing w:after="10" w:before="0"/>
               <w:ind w:left="120"/>
             </w:pPr>
-            <w:hyperlink w:history="1" r:id="rIdz5agvqq5qhfrfcxljidps">
+            <w:hyperlink w:history="1" r:id="rIder01akcjgujj15umpe1bk">
               <w:r>
                 <w:rPr>
                   <w:rFonts w:ascii="Arial" w:cs="Arial" w:eastAsia="Arial" w:hAnsi="Arial"/>
@@ -6658,7 +6676,7 @@
             <w:pPr>
               <w:spacing w:after="20" w:before="0"/>
             </w:pPr>
-            <w:hyperlink w:history="1" r:id="rIdms3ey_h7xvzyjrguxoyg6">
+            <w:hyperlink w:history="1" r:id="rIdis_g-ityfc0wv-3nicaio">
               <w:r>
                 <w:rPr>
                   <w:rFonts w:ascii="Arial" w:cs="Arial" w:eastAsia="Arial" w:hAnsi="Arial"/>
@@ -6691,7 +6709,7 @@
               <w:spacing w:after="10" w:before="0"/>
               <w:ind w:left="120"/>
             </w:pPr>
-            <w:hyperlink w:history="1" r:id="rIdkqz4afj7m6bwdk08humal">
+            <w:hyperlink w:history="1" r:id="rIddp1po_d8lfw4cveyobaiz">
               <w:r>
                 <w:rPr>
                   <w:rFonts w:ascii="Arial" w:cs="Arial" w:eastAsia="Arial" w:hAnsi="Arial"/>
@@ -6886,7 +6904,7 @@
             <w:pPr>
               <w:spacing w:after="20" w:before="0"/>
             </w:pPr>
-            <w:hyperlink w:history="1" r:id="rIdmyxdn1qc0zfw5cd0_fybt">
+            <w:hyperlink w:history="1" r:id="rIdjvhlyumqvz3xf5i2xt5xq">
               <w:r>
                 <w:rPr>
                   <w:rFonts w:ascii="Arial" w:cs="Arial" w:eastAsia="Arial" w:hAnsi="Arial"/>
@@ -6919,7 +6937,7 @@
               <w:spacing w:after="10" w:before="0"/>
               <w:ind w:left="120"/>
             </w:pPr>
-            <w:hyperlink w:history="1" r:id="rIdrrdtbtfi0kkglpb2l5jwz">
+            <w:hyperlink w:history="1" r:id="rIdiwy9mgenvylj0-fb1u8x8">
               <w:r>
                 <w:rPr>
                   <w:rFonts w:ascii="Arial" w:cs="Arial" w:eastAsia="Arial" w:hAnsi="Arial"/>
@@ -6964,7 +6982,7 @@
             <w:pPr>
               <w:spacing w:after="20" w:before="0"/>
             </w:pPr>
-            <w:hyperlink w:history="1" r:id="rIdv8dixtzjfj451ieru42ij">
+            <w:hyperlink w:history="1" r:id="rIdae7tfmxiskst9uitxl-da">
               <w:r>
                 <w:rPr>
                   <w:rFonts w:ascii="Arial" w:cs="Arial" w:eastAsia="Arial" w:hAnsi="Arial"/>
@@ -6997,7 +7015,7 @@
               <w:spacing w:after="10" w:before="0"/>
               <w:ind w:left="120"/>
             </w:pPr>
-            <w:hyperlink w:history="1" r:id="rIdbhqx1uij6-xrshpaj0pta">
+            <w:hyperlink w:history="1" r:id="rIdvlwcwfwkul2ij1nsaflvy">
               <w:r>
                 <w:rPr>
                   <w:rFonts w:ascii="Arial" w:cs="Arial" w:eastAsia="Arial" w:hAnsi="Arial"/>
@@ -7192,7 +7210,7 @@
             <w:pPr>
               <w:spacing w:after="20" w:before="0"/>
             </w:pPr>
-            <w:hyperlink w:history="1" r:id="rIdhe907zgti3cbvn6fkvy0p">
+            <w:hyperlink w:history="1" r:id="rIdkxxtc09wxjcghd4bozyqv">
               <w:r>
                 <w:rPr>
                   <w:rFonts w:ascii="Arial" w:cs="Arial" w:eastAsia="Arial" w:hAnsi="Arial"/>
@@ -7225,7 +7243,7 @@
               <w:spacing w:after="10" w:before="0"/>
               <w:ind w:left="120"/>
             </w:pPr>
-            <w:hyperlink w:history="1" r:id="rIdi5so67nkelfy0bdqnfgk5">
+            <w:hyperlink w:history="1" r:id="rId3ykqklobx8wivl3eej9a8">
               <w:r>
                 <w:rPr>
                   <w:rFonts w:ascii="Arial" w:cs="Arial" w:eastAsia="Arial" w:hAnsi="Arial"/>
@@ -7270,7 +7288,7 @@
             <w:pPr>
               <w:spacing w:after="20" w:before="0"/>
             </w:pPr>
-            <w:hyperlink w:history="1" r:id="rIdt1cpevorbqgo230pkssmw">
+            <w:hyperlink w:history="1" r:id="rIdchtnlybddd98el0ytcpde">
               <w:r>
                 <w:rPr>
                   <w:rFonts w:ascii="Arial" w:cs="Arial" w:eastAsia="Arial" w:hAnsi="Arial"/>
@@ -7303,7 +7321,7 @@
               <w:spacing w:after="10" w:before="0"/>
               <w:ind w:left="120"/>
             </w:pPr>
-            <w:hyperlink w:history="1" r:id="rIdquy3b-ztoafdxonamb3nd">
+            <w:hyperlink w:history="1" r:id="rIdiccscrng3dlwhripzou6w">
               <w:r>
                 <w:rPr>
                   <w:rFonts w:ascii="Arial" w:cs="Arial" w:eastAsia="Arial" w:hAnsi="Arial"/>
@@ -8885,7 +8903,7 @@
             <w:pPr>
               <w:spacing w:after="20" w:before="0"/>
             </w:pPr>
-            <w:hyperlink w:history="1" r:id="rIdqnnidteattnwjvjp-nyds">
+            <w:hyperlink w:history="1" r:id="rIdz577nwobrtxy6mtjejagb">
               <w:r>
                 <w:rPr>
                   <w:rFonts w:ascii="Arial" w:cs="Arial" w:eastAsia="Arial" w:hAnsi="Arial"/>
@@ -8918,7 +8936,7 @@
               <w:spacing w:after="10" w:before="0"/>
               <w:ind w:left="120"/>
             </w:pPr>
-            <w:hyperlink w:history="1" r:id="rId6gmsycgga9qopwqqlaajz">
+            <w:hyperlink w:history="1" r:id="rIdvmmjnxo1jvnmcvhr8dx2v">
               <w:r>
                 <w:rPr>
                   <w:rFonts w:ascii="Arial" w:cs="Arial" w:eastAsia="Arial" w:hAnsi="Arial"/>
@@ -8963,7 +8981,7 @@
             <w:pPr>
               <w:spacing w:after="20" w:before="0"/>
             </w:pPr>
-            <w:hyperlink w:history="1" r:id="rIdhdu6iqhi1jmci-xwpwo6m">
+            <w:hyperlink w:history="1" r:id="rIdpkxsvkymoy0wqkcz4_slj">
               <w:r>
                 <w:rPr>
                   <w:rFonts w:ascii="Arial" w:cs="Arial" w:eastAsia="Arial" w:hAnsi="Arial"/>
@@ -8996,7 +9014,7 @@
               <w:spacing w:after="10" w:before="0"/>
               <w:ind w:left="120"/>
             </w:pPr>
-            <w:hyperlink w:history="1" r:id="rIdojhxfsh7yvmjhip-5pa8w">
+            <w:hyperlink w:history="1" r:id="rIdyzwbbh5tptesmvxn_iw5x">
               <w:r>
                 <w:rPr>
                   <w:rFonts w:ascii="Arial" w:cs="Arial" w:eastAsia="Arial" w:hAnsi="Arial"/>
@@ -9191,7 +9209,7 @@
             <w:pPr>
               <w:spacing w:after="20" w:before="0"/>
             </w:pPr>
-            <w:hyperlink w:history="1" r:id="rIdb-8xhpylriavfuqk4bruy">
+            <w:hyperlink w:history="1" r:id="rIdxyzeubzr-2bkefyhrzt_g">
               <w:r>
                 <w:rPr>
                   <w:rFonts w:ascii="Arial" w:cs="Arial" w:eastAsia="Arial" w:hAnsi="Arial"/>
@@ -9224,7 +9242,7 @@
               <w:spacing w:after="10" w:before="0"/>
               <w:ind w:left="120"/>
             </w:pPr>
-            <w:hyperlink w:history="1" r:id="rIdp2emrtmcvyfrzkf9oxoyx">
+            <w:hyperlink w:history="1" r:id="rIdh-swc_kpv0awqfgvjcezb">
               <w:r>
                 <w:rPr>
                   <w:rFonts w:ascii="Arial" w:cs="Arial" w:eastAsia="Arial" w:hAnsi="Arial"/>
@@ -9269,7 +9287,7 @@
             <w:pPr>
               <w:spacing w:after="20" w:before="0"/>
             </w:pPr>
-            <w:hyperlink w:history="1" r:id="rId8q6hr2oa94fko26zwuvlr">
+            <w:hyperlink w:history="1" r:id="rIdqjuqbdhcm2aewmv5c5kfe">
               <w:r>
                 <w:rPr>
                   <w:rFonts w:ascii="Arial" w:cs="Arial" w:eastAsia="Arial" w:hAnsi="Arial"/>
@@ -9302,7 +9320,7 @@
               <w:spacing w:after="10" w:before="0"/>
               <w:ind w:left="120"/>
             </w:pPr>
-            <w:hyperlink w:history="1" r:id="rIdcwweaiqseydkn2yw3bhof">
+            <w:hyperlink w:history="1" r:id="rIdeaxzkzklhlojsln-jclnm">
               <w:r>
                 <w:rPr>
                   <w:rFonts w:ascii="Arial" w:cs="Arial" w:eastAsia="Arial" w:hAnsi="Arial"/>
@@ -9497,7 +9515,7 @@
             <w:pPr>
               <w:spacing w:after="20" w:before="0"/>
             </w:pPr>
-            <w:hyperlink w:history="1" r:id="rId_eyclyccqcucap7mvzx95">
+            <w:hyperlink w:history="1" r:id="rIdp40feqyoffnty07is5z_g">
               <w:r>
                 <w:rPr>
                   <w:rFonts w:ascii="Arial" w:cs="Arial" w:eastAsia="Arial" w:hAnsi="Arial"/>
@@ -9530,7 +9548,7 @@
               <w:spacing w:after="10" w:before="0"/>
               <w:ind w:left="120"/>
             </w:pPr>
-            <w:hyperlink w:history="1" r:id="rIdqjjt0fghnbk4drdmvij-c">
+            <w:hyperlink w:history="1" r:id="rId_99gpskn_b76di63gwsva">
               <w:r>
                 <w:rPr>
                   <w:rFonts w:ascii="Arial" w:cs="Arial" w:eastAsia="Arial" w:hAnsi="Arial"/>
@@ -9575,7 +9593,7 @@
             <w:pPr>
               <w:spacing w:after="20" w:before="0"/>
             </w:pPr>
-            <w:hyperlink w:history="1" r:id="rIdbsmgs96xltxxvy1veizw4">
+            <w:hyperlink w:history="1" r:id="rIduqzhsxir4fnei77vcxwnd">
               <w:r>
                 <w:rPr>
                   <w:rFonts w:ascii="Arial" w:cs="Arial" w:eastAsia="Arial" w:hAnsi="Arial"/>
@@ -9608,7 +9626,7 @@
               <w:spacing w:after="10" w:before="0"/>
               <w:ind w:left="120"/>
             </w:pPr>
-            <w:hyperlink w:history="1" r:id="rId1etfy_pzvhnj8w1rdbxqq">
+            <w:hyperlink w:history="1" r:id="rIdghgiajuwky0l2zm7gsmn8">
               <w:r>
                 <w:rPr>
                   <w:rFonts w:ascii="Arial" w:cs="Arial" w:eastAsia="Arial" w:hAnsi="Arial"/>
@@ -9803,7 +9821,7 @@
             <w:pPr>
               <w:spacing w:after="20" w:before="0"/>
             </w:pPr>
-            <w:hyperlink w:history="1" r:id="rIdk2smn-i6xby4vhokjndjh">
+            <w:hyperlink w:history="1" r:id="rIdduj578joxzpij-b4ed8hi">
               <w:r>
                 <w:rPr>
                   <w:rFonts w:ascii="Arial" w:cs="Arial" w:eastAsia="Arial" w:hAnsi="Arial"/>
@@ -9836,7 +9854,7 @@
               <w:spacing w:after="10" w:before="0"/>
               <w:ind w:left="120"/>
             </w:pPr>
-            <w:hyperlink w:history="1" r:id="rIdcswzl_qvqdbnz0m9uvbco">
+            <w:hyperlink w:history="1" r:id="rIdw8ltxg7pgjnnoveso5cd-">
               <w:r>
                 <w:rPr>
                   <w:rFonts w:ascii="Arial" w:cs="Arial" w:eastAsia="Arial" w:hAnsi="Arial"/>
@@ -9881,7 +9899,7 @@
             <w:pPr>
               <w:spacing w:after="20" w:before="0"/>
             </w:pPr>
-            <w:hyperlink w:history="1" r:id="rIdivxadk8ebzmyv0heuhnoe">
+            <w:hyperlink w:history="1" r:id="rIdwkphy4ecf1bggfcmcrnqv">
               <w:r>
                 <w:rPr>
                   <w:rFonts w:ascii="Arial" w:cs="Arial" w:eastAsia="Arial" w:hAnsi="Arial"/>
@@ -9914,7 +9932,7 @@
               <w:spacing w:after="10" w:before="0"/>
               <w:ind w:left="120"/>
             </w:pPr>
-            <w:hyperlink w:history="1" r:id="rIdww0_3opg7blmlj1zzpdmn">
+            <w:hyperlink w:history="1" r:id="rIdposzk2qeaeg08ice9f-be">
               <w:r>
                 <w:rPr>
                   <w:rFonts w:ascii="Arial" w:cs="Arial" w:eastAsia="Arial" w:hAnsi="Arial"/>
@@ -10109,7 +10127,7 @@
             <w:pPr>
               <w:spacing w:after="20" w:before="0"/>
             </w:pPr>
-            <w:hyperlink w:history="1" r:id="rIdpmjbgpy7utz4wv2r3g7s9">
+            <w:hyperlink w:history="1" r:id="rIdhxhy28uhnm043wli5qsbd">
               <w:r>
                 <w:rPr>
                   <w:rFonts w:ascii="Arial" w:cs="Arial" w:eastAsia="Arial" w:hAnsi="Arial"/>
@@ -10142,7 +10160,7 @@
               <w:spacing w:after="10" w:before="0"/>
               <w:ind w:left="120"/>
             </w:pPr>
-            <w:hyperlink w:history="1" r:id="rIdriwcxcyf2wuzqlenswjz1">
+            <w:hyperlink w:history="1" r:id="rIdtbmudwtk8rmeckpefsilk">
               <w:r>
                 <w:rPr>
                   <w:rFonts w:ascii="Arial" w:cs="Arial" w:eastAsia="Arial" w:hAnsi="Arial"/>
@@ -10187,7 +10205,7 @@
             <w:pPr>
               <w:spacing w:after="20" w:before="0"/>
             </w:pPr>
-            <w:hyperlink w:history="1" r:id="rIdtxrjdrvnly-tlcl7ig2lc">
+            <w:hyperlink w:history="1" r:id="rIdjdl0hdusi67z3kslz0zfi">
               <w:r>
                 <w:rPr>
                   <w:rFonts w:ascii="Arial" w:cs="Arial" w:eastAsia="Arial" w:hAnsi="Arial"/>
@@ -10220,7 +10238,7 @@
               <w:spacing w:after="10" w:before="0"/>
               <w:ind w:left="120"/>
             </w:pPr>
-            <w:hyperlink w:history="1" r:id="rIdq8p_thglkp6grmqblun6j">
+            <w:hyperlink w:history="1" r:id="rIdjxkwvknsf8uno94f3zqel">
               <w:r>
                 <w:rPr>
                   <w:rFonts w:ascii="Arial" w:cs="Arial" w:eastAsia="Arial" w:hAnsi="Arial"/>
@@ -11707,7 +11725,7 @@
             <w:pPr>
               <w:spacing w:after="20" w:before="0"/>
             </w:pPr>
-            <w:hyperlink w:history="1" r:id="rIdrzwzewziuv5p-oa8-92ak">
+            <w:hyperlink w:history="1" r:id="rId2wf_r3bussfebx_mtrje7">
               <w:r>
                 <w:rPr>
                   <w:rFonts w:ascii="Arial" w:cs="Arial" w:eastAsia="Arial" w:hAnsi="Arial"/>
@@ -11740,7 +11758,7 @@
               <w:spacing w:after="10" w:before="0"/>
               <w:ind w:left="120"/>
             </w:pPr>
-            <w:hyperlink w:history="1" r:id="rIdcbat3_cppd_o4qvhu1iuq">
+            <w:hyperlink w:history="1" r:id="rIdtu0nohycn0hymj2q-wmbc">
               <w:r>
                 <w:rPr>
                   <w:rFonts w:ascii="Arial" w:cs="Arial" w:eastAsia="Arial" w:hAnsi="Arial"/>
@@ -11785,7 +11803,7 @@
             <w:pPr>
               <w:spacing w:after="20" w:before="0"/>
             </w:pPr>
-            <w:hyperlink w:history="1" r:id="rIdnjmp_b8yelh6ldee1u0tf">
+            <w:hyperlink w:history="1" r:id="rIdzpjhchflcizbfbus8_of1">
               <w:r>
                 <w:rPr>
                   <w:rFonts w:ascii="Arial" w:cs="Arial" w:eastAsia="Arial" w:hAnsi="Arial"/>
@@ -11818,7 +11836,7 @@
               <w:spacing w:after="10" w:before="0"/>
               <w:ind w:left="120"/>
             </w:pPr>
-            <w:hyperlink w:history="1" r:id="rId3zb6boct4z3na7g05vf7z">
+            <w:hyperlink w:history="1" r:id="rId_iqcmkejklj7kkax47yaf">
               <w:r>
                 <w:rPr>
                   <w:rFonts w:ascii="Arial" w:cs="Arial" w:eastAsia="Arial" w:hAnsi="Arial"/>
@@ -12013,7 +12031,7 @@
             <w:pPr>
               <w:spacing w:after="20" w:before="0"/>
             </w:pPr>
-            <w:hyperlink w:history="1" r:id="rIda2koxr7y9ozeyypallcag">
+            <w:hyperlink w:history="1" r:id="rIdbqbnu1ks8rx-c7fafje9e">
               <w:r>
                 <w:rPr>
                   <w:rFonts w:ascii="Arial" w:cs="Arial" w:eastAsia="Arial" w:hAnsi="Arial"/>
@@ -12046,7 +12064,7 @@
               <w:spacing w:after="10" w:before="0"/>
               <w:ind w:left="120"/>
             </w:pPr>
-            <w:hyperlink w:history="1" r:id="rId0ioccbe1udyv-6urogb9o">
+            <w:hyperlink w:history="1" r:id="rId8lbtpl682w3pdzvihozvs">
               <w:r>
                 <w:rPr>
                   <w:rFonts w:ascii="Arial" w:cs="Arial" w:eastAsia="Arial" w:hAnsi="Arial"/>
@@ -12091,7 +12109,7 @@
             <w:pPr>
               <w:spacing w:after="20" w:before="0"/>
             </w:pPr>
-            <w:hyperlink w:history="1" r:id="rIdwsf5qgjozeeebx6tb13b9">
+            <w:hyperlink w:history="1" r:id="rId87ai3xnwm5tk2yrfxlrmr">
               <w:r>
                 <w:rPr>
                   <w:rFonts w:ascii="Arial" w:cs="Arial" w:eastAsia="Arial" w:hAnsi="Arial"/>
@@ -12124,7 +12142,7 @@
               <w:spacing w:after="10" w:before="0"/>
               <w:ind w:left="120"/>
             </w:pPr>
-            <w:hyperlink w:history="1" r:id="rIdlc7h9ptgfpjbphjxk3pdi">
+            <w:hyperlink w:history="1" r:id="rId9y-eumlgckamfbwbq5mrj">
               <w:r>
                 <w:rPr>
                   <w:rFonts w:ascii="Arial" w:cs="Arial" w:eastAsia="Arial" w:hAnsi="Arial"/>
@@ -12319,7 +12337,7 @@
             <w:pPr>
               <w:spacing w:after="20" w:before="0"/>
             </w:pPr>
-            <w:hyperlink w:history="1" r:id="rId2isyub7dzlpp0mtubxinp">
+            <w:hyperlink w:history="1" r:id="rIdchht2q8oxia7zjxxoxtrc">
               <w:r>
                 <w:rPr>
                   <w:rFonts w:ascii="Arial" w:cs="Arial" w:eastAsia="Arial" w:hAnsi="Arial"/>
@@ -12352,7 +12370,7 @@
               <w:spacing w:after="10" w:before="0"/>
               <w:ind w:left="120"/>
             </w:pPr>
-            <w:hyperlink w:history="1" r:id="rId_yf8ftqb-ztrrf1ep70ar">
+            <w:hyperlink w:history="1" r:id="rIdmf5jtkdqq0xmofzrntdnk">
               <w:r>
                 <w:rPr>
                   <w:rFonts w:ascii="Arial" w:cs="Arial" w:eastAsia="Arial" w:hAnsi="Arial"/>
@@ -12397,7 +12415,7 @@
             <w:pPr>
               <w:spacing w:after="20" w:before="0"/>
             </w:pPr>
-            <w:hyperlink w:history="1" r:id="rIda6bndw-brl-u7t5j8ucc9">
+            <w:hyperlink w:history="1" r:id="rIdcjawwrejlg0_buu99sdp8">
               <w:r>
                 <w:rPr>
                   <w:rFonts w:ascii="Arial" w:cs="Arial" w:eastAsia="Arial" w:hAnsi="Arial"/>
@@ -12430,7 +12448,7 @@
               <w:spacing w:after="10" w:before="0"/>
               <w:ind w:left="120"/>
             </w:pPr>
-            <w:hyperlink w:history="1" r:id="rIdhlznk1-idd4r6pu7vlu6p">
+            <w:hyperlink w:history="1" r:id="rId2zwvcj3nmvv4lllliti-x">
               <w:r>
                 <w:rPr>
                   <w:rFonts w:ascii="Arial" w:cs="Arial" w:eastAsia="Arial" w:hAnsi="Arial"/>
@@ -12625,7 +12643,7 @@
             <w:pPr>
               <w:spacing w:after="20" w:before="0"/>
             </w:pPr>
-            <w:hyperlink w:history="1" r:id="rId-tqkarg_cczphpket4gs2">
+            <w:hyperlink w:history="1" r:id="rIdjnqgrkgipuein5epdej_f">
               <w:r>
                 <w:rPr>
                   <w:rFonts w:ascii="Arial" w:cs="Arial" w:eastAsia="Arial" w:hAnsi="Arial"/>
@@ -12658,7 +12676,7 @@
               <w:spacing w:after="10" w:before="0"/>
               <w:ind w:left="120"/>
             </w:pPr>
-            <w:hyperlink w:history="1" r:id="rIdcf8fdwbr-ane22yghrhce">
+            <w:hyperlink w:history="1" r:id="rIdggl4msgajeoeacyhrieyh">
               <w:r>
                 <w:rPr>
                   <w:rFonts w:ascii="Arial" w:cs="Arial" w:eastAsia="Arial" w:hAnsi="Arial"/>
@@ -12703,7 +12721,7 @@
             <w:pPr>
               <w:spacing w:after="20" w:before="0"/>
             </w:pPr>
-            <w:hyperlink w:history="1" r:id="rIdelsbr5vktbihjznw6lcyx">
+            <w:hyperlink w:history="1" r:id="rIdkapt66ua2vrdbuo56qrei">
               <w:r>
                 <w:rPr>
                   <w:rFonts w:ascii="Arial" w:cs="Arial" w:eastAsia="Arial" w:hAnsi="Arial"/>
@@ -12736,7 +12754,7 @@
               <w:spacing w:after="10" w:before="0"/>
               <w:ind w:left="120"/>
             </w:pPr>
-            <w:hyperlink w:history="1" r:id="rIdpgatygl8e_ev_rdpv1nqc">
+            <w:hyperlink w:history="1" r:id="rIddetn_-pznmtsuqhrqcuyz">
               <w:r>
                 <w:rPr>
                   <w:rFonts w:ascii="Arial" w:cs="Arial" w:eastAsia="Arial" w:hAnsi="Arial"/>
@@ -12931,7 +12949,7 @@
             <w:pPr>
               <w:spacing w:after="20" w:before="0"/>
             </w:pPr>
-            <w:hyperlink w:history="1" r:id="rIdkzbuulxuicj7ysiv-s2we">
+            <w:hyperlink w:history="1" r:id="rIdssdptqylfx9utkxchpvos">
               <w:r>
                 <w:rPr>
                   <w:rFonts w:ascii="Arial" w:cs="Arial" w:eastAsia="Arial" w:hAnsi="Arial"/>
@@ -12964,7 +12982,7 @@
               <w:spacing w:after="10" w:before="0"/>
               <w:ind w:left="120"/>
             </w:pPr>
-            <w:hyperlink w:history="1" r:id="rIdlwymnnpof4slbqqqt8nzg">
+            <w:hyperlink w:history="1" r:id="rIdjjrug_i5g_pl4q3uyqmll">
               <w:r>
                 <w:rPr>
                   <w:rFonts w:ascii="Arial" w:cs="Arial" w:eastAsia="Arial" w:hAnsi="Arial"/>
@@ -13009,7 +13027,7 @@
             <w:pPr>
               <w:spacing w:after="20" w:before="0"/>
             </w:pPr>
-            <w:hyperlink w:history="1" r:id="rIdkaipeuxyrxcuvqltllt9t">
+            <w:hyperlink w:history="1" r:id="rIdgsitwjeobz85l23tw0lrk">
               <w:r>
                 <w:rPr>
                   <w:rFonts w:ascii="Arial" w:cs="Arial" w:eastAsia="Arial" w:hAnsi="Arial"/>
@@ -13042,7 +13060,7 @@
               <w:spacing w:after="10" w:before="0"/>
               <w:ind w:left="120"/>
             </w:pPr>
-            <w:hyperlink w:history="1" r:id="rId6yrkh-fy1x6zyzkn6uy_n">
+            <w:hyperlink w:history="1" r:id="rIdl1yly6ur6b1b852tdpunu">
               <w:r>
                 <w:rPr>
                   <w:rFonts w:ascii="Arial" w:cs="Arial" w:eastAsia="Arial" w:hAnsi="Arial"/>
@@ -14624,7 +14642,7 @@
             <w:pPr>
               <w:spacing w:after="20" w:before="0"/>
             </w:pPr>
-            <w:hyperlink w:history="1" r:id="rIdeslcumxf3zuwyjowck1iz">
+            <w:hyperlink w:history="1" r:id="rIdtllozkasv-aktwa2nted-">
               <w:r>
                 <w:rPr>
                   <w:rFonts w:ascii="Arial" w:cs="Arial" w:eastAsia="Arial" w:hAnsi="Arial"/>
@@ -14657,7 +14675,7 @@
               <w:spacing w:after="10" w:before="0"/>
               <w:ind w:left="120"/>
             </w:pPr>
-            <w:hyperlink w:history="1" r:id="rIdfdqwnnmf96ficuf60zpfv">
+            <w:hyperlink w:history="1" r:id="rIdphgq9zmyqquskbipii6sb">
               <w:r>
                 <w:rPr>
                   <w:rFonts w:ascii="Arial" w:cs="Arial" w:eastAsia="Arial" w:hAnsi="Arial"/>
@@ -14702,7 +14720,7 @@
             <w:pPr>
               <w:spacing w:after="20" w:before="0"/>
             </w:pPr>
-            <w:hyperlink w:history="1" r:id="rId5jyxrjaryjw8zuf3eruhb">
+            <w:hyperlink w:history="1" r:id="rIdr-tuhr0imdgadcmmx1hxl">
               <w:r>
                 <w:rPr>
                   <w:rFonts w:ascii="Arial" w:cs="Arial" w:eastAsia="Arial" w:hAnsi="Arial"/>
@@ -14735,7 +14753,7 @@
               <w:spacing w:after="10" w:before="0"/>
               <w:ind w:left="120"/>
             </w:pPr>
-            <w:hyperlink w:history="1" r:id="rIdxvnzepdzliyz1x1rcbqmt">
+            <w:hyperlink w:history="1" r:id="rId_ybh5lb1lhoso_d1z3svt">
               <w:r>
                 <w:rPr>
                   <w:rFonts w:ascii="Arial" w:cs="Arial" w:eastAsia="Arial" w:hAnsi="Arial"/>
@@ -14930,7 +14948,7 @@
             <w:pPr>
               <w:spacing w:after="20" w:before="0"/>
             </w:pPr>
-            <w:hyperlink w:history="1" r:id="rIdrkbuhkxet20zjrbx4f2sg">
+            <w:hyperlink w:history="1" r:id="rId9b90gwt8kk1l4d_vr0zgp">
               <w:r>
                 <w:rPr>
                   <w:rFonts w:ascii="Arial" w:cs="Arial" w:eastAsia="Arial" w:hAnsi="Arial"/>
@@ -14963,7 +14981,7 @@
               <w:spacing w:after="10" w:before="0"/>
               <w:ind w:left="120"/>
             </w:pPr>
-            <w:hyperlink w:history="1" r:id="rIdcymgjmmilme8xkbrh7oio">
+            <w:hyperlink w:history="1" r:id="rIdklf4pcsfus2t452gmwho-">
               <w:r>
                 <w:rPr>
                   <w:rFonts w:ascii="Arial" w:cs="Arial" w:eastAsia="Arial" w:hAnsi="Arial"/>
@@ -15008,7 +15026,7 @@
             <w:pPr>
               <w:spacing w:after="20" w:before="0"/>
             </w:pPr>
-            <w:hyperlink w:history="1" r:id="rIdahyllxauepm_yq3jrn4iu">
+            <w:hyperlink w:history="1" r:id="rId9_aalgkpjonpvf6qp3qol">
               <w:r>
                 <w:rPr>
                   <w:rFonts w:ascii="Arial" w:cs="Arial" w:eastAsia="Arial" w:hAnsi="Arial"/>
@@ -15041,7 +15059,7 @@
               <w:spacing w:after="10" w:before="0"/>
               <w:ind w:left="120"/>
             </w:pPr>
-            <w:hyperlink w:history="1" r:id="rIdriiiqcm7iopsvhfe-yui4">
+            <w:hyperlink w:history="1" r:id="rIdvoossoy1t_wnyq_n1dgyt">
               <w:r>
                 <w:rPr>
                   <w:rFonts w:ascii="Arial" w:cs="Arial" w:eastAsia="Arial" w:hAnsi="Arial"/>
@@ -15236,7 +15254,7 @@
             <w:pPr>
               <w:spacing w:after="20" w:before="0"/>
             </w:pPr>
-            <w:hyperlink w:history="1" r:id="rId1tunvs1vvcu3pva7fnsog">
+            <w:hyperlink w:history="1" r:id="rIdczldz3hzs-0xqj8vbwdm7">
               <w:r>
                 <w:rPr>
                   <w:rFonts w:ascii="Arial" w:cs="Arial" w:eastAsia="Arial" w:hAnsi="Arial"/>
@@ -15269,7 +15287,7 @@
               <w:spacing w:after="10" w:before="0"/>
               <w:ind w:left="120"/>
             </w:pPr>
-            <w:hyperlink w:history="1" r:id="rId1puymjjm3cqszodwf1ibq">
+            <w:hyperlink w:history="1" r:id="rIdrv0z6mcxufyc6jtcnhxxs">
               <w:r>
                 <w:rPr>
                   <w:rFonts w:ascii="Arial" w:cs="Arial" w:eastAsia="Arial" w:hAnsi="Arial"/>
@@ -15314,7 +15332,7 @@
             <w:pPr>
               <w:spacing w:after="20" w:before="0"/>
             </w:pPr>
-            <w:hyperlink w:history="1" r:id="rIdo3dkpoyml0cqyypc461v7">
+            <w:hyperlink w:history="1" r:id="rIdx7fhcr0nxpqfwbqp3ngro">
               <w:r>
                 <w:rPr>
                   <w:rFonts w:ascii="Arial" w:cs="Arial" w:eastAsia="Arial" w:hAnsi="Arial"/>
@@ -15347,7 +15365,7 @@
               <w:spacing w:after="10" w:before="0"/>
               <w:ind w:left="120"/>
             </w:pPr>
-            <w:hyperlink w:history="1" r:id="rIdeg_km7c3p9wie5kad7frd">
+            <w:hyperlink w:history="1" r:id="rIdky1l7v559ztdkznxrnazr">
               <w:r>
                 <w:rPr>
                   <w:rFonts w:ascii="Arial" w:cs="Arial" w:eastAsia="Arial" w:hAnsi="Arial"/>
@@ -15542,7 +15560,7 @@
             <w:pPr>
               <w:spacing w:after="20" w:before="0"/>
             </w:pPr>
-            <w:hyperlink w:history="1" r:id="rIdlzixveulecbwi9bzkvusr">
+            <w:hyperlink w:history="1" r:id="rIdd11miqdarsyvsj5fhv-np">
               <w:r>
                 <w:rPr>
                   <w:rFonts w:ascii="Arial" w:cs="Arial" w:eastAsia="Arial" w:hAnsi="Arial"/>
@@ -15575,7 +15593,7 @@
               <w:spacing w:after="10" w:before="0"/>
               <w:ind w:left="120"/>
             </w:pPr>
-            <w:hyperlink w:history="1" r:id="rIdtidutru7o1a7gfr6get8o">
+            <w:hyperlink w:history="1" r:id="rIdfzimafwfdadolptpjftig">
               <w:r>
                 <w:rPr>
                   <w:rFonts w:ascii="Arial" w:cs="Arial" w:eastAsia="Arial" w:hAnsi="Arial"/>
@@ -15620,7 +15638,7 @@
             <w:pPr>
               <w:spacing w:after="20" w:before="0"/>
             </w:pPr>
-            <w:hyperlink w:history="1" r:id="rIdo6-cxcbtnrtf2vquu5goz">
+            <w:hyperlink w:history="1" r:id="rIda9oxkrnwyy2xznafz_dkb">
               <w:r>
                 <w:rPr>
                   <w:rFonts w:ascii="Arial" w:cs="Arial" w:eastAsia="Arial" w:hAnsi="Arial"/>
@@ -15653,7 +15671,7 @@
               <w:spacing w:after="10" w:before="0"/>
               <w:ind w:left="120"/>
             </w:pPr>
-            <w:hyperlink w:history="1" r:id="rIdi89mtvjevrtxhdamvbn0s">
+            <w:hyperlink w:history="1" r:id="rIdrdogbdm2uxdtvy2rm8o1v">
               <w:r>
                 <w:rPr>
                   <w:rFonts w:ascii="Arial" w:cs="Arial" w:eastAsia="Arial" w:hAnsi="Arial"/>
@@ -15848,7 +15866,7 @@
             <w:pPr>
               <w:spacing w:after="20" w:before="0"/>
             </w:pPr>
-            <w:hyperlink w:history="1" r:id="rIdzrskhj08ebdrn3gpjcjwz">
+            <w:hyperlink w:history="1" r:id="rIdtwrmbjws8qg9pqdhjjouy">
               <w:r>
                 <w:rPr>
                   <w:rFonts w:ascii="Arial" w:cs="Arial" w:eastAsia="Arial" w:hAnsi="Arial"/>
@@ -15881,7 +15899,7 @@
               <w:spacing w:after="10" w:before="0"/>
               <w:ind w:left="120"/>
             </w:pPr>
-            <w:hyperlink w:history="1" r:id="rIdksbkh76ya2hxcpz755atb">
+            <w:hyperlink w:history="1" r:id="rIduex2azeak2ccf_iin5vas">
               <w:r>
                 <w:rPr>
                   <w:rFonts w:ascii="Arial" w:cs="Arial" w:eastAsia="Arial" w:hAnsi="Arial"/>
@@ -15926,7 +15944,7 @@
             <w:pPr>
               <w:spacing w:after="20" w:before="0"/>
             </w:pPr>
-            <w:hyperlink w:history="1" r:id="rIdiuk6fwyvupu_gycu0up6b">
+            <w:hyperlink w:history="1" r:id="rIda4srrhiyvufu9ojiw8tld">
               <w:r>
                 <w:rPr>
                   <w:rFonts w:ascii="Arial" w:cs="Arial" w:eastAsia="Arial" w:hAnsi="Arial"/>
@@ -15959,7 +15977,7 @@
               <w:spacing w:after="10" w:before="0"/>
               <w:ind w:left="120"/>
             </w:pPr>
-            <w:hyperlink w:history="1" r:id="rIdlsstz9y3bnhbiblhruppv">
+            <w:hyperlink w:history="1" r:id="rIdpwega_lxm79cwccvqdvj9">
               <w:r>
                 <w:rPr>
                   <w:rFonts w:ascii="Arial" w:cs="Arial" w:eastAsia="Arial" w:hAnsi="Arial"/>
@@ -17446,7 +17464,7 @@
             <w:pPr>
               <w:spacing w:after="20" w:before="0"/>
             </w:pPr>
-            <w:hyperlink w:history="1" r:id="rId4qrjb9uhwbjckp3fgbk0d">
+            <w:hyperlink w:history="1" r:id="rId_3fbnawlly3zm2ebtymtu">
               <w:r>
                 <w:rPr>
                   <w:rFonts w:ascii="Arial" w:cs="Arial" w:eastAsia="Arial" w:hAnsi="Arial"/>
@@ -17479,7 +17497,7 @@
               <w:spacing w:after="10" w:before="0"/>
               <w:ind w:left="120"/>
             </w:pPr>
-            <w:hyperlink w:history="1" r:id="rIdpfknoelctp0hrpws8k66o">
+            <w:hyperlink w:history="1" r:id="rIdfqxzch4_4i8xnwss_caaj">
               <w:r>
                 <w:rPr>
                   <w:rFonts w:ascii="Arial" w:cs="Arial" w:eastAsia="Arial" w:hAnsi="Arial"/>
@@ -17524,7 +17542,7 @@
             <w:pPr>
               <w:spacing w:after="20" w:before="0"/>
             </w:pPr>
-            <w:hyperlink w:history="1" r:id="rIdvfah14yx22exdjo078zlo">
+            <w:hyperlink w:history="1" r:id="rIdjmsu0hs293z9-hykvocr8">
               <w:r>
                 <w:rPr>
                   <w:rFonts w:ascii="Arial" w:cs="Arial" w:eastAsia="Arial" w:hAnsi="Arial"/>
@@ -17557,7 +17575,7 @@
               <w:spacing w:after="10" w:before="0"/>
               <w:ind w:left="120"/>
             </w:pPr>
-            <w:hyperlink w:history="1" r:id="rIddmo0tp8p0yoanw4wlotgd">
+            <w:hyperlink w:history="1" r:id="rIdgiuyrrgom1dyuhelnzhyj">
               <w:r>
                 <w:rPr>
                   <w:rFonts w:ascii="Arial" w:cs="Arial" w:eastAsia="Arial" w:hAnsi="Arial"/>
@@ -17752,7 +17770,7 @@
             <w:pPr>
               <w:spacing w:after="20" w:before="0"/>
             </w:pPr>
-            <w:hyperlink w:history="1" r:id="rIdui1yzjpmn1yfo-fojs7ls">
+            <w:hyperlink w:history="1" r:id="rId70a9zdpr6wfuphaipsmiy">
               <w:r>
                 <w:rPr>
                   <w:rFonts w:ascii="Arial" w:cs="Arial" w:eastAsia="Arial" w:hAnsi="Arial"/>
@@ -17785,7 +17803,7 @@
               <w:spacing w:after="10" w:before="0"/>
               <w:ind w:left="120"/>
             </w:pPr>
-            <w:hyperlink w:history="1" r:id="rId0mmssrhbvtv03ry5nw72z">
+            <w:hyperlink w:history="1" r:id="rIdilt4kdzmrtnz99uw_ywjz">
               <w:r>
                 <w:rPr>
                   <w:rFonts w:ascii="Arial" w:cs="Arial" w:eastAsia="Arial" w:hAnsi="Arial"/>
@@ -17830,7 +17848,7 @@
             <w:pPr>
               <w:spacing w:after="20" w:before="0"/>
             </w:pPr>
-            <w:hyperlink w:history="1" r:id="rId1v1awz23rw5vxp3ttwi76">
+            <w:hyperlink w:history="1" r:id="rId6gn2_02wkrlrolxl96otg">
               <w:r>
                 <w:rPr>
                   <w:rFonts w:ascii="Arial" w:cs="Arial" w:eastAsia="Arial" w:hAnsi="Arial"/>
@@ -17863,7 +17881,7 @@
               <w:spacing w:after="10" w:before="0"/>
               <w:ind w:left="120"/>
             </w:pPr>
-            <w:hyperlink w:history="1" r:id="rIdo7yybnghmzsbnbitoftek">
+            <w:hyperlink w:history="1" r:id="rIdbklecuccu8bcd6fi-8svy">
               <w:r>
                 <w:rPr>
                   <w:rFonts w:ascii="Arial" w:cs="Arial" w:eastAsia="Arial" w:hAnsi="Arial"/>
@@ -18058,7 +18076,7 @@
             <w:pPr>
               <w:spacing w:after="20" w:before="0"/>
             </w:pPr>
-            <w:hyperlink w:history="1" r:id="rIdshyegnq4x4bmvd8hsbmbd">
+            <w:hyperlink w:history="1" r:id="rIdyg7ar-oozfln5vkp18sk0">
               <w:r>
                 <w:rPr>
                   <w:rFonts w:ascii="Arial" w:cs="Arial" w:eastAsia="Arial" w:hAnsi="Arial"/>
@@ -18091,7 +18109,7 @@
               <w:spacing w:after="10" w:before="0"/>
               <w:ind w:left="120"/>
             </w:pPr>
-            <w:hyperlink w:history="1" r:id="rIdjbuaczgbsmworylngc78n">
+            <w:hyperlink w:history="1" r:id="rIdee20ertr0vmgru7een0lp">
               <w:r>
                 <w:rPr>
                   <w:rFonts w:ascii="Arial" w:cs="Arial" w:eastAsia="Arial" w:hAnsi="Arial"/>
@@ -18136,7 +18154,7 @@
             <w:pPr>
               <w:spacing w:after="20" w:before="0"/>
             </w:pPr>
-            <w:hyperlink w:history="1" r:id="rIduqonkvrvukg1s8etmso7i">
+            <w:hyperlink w:history="1" r:id="rIdvszkhubtcsvxjlkgtbtqe">
               <w:r>
                 <w:rPr>
                   <w:rFonts w:ascii="Arial" w:cs="Arial" w:eastAsia="Arial" w:hAnsi="Arial"/>
@@ -18169,7 +18187,7 @@
               <w:spacing w:after="10" w:before="0"/>
               <w:ind w:left="120"/>
             </w:pPr>
-            <w:hyperlink w:history="1" r:id="rIdpcrd3udtgnbjppf5efrxj">
+            <w:hyperlink w:history="1" r:id="rIdx8nutpwrngbrjmrb1cnil">
               <w:r>
                 <w:rPr>
                   <w:rFonts w:ascii="Arial" w:cs="Arial" w:eastAsia="Arial" w:hAnsi="Arial"/>
@@ -18364,7 +18382,7 @@
             <w:pPr>
               <w:spacing w:after="20" w:before="0"/>
             </w:pPr>
-            <w:hyperlink w:history="1" r:id="rId3qsv9gmpiktwmz4ceda3e">
+            <w:hyperlink w:history="1" r:id="rIdne4ocxczcgwlzns6ik5bs">
               <w:r>
                 <w:rPr>
                   <w:rFonts w:ascii="Arial" w:cs="Arial" w:eastAsia="Arial" w:hAnsi="Arial"/>
@@ -18397,7 +18415,7 @@
               <w:spacing w:after="10" w:before="0"/>
               <w:ind w:left="120"/>
             </w:pPr>
-            <w:hyperlink w:history="1" r:id="rIdsjkqei8vubl5bspmscwha">
+            <w:hyperlink w:history="1" r:id="rIdzwum23z95vart8vshoolq">
               <w:r>
                 <w:rPr>
                   <w:rFonts w:ascii="Arial" w:cs="Arial" w:eastAsia="Arial" w:hAnsi="Arial"/>
@@ -18442,7 +18460,7 @@
             <w:pPr>
               <w:spacing w:after="20" w:before="0"/>
             </w:pPr>
-            <w:hyperlink w:history="1" r:id="rId0t-xl_pwarwlez0y24_yh">
+            <w:hyperlink w:history="1" r:id="rIdaif332awgl48m5rcaid2k">
               <w:r>
                 <w:rPr>
                   <w:rFonts w:ascii="Arial" w:cs="Arial" w:eastAsia="Arial" w:hAnsi="Arial"/>
@@ -18475,7 +18493,7 @@
               <w:spacing w:after="10" w:before="0"/>
               <w:ind w:left="120"/>
             </w:pPr>
-            <w:hyperlink w:history="1" r:id="rId4cttbpc9qsnrzanq2hvjl">
+            <w:hyperlink w:history="1" r:id="rIddz7eija1v3bdpglsemiic">
               <w:r>
                 <w:rPr>
                   <w:rFonts w:ascii="Arial" w:cs="Arial" w:eastAsia="Arial" w:hAnsi="Arial"/>
@@ -18670,7 +18688,7 @@
             <w:pPr>
               <w:spacing w:after="20" w:before="0"/>
             </w:pPr>
-            <w:hyperlink w:history="1" r:id="rIdzakxzzey1bumuymzo6kt9">
+            <w:hyperlink w:history="1" r:id="rIdk1dug4qgq11je7jnoafdy">
               <w:r>
                 <w:rPr>
                   <w:rFonts w:ascii="Arial" w:cs="Arial" w:eastAsia="Arial" w:hAnsi="Arial"/>
@@ -18703,7 +18721,7 @@
               <w:spacing w:after="10" w:before="0"/>
               <w:ind w:left="120"/>
             </w:pPr>
-            <w:hyperlink w:history="1" r:id="rId4phomqicq_xypheo2wvsj">
+            <w:hyperlink w:history="1" r:id="rIdj-z0en3jv6_pjhys28nnf">
               <w:r>
                 <w:rPr>
                   <w:rFonts w:ascii="Arial" w:cs="Arial" w:eastAsia="Arial" w:hAnsi="Arial"/>
@@ -18748,7 +18766,7 @@
             <w:pPr>
               <w:spacing w:after="20" w:before="0"/>
             </w:pPr>
-            <w:hyperlink w:history="1" r:id="rIdqydjx-sy7ff-rz8yo5ncm">
+            <w:hyperlink w:history="1" r:id="rIdybbxuwxwvcegyzpalfa-n">
               <w:r>
                 <w:rPr>
                   <w:rFonts w:ascii="Arial" w:cs="Arial" w:eastAsia="Arial" w:hAnsi="Arial"/>
@@ -18781,7 +18799,7 @@
               <w:spacing w:after="10" w:before="0"/>
               <w:ind w:left="120"/>
             </w:pPr>
-            <w:hyperlink w:history="1" r:id="rIde0zx9pcgxronyfmn8_3gw">
+            <w:hyperlink w:history="1" r:id="rIdz2h2d1clffmx-3kbwdlyo">
               <w:r>
                 <w:rPr>
                   <w:rFonts w:ascii="Arial" w:cs="Arial" w:eastAsia="Arial" w:hAnsi="Arial"/>
@@ -20363,7 +20381,7 @@
             <w:pPr>
               <w:spacing w:after="20" w:before="0"/>
             </w:pPr>
-            <w:hyperlink w:history="1" r:id="rIdx734m5wktsp_qld9ygyie">
+            <w:hyperlink w:history="1" r:id="rIdhzk3tuv6q5dmwwkburczn">
               <w:r>
                 <w:rPr>
                   <w:rFonts w:ascii="Arial" w:cs="Arial" w:eastAsia="Arial" w:hAnsi="Arial"/>
@@ -20396,7 +20414,7 @@
               <w:spacing w:after="10" w:before="0"/>
               <w:ind w:left="120"/>
             </w:pPr>
-            <w:hyperlink w:history="1" r:id="rIdncbtzhj7i-7ttipcsnfbo">
+            <w:hyperlink w:history="1" r:id="rIdylqwutn3om0e1pryhqr_n">
               <w:r>
                 <w:rPr>
                   <w:rFonts w:ascii="Arial" w:cs="Arial" w:eastAsia="Arial" w:hAnsi="Arial"/>
@@ -20441,7 +20459,7 @@
             <w:pPr>
               <w:spacing w:after="20" w:before="0"/>
             </w:pPr>
-            <w:hyperlink w:history="1" r:id="rIdu2gbr5on8ftbjgwhrvikr">
+            <w:hyperlink w:history="1" r:id="rIddm4ccxexuarsfikxpqm_h">
               <w:r>
                 <w:rPr>
                   <w:rFonts w:ascii="Arial" w:cs="Arial" w:eastAsia="Arial" w:hAnsi="Arial"/>
@@ -20474,7 +20492,7 @@
               <w:spacing w:after="10" w:before="0"/>
               <w:ind w:left="120"/>
             </w:pPr>
-            <w:hyperlink w:history="1" r:id="rIdpjtlgsvhenau05jypqitl">
+            <w:hyperlink w:history="1" r:id="rIdfrhfecrh71php2hbdmzfu">
               <w:r>
                 <w:rPr>
                   <w:rFonts w:ascii="Arial" w:cs="Arial" w:eastAsia="Arial" w:hAnsi="Arial"/>
@@ -20669,7 +20687,7 @@
             <w:pPr>
               <w:spacing w:after="20" w:before="0"/>
             </w:pPr>
-            <w:hyperlink w:history="1" r:id="rIdmhxg-brrci97giybwgn3d">
+            <w:hyperlink w:history="1" r:id="rIdxf8rhu-9dpstlcdp5s3vy">
               <w:r>
                 <w:rPr>
                   <w:rFonts w:ascii="Arial" w:cs="Arial" w:eastAsia="Arial" w:hAnsi="Arial"/>
@@ -20702,7 +20720,7 @@
               <w:spacing w:after="10" w:before="0"/>
               <w:ind w:left="120"/>
             </w:pPr>
-            <w:hyperlink w:history="1" r:id="rIdn_1ci27p7dsytkvrwjexo">
+            <w:hyperlink w:history="1" r:id="rIdb6ncvaq1-olt6bnxcclz4">
               <w:r>
                 <w:rPr>
                   <w:rFonts w:ascii="Arial" w:cs="Arial" w:eastAsia="Arial" w:hAnsi="Arial"/>
@@ -20747,7 +20765,7 @@
             <w:pPr>
               <w:spacing w:after="20" w:before="0"/>
             </w:pPr>
-            <w:hyperlink w:history="1" r:id="rIdrli1i6sfotqggfhmf4gix">
+            <w:hyperlink w:history="1" r:id="rIdnlxwh3pmxf6muv93n0eij">
               <w:r>
                 <w:rPr>
                   <w:rFonts w:ascii="Arial" w:cs="Arial" w:eastAsia="Arial" w:hAnsi="Arial"/>
@@ -20780,7 +20798,7 @@
               <w:spacing w:after="10" w:before="0"/>
               <w:ind w:left="120"/>
             </w:pPr>
-            <w:hyperlink w:history="1" r:id="rIdu8ees6pxeo2xz0iinyxap">
+            <w:hyperlink w:history="1" r:id="rIdqb6aclg8sombdyxqgb0rl">
               <w:r>
                 <w:rPr>
                   <w:rFonts w:ascii="Arial" w:cs="Arial" w:eastAsia="Arial" w:hAnsi="Arial"/>
@@ -20975,7 +20993,7 @@
             <w:pPr>
               <w:spacing w:after="20" w:before="0"/>
             </w:pPr>
-            <w:hyperlink w:history="1" r:id="rIdlfcpwlvpmjlkygovgjpnu">
+            <w:hyperlink w:history="1" r:id="rIdjr1pmagjbevq-sktg3zwm">
               <w:r>
                 <w:rPr>
                   <w:rFonts w:ascii="Arial" w:cs="Arial" w:eastAsia="Arial" w:hAnsi="Arial"/>
@@ -21008,7 +21026,7 @@
               <w:spacing w:after="10" w:before="0"/>
               <w:ind w:left="120"/>
             </w:pPr>
-            <w:hyperlink w:history="1" r:id="rIdofefhlt4qkr-rwepx-fk-">
+            <w:hyperlink w:history="1" r:id="rIdkeu8v7rrfnxxe0jnqtz0d">
               <w:r>
                 <w:rPr>
                   <w:rFonts w:ascii="Arial" w:cs="Arial" w:eastAsia="Arial" w:hAnsi="Arial"/>
@@ -21053,7 +21071,7 @@
             <w:pPr>
               <w:spacing w:after="20" w:before="0"/>
             </w:pPr>
-            <w:hyperlink w:history="1" r:id="rIdsikejddrstoqnvsenhdno">
+            <w:hyperlink w:history="1" r:id="rIdwtr4ge1dqce1xqrpfxurk">
               <w:r>
                 <w:rPr>
                   <w:rFonts w:ascii="Arial" w:cs="Arial" w:eastAsia="Arial" w:hAnsi="Arial"/>
@@ -21086,7 +21104,7 @@
               <w:spacing w:after="10" w:before="0"/>
               <w:ind w:left="120"/>
             </w:pPr>
-            <w:hyperlink w:history="1" r:id="rId2x00gdamx1ywxojxkh_oz">
+            <w:hyperlink w:history="1" r:id="rIdn7rmar7aexfw_2gtg2e_9">
               <w:r>
                 <w:rPr>
                   <w:rFonts w:ascii="Arial" w:cs="Arial" w:eastAsia="Arial" w:hAnsi="Arial"/>
@@ -21281,7 +21299,7 @@
             <w:pPr>
               <w:spacing w:after="20" w:before="0"/>
             </w:pPr>
-            <w:hyperlink w:history="1" r:id="rIdux3vc7a4tvlgb_grzn96o">
+            <w:hyperlink w:history="1" r:id="rIddgi_1hexbl1avn_q7dv-0">
               <w:r>
                 <w:rPr>
                   <w:rFonts w:ascii="Arial" w:cs="Arial" w:eastAsia="Arial" w:hAnsi="Arial"/>
@@ -21314,7 +21332,7 @@
               <w:spacing w:after="10" w:before="0"/>
               <w:ind w:left="120"/>
             </w:pPr>
-            <w:hyperlink w:history="1" r:id="rIdzqw6ixwav6pmomlx6yicn">
+            <w:hyperlink w:history="1" r:id="rIdlpbffdt3agrgzcko4zbsf">
               <w:r>
                 <w:rPr>
                   <w:rFonts w:ascii="Arial" w:cs="Arial" w:eastAsia="Arial" w:hAnsi="Arial"/>
@@ -21359,7 +21377,7 @@
             <w:pPr>
               <w:spacing w:after="20" w:before="0"/>
             </w:pPr>
-            <w:hyperlink w:history="1" r:id="rIdfqw_sh_7eiquc7l9_tc3v">
+            <w:hyperlink w:history="1" r:id="rIdtjnkoou2w4oirheb9dl0f">
               <w:r>
                 <w:rPr>
                   <w:rFonts w:ascii="Arial" w:cs="Arial" w:eastAsia="Arial" w:hAnsi="Arial"/>
@@ -21392,7 +21410,7 @@
               <w:spacing w:after="10" w:before="0"/>
               <w:ind w:left="120"/>
             </w:pPr>
-            <w:hyperlink w:history="1" r:id="rIdxgjeovzysxmqor4zl7b5t">
+            <w:hyperlink w:history="1" r:id="rIdjo_yuh-eaqw_cxv89zvhg">
               <w:r>
                 <w:rPr>
                   <w:rFonts w:ascii="Arial" w:cs="Arial" w:eastAsia="Arial" w:hAnsi="Arial"/>
@@ -21587,7 +21605,7 @@
             <w:pPr>
               <w:spacing w:after="20" w:before="0"/>
             </w:pPr>
-            <w:hyperlink w:history="1" r:id="rIdzgkgrwvbbx3jr6q9ib0wr">
+            <w:hyperlink w:history="1" r:id="rId4pqulmvmc9xstlk50vo8n">
               <w:r>
                 <w:rPr>
                   <w:rFonts w:ascii="Arial" w:cs="Arial" w:eastAsia="Arial" w:hAnsi="Arial"/>
@@ -21620,7 +21638,7 @@
               <w:spacing w:after="10" w:before="0"/>
               <w:ind w:left="120"/>
             </w:pPr>
-            <w:hyperlink w:history="1" r:id="rId6f4ugbuk5zhevkrf49c6d">
+            <w:hyperlink w:history="1" r:id="rId6ob635hk6tus0tvozn15i">
               <w:r>
                 <w:rPr>
                   <w:rFonts w:ascii="Arial" w:cs="Arial" w:eastAsia="Arial" w:hAnsi="Arial"/>
@@ -21665,7 +21683,7 @@
             <w:pPr>
               <w:spacing w:after="20" w:before="0"/>
             </w:pPr>
-            <w:hyperlink w:history="1" r:id="rIdlps0lt7zsz4oj51e1fkhk">
+            <w:hyperlink w:history="1" r:id="rIdqxhqo8lt9k747uc8h8grm">
               <w:r>
                 <w:rPr>
                   <w:rFonts w:ascii="Arial" w:cs="Arial" w:eastAsia="Arial" w:hAnsi="Arial"/>
@@ -21698,7 +21716,7 @@
               <w:spacing w:after="10" w:before="0"/>
               <w:ind w:left="120"/>
             </w:pPr>
-            <w:hyperlink w:history="1" r:id="rId6yvhcvnpinioa_jwg0epp">
+            <w:hyperlink w:history="1" r:id="rId6fq8shdjyqnaeea4lebsk">
               <w:r>
                 <w:rPr>
                   <w:rFonts w:ascii="Arial" w:cs="Arial" w:eastAsia="Arial" w:hAnsi="Arial"/>
@@ -22793,7 +22811,25 @@
             </w:tcMar>
             <w:vAlign w:val="top"/>
           </w:tcPr>
-          <w:p/>
+          <w:p>
+            <w:pPr>
+              <w:spacing w:after="40" w:before="0"/>
+              <w:jc w:val="left"/>
+            </w:pPr>
+            <w:r>
+              <w:rPr>
+                <w:rFonts w:ascii="Arial" w:cs="Arial" w:eastAsia="Arial" w:hAnsi="Arial"/>
+                <w:b w:val="false"/>
+                <w:bCs w:val="false"/>
+                <w:i w:val="false"/>
+                <w:iCs w:val="false"/>
+                <w:color w:val="000000"/>
+                <w:sz w:val="18"/>
+                <w:szCs w:val="18"/>
+              </w:rPr>
+              <w:t xml:space="preserve">No hazardous chemicals are used. Model materials such as bottle tops, wire, and clay are safe but remind learners to handle wire ends carefully to avoid scratches. Ensure the classroom floor is clear during the showcase to prevent tripping on models.</w:t>
+            </w:r>
+          </w:p>
         </w:tc>
       </w:tr>
     </w:tbl>
@@ -23167,7 +23203,7 @@
             <w:pPr>
               <w:spacing w:after="20" w:before="0"/>
             </w:pPr>
-            <w:hyperlink w:history="1" r:id="rIdrhsxxcx5czyurtyllttru">
+            <w:hyperlink w:history="1" r:id="rId8lnv_jhlda5nw6rvynasq">
               <w:r>
                 <w:rPr>
                   <w:rFonts w:ascii="Arial" w:cs="Arial" w:eastAsia="Arial" w:hAnsi="Arial"/>
@@ -23200,7 +23236,7 @@
               <w:spacing w:after="10" w:before="0"/>
               <w:ind w:left="120"/>
             </w:pPr>
-            <w:hyperlink w:history="1" r:id="rIdndkt-wa0v6kdxw1smnfjb">
+            <w:hyperlink w:history="1" r:id="rIdgc9ocdjaqxh3bm3eop9en">
               <w:r>
                 <w:rPr>
                   <w:rFonts w:ascii="Arial" w:cs="Arial" w:eastAsia="Arial" w:hAnsi="Arial"/>
@@ -23245,7 +23281,7 @@
             <w:pPr>
               <w:spacing w:after="20" w:before="0"/>
             </w:pPr>
-            <w:hyperlink w:history="1" r:id="rIdhpiquk7doxsukig64ml96">
+            <w:hyperlink w:history="1" r:id="rIdvpvvxfia6hzaiaptxreox">
               <w:r>
                 <w:rPr>
                   <w:rFonts w:ascii="Arial" w:cs="Arial" w:eastAsia="Arial" w:hAnsi="Arial"/>
@@ -23278,7 +23314,7 @@
               <w:spacing w:after="10" w:before="0"/>
               <w:ind w:left="120"/>
             </w:pPr>
-            <w:hyperlink w:history="1" r:id="rIdxbkuyqyv-r_sadonm0i95">
+            <w:hyperlink w:history="1" r:id="rId9dirgkwnwixc0itvxelop">
               <w:r>
                 <w:rPr>
                   <w:rFonts w:ascii="Arial" w:cs="Arial" w:eastAsia="Arial" w:hAnsi="Arial"/>
@@ -23473,7 +23509,7 @@
             <w:pPr>
               <w:spacing w:after="20" w:before="0"/>
             </w:pPr>
-            <w:hyperlink w:history="1" r:id="rIdxbtoli3uubtsxis1ghjxd">
+            <w:hyperlink w:history="1" r:id="rIdtifpnibwxamvectx5ar7j">
               <w:r>
                 <w:rPr>
                   <w:rFonts w:ascii="Arial" w:cs="Arial" w:eastAsia="Arial" w:hAnsi="Arial"/>
@@ -23506,7 +23542,7 @@
               <w:spacing w:after="10" w:before="0"/>
               <w:ind w:left="120"/>
             </w:pPr>
-            <w:hyperlink w:history="1" r:id="rIdsab207uuqpbr_bp69vpjr">
+            <w:hyperlink w:history="1" r:id="rIdekzcvwdczcg7qkvfnhbep">
               <w:r>
                 <w:rPr>
                   <w:rFonts w:ascii="Arial" w:cs="Arial" w:eastAsia="Arial" w:hAnsi="Arial"/>
@@ -23551,7 +23587,7 @@
             <w:pPr>
               <w:spacing w:after="20" w:before="0"/>
             </w:pPr>
-            <w:hyperlink w:history="1" r:id="rIdwqf_90jmbnzqaldqfdj9l">
+            <w:hyperlink w:history="1" r:id="rId-eqo2wicbs9kqltrzkqql">
               <w:r>
                 <w:rPr>
                   <w:rFonts w:ascii="Arial" w:cs="Arial" w:eastAsia="Arial" w:hAnsi="Arial"/>
@@ -23584,7 +23620,7 @@
               <w:spacing w:after="10" w:before="0"/>
               <w:ind w:left="120"/>
             </w:pPr>
-            <w:hyperlink w:history="1" r:id="rIdkh268sc3opnfxtdliitwv">
+            <w:hyperlink w:history="1" r:id="rIdvvaqginopp8megsprzq_6">
               <w:r>
                 <w:rPr>
                   <w:rFonts w:ascii="Arial" w:cs="Arial" w:eastAsia="Arial" w:hAnsi="Arial"/>
@@ -23779,7 +23815,7 @@
             <w:pPr>
               <w:spacing w:after="20" w:before="0"/>
             </w:pPr>
-            <w:hyperlink w:history="1" r:id="rIdwkbplabbbhqzerddckxjw">
+            <w:hyperlink w:history="1" r:id="rIdtcpvuc6gzxznpi3oc5hrm">
               <w:r>
                 <w:rPr>
                   <w:rFonts w:ascii="Arial" w:cs="Arial" w:eastAsia="Arial" w:hAnsi="Arial"/>
@@ -23812,7 +23848,7 @@
               <w:spacing w:after="10" w:before="0"/>
               <w:ind w:left="120"/>
             </w:pPr>
-            <w:hyperlink w:history="1" r:id="rIdj8wanbyu0s_zc5nuzqlr1">
+            <w:hyperlink w:history="1" r:id="rIdr9ggkpoefqqg1_6q46qfu">
               <w:r>
                 <w:rPr>
                   <w:rFonts w:ascii="Arial" w:cs="Arial" w:eastAsia="Arial" w:hAnsi="Arial"/>
@@ -23857,7 +23893,7 @@
             <w:pPr>
               <w:spacing w:after="20" w:before="0"/>
             </w:pPr>
-            <w:hyperlink w:history="1" r:id="rIdgfprafbpnadeqbavwvhgf">
+            <w:hyperlink w:history="1" r:id="rIdi4fazklna-ezfgx4lszyj">
               <w:r>
                 <w:rPr>
                   <w:rFonts w:ascii="Arial" w:cs="Arial" w:eastAsia="Arial" w:hAnsi="Arial"/>
@@ -23890,7 +23926,7 @@
               <w:spacing w:after="10" w:before="0"/>
               <w:ind w:left="120"/>
             </w:pPr>
-            <w:hyperlink w:history="1" r:id="rIdoyetb9_j7yrxyd3c_fpj0">
+            <w:hyperlink w:history="1" r:id="rIdoa9jo-f4poks6o9kgawnx">
               <w:r>
                 <w:rPr>
                   <w:rFonts w:ascii="Arial" w:cs="Arial" w:eastAsia="Arial" w:hAnsi="Arial"/>
@@ -24085,7 +24121,7 @@
             <w:pPr>
               <w:spacing w:after="20" w:before="0"/>
             </w:pPr>
-            <w:hyperlink w:history="1" r:id="rIduj8wyy9eexj7vfqxzpwmu">
+            <w:hyperlink w:history="1" r:id="rIdh2aj9_amm445kmf23dqdt">
               <w:r>
                 <w:rPr>
                   <w:rFonts w:ascii="Arial" w:cs="Arial" w:eastAsia="Arial" w:hAnsi="Arial"/>
@@ -24118,7 +24154,7 @@
               <w:spacing w:after="10" w:before="0"/>
               <w:ind w:left="120"/>
             </w:pPr>
-            <w:hyperlink w:history="1" r:id="rId505sdwzsz9mnnfjbae1ey">
+            <w:hyperlink w:history="1" r:id="rIdqikzz1q_v5ouaynaoun-b">
               <w:r>
                 <w:rPr>
                   <w:rFonts w:ascii="Arial" w:cs="Arial" w:eastAsia="Arial" w:hAnsi="Arial"/>
@@ -24163,7 +24199,7 @@
             <w:pPr>
               <w:spacing w:after="20" w:before="0"/>
             </w:pPr>
-            <w:hyperlink w:history="1" r:id="rIdld04pp2j4x5j_1sdq02qq">
+            <w:hyperlink w:history="1" r:id="rId6ig2thv64rr0a7qxjns1-">
               <w:r>
                 <w:rPr>
                   <w:rFonts w:ascii="Arial" w:cs="Arial" w:eastAsia="Arial" w:hAnsi="Arial"/>
@@ -24196,7 +24232,7 @@
               <w:spacing w:after="10" w:before="0"/>
               <w:ind w:left="120"/>
             </w:pPr>
-            <w:hyperlink w:history="1" r:id="rIdcvghndisc7vg_9uoyyssn">
+            <w:hyperlink w:history="1" r:id="rIdbejoeinro0ak8xadkt6tb">
               <w:r>
                 <w:rPr>
                   <w:rFonts w:ascii="Arial" w:cs="Arial" w:eastAsia="Arial" w:hAnsi="Arial"/>
@@ -24391,7 +24427,7 @@
             <w:pPr>
               <w:spacing w:after="20" w:before="0"/>
             </w:pPr>
-            <w:hyperlink w:history="1" r:id="rIdc5svbuyqrmnbfjuoxoajo">
+            <w:hyperlink w:history="1" r:id="rIdkyzifeaaifssgeb5-p5ao">
               <w:r>
                 <w:rPr>
                   <w:rFonts w:ascii="Arial" w:cs="Arial" w:eastAsia="Arial" w:hAnsi="Arial"/>
@@ -24424,7 +24460,7 @@
               <w:spacing w:after="10" w:before="0"/>
               <w:ind w:left="120"/>
             </w:pPr>
-            <w:hyperlink w:history="1" r:id="rIdbldmn5aliuycky1xhkcko">
+            <w:hyperlink w:history="1" r:id="rIdfj3aprmjoi914wg2hfdrh">
               <w:r>
                 <w:rPr>
                   <w:rFonts w:ascii="Arial" w:cs="Arial" w:eastAsia="Arial" w:hAnsi="Arial"/>
@@ -24469,7 +24505,7 @@
             <w:pPr>
               <w:spacing w:after="20" w:before="0"/>
             </w:pPr>
-            <w:hyperlink w:history="1" r:id="rIdjhlkxu2rb9qyd_ksqioo-">
+            <w:hyperlink w:history="1" r:id="rIdhgdtpub-tpdi02iyn-ckd">
               <w:r>
                 <w:rPr>
                   <w:rFonts w:ascii="Arial" w:cs="Arial" w:eastAsia="Arial" w:hAnsi="Arial"/>
@@ -24502,7 +24538,7 @@
               <w:spacing w:after="10" w:before="0"/>
               <w:ind w:left="120"/>
             </w:pPr>
-            <w:hyperlink w:history="1" r:id="rId5xktgs9nntta3kthx3zqy">
+            <w:hyperlink w:history="1" r:id="rIdvqezjxjeu1hon83ll9jju">
               <w:r>
                 <w:rPr>
                   <w:rFonts w:ascii="Arial" w:cs="Arial" w:eastAsia="Arial" w:hAnsi="Arial"/>

--- a/data/outputs/v2/General_Science/SS2.1_The_Periodic_Table/General_Science_The_Periodic_Table_CBE_LessonSequence.docx
+++ b/data/outputs/v2/General_Science/SS2.1_The_Periodic_Table/General_Science_The_Periodic_Table_CBE_LessonSequence.docx
@@ -3164,7 +3164,7 @@
             <w:pPr>
               <w:spacing w:after="20" w:before="0"/>
             </w:pPr>
-            <w:hyperlink w:history="1" r:id="rId06h8y7wee7bfuzrb2d_al">
+            <w:hyperlink w:history="1" r:id="rId1nfgfd47g6jban9ckh5df">
               <w:r>
                 <w:rPr>
                   <w:rFonts w:ascii="Arial" w:cs="Arial" w:eastAsia="Arial" w:hAnsi="Arial"/>
@@ -3197,7 +3197,7 @@
               <w:spacing w:after="10" w:before="0"/>
               <w:ind w:left="120"/>
             </w:pPr>
-            <w:hyperlink w:history="1" r:id="rIdowxlap35a3_lodqiz0iim">
+            <w:hyperlink w:history="1" r:id="rIdpzpqr7wnf48pao56yxibp">
               <w:r>
                 <w:rPr>
                   <w:rFonts w:ascii="Arial" w:cs="Arial" w:eastAsia="Arial" w:hAnsi="Arial"/>
@@ -3242,7 +3242,7 @@
             <w:pPr>
               <w:spacing w:after="20" w:before="0"/>
             </w:pPr>
-            <w:hyperlink w:history="1" r:id="rId98bb-zc-ovmin0eswipsk">
+            <w:hyperlink w:history="1" r:id="rId9tv9vzsuka3-6qlr59ajz">
               <w:r>
                 <w:rPr>
                   <w:rFonts w:ascii="Arial" w:cs="Arial" w:eastAsia="Arial" w:hAnsi="Arial"/>
@@ -3275,7 +3275,7 @@
               <w:spacing w:after="10" w:before="0"/>
               <w:ind w:left="120"/>
             </w:pPr>
-            <w:hyperlink w:history="1" r:id="rIdkv_7ihonpqdxftdvwlqdh">
+            <w:hyperlink w:history="1" r:id="rIdzgrvuizxv1aie4dlt_fjr">
               <w:r>
                 <w:rPr>
                   <w:rFonts w:ascii="Arial" w:cs="Arial" w:eastAsia="Arial" w:hAnsi="Arial"/>
@@ -3470,7 +3470,7 @@
             <w:pPr>
               <w:spacing w:after="20" w:before="0"/>
             </w:pPr>
-            <w:hyperlink w:history="1" r:id="rId8j9yqsn3gwhpo7a6vquaw">
+            <w:hyperlink w:history="1" r:id="rIdgmdu_tezsfm3qlllcnkaz">
               <w:r>
                 <w:rPr>
                   <w:rFonts w:ascii="Arial" w:cs="Arial" w:eastAsia="Arial" w:hAnsi="Arial"/>
@@ -3503,7 +3503,7 @@
               <w:spacing w:after="10" w:before="0"/>
               <w:ind w:left="120"/>
             </w:pPr>
-            <w:hyperlink w:history="1" r:id="rId72av_uksrg7yk6vae3bwt">
+            <w:hyperlink w:history="1" r:id="rIdrmyhnlgxahxey2uiif_o7">
               <w:r>
                 <w:rPr>
                   <w:rFonts w:ascii="Arial" w:cs="Arial" w:eastAsia="Arial" w:hAnsi="Arial"/>
@@ -3548,7 +3548,7 @@
             <w:pPr>
               <w:spacing w:after="20" w:before="0"/>
             </w:pPr>
-            <w:hyperlink w:history="1" r:id="rIdgy6k3xk8jirvt2z84dous">
+            <w:hyperlink w:history="1" r:id="rIdifesim6mlgv5i66t1iacz">
               <w:r>
                 <w:rPr>
                   <w:rFonts w:ascii="Arial" w:cs="Arial" w:eastAsia="Arial" w:hAnsi="Arial"/>
@@ -3581,7 +3581,7 @@
               <w:spacing w:after="10" w:before="0"/>
               <w:ind w:left="120"/>
             </w:pPr>
-            <w:hyperlink w:history="1" r:id="rIdnl25tkgqanpfnkkiei7ri">
+            <w:hyperlink w:history="1" r:id="rId_9ndte8o8gwvqbwf2ylq4">
               <w:r>
                 <w:rPr>
                   <w:rFonts w:ascii="Arial" w:cs="Arial" w:eastAsia="Arial" w:hAnsi="Arial"/>
@@ -3776,7 +3776,7 @@
             <w:pPr>
               <w:spacing w:after="20" w:before="0"/>
             </w:pPr>
-            <w:hyperlink w:history="1" r:id="rIdsy4cej8my7y7cshbt2fjl">
+            <w:hyperlink w:history="1" r:id="rIdn2wi9qw-fbrya_oabsmus">
               <w:r>
                 <w:rPr>
                   <w:rFonts w:ascii="Arial" w:cs="Arial" w:eastAsia="Arial" w:hAnsi="Arial"/>
@@ -3809,7 +3809,7 @@
               <w:spacing w:after="10" w:before="0"/>
               <w:ind w:left="120"/>
             </w:pPr>
-            <w:hyperlink w:history="1" r:id="rId7xr6qhvw4v3h_ab2urur2">
+            <w:hyperlink w:history="1" r:id="rIdpoaepyio_gbmvsmcrhkhf">
               <w:r>
                 <w:rPr>
                   <w:rFonts w:ascii="Arial" w:cs="Arial" w:eastAsia="Arial" w:hAnsi="Arial"/>
@@ -3854,7 +3854,7 @@
             <w:pPr>
               <w:spacing w:after="20" w:before="0"/>
             </w:pPr>
-            <w:hyperlink w:history="1" r:id="rIdcmaymm6ehonkeig-8n_3k">
+            <w:hyperlink w:history="1" r:id="rIdnahfbz9igonle1zojp_6p">
               <w:r>
                 <w:rPr>
                   <w:rFonts w:ascii="Arial" w:cs="Arial" w:eastAsia="Arial" w:hAnsi="Arial"/>
@@ -3887,7 +3887,7 @@
               <w:spacing w:after="10" w:before="0"/>
               <w:ind w:left="120"/>
             </w:pPr>
-            <w:hyperlink w:history="1" r:id="rIdkykuednjw83q9tjhsesps">
+            <w:hyperlink w:history="1" r:id="rId8dazg4gncbhua3ztgt8sp">
               <w:r>
                 <w:rPr>
                   <w:rFonts w:ascii="Arial" w:cs="Arial" w:eastAsia="Arial" w:hAnsi="Arial"/>
@@ -4082,7 +4082,7 @@
             <w:pPr>
               <w:spacing w:after="20" w:before="0"/>
             </w:pPr>
-            <w:hyperlink w:history="1" r:id="rIdhj5ufun8ioosvo_euqkbw">
+            <w:hyperlink w:history="1" r:id="rIdqbtkylbjnfikiwmogk7bj">
               <w:r>
                 <w:rPr>
                   <w:rFonts w:ascii="Arial" w:cs="Arial" w:eastAsia="Arial" w:hAnsi="Arial"/>
@@ -4115,7 +4115,7 @@
               <w:spacing w:after="10" w:before="0"/>
               <w:ind w:left="120"/>
             </w:pPr>
-            <w:hyperlink w:history="1" r:id="rIdajjmh5lidopxrb_zsyxww">
+            <w:hyperlink w:history="1" r:id="rIdfi803i02fmvliui0d6pxl">
               <w:r>
                 <w:rPr>
                   <w:rFonts w:ascii="Arial" w:cs="Arial" w:eastAsia="Arial" w:hAnsi="Arial"/>
@@ -4160,7 +4160,7 @@
             <w:pPr>
               <w:spacing w:after="20" w:before="0"/>
             </w:pPr>
-            <w:hyperlink w:history="1" r:id="rId7xnm9lui4tttvvg2jujlj">
+            <w:hyperlink w:history="1" r:id="rIdnp1sg0ntlbb5zrwzees46">
               <w:r>
                 <w:rPr>
                   <w:rFonts w:ascii="Arial" w:cs="Arial" w:eastAsia="Arial" w:hAnsi="Arial"/>
@@ -4193,7 +4193,7 @@
               <w:spacing w:after="10" w:before="0"/>
               <w:ind w:left="120"/>
             </w:pPr>
-            <w:hyperlink w:history="1" r:id="rIdtngkrkh3_mvmtiiiqzjvu">
+            <w:hyperlink w:history="1" r:id="rIdl33cvjnuswmypqhyze0ns">
               <w:r>
                 <w:rPr>
                   <w:rFonts w:ascii="Arial" w:cs="Arial" w:eastAsia="Arial" w:hAnsi="Arial"/>
@@ -4388,7 +4388,7 @@
             <w:pPr>
               <w:spacing w:after="20" w:before="0"/>
             </w:pPr>
-            <w:hyperlink w:history="1" r:id="rId6zho1v_bkgxzczjjgmp9h">
+            <w:hyperlink w:history="1" r:id="rIdyr7hji9fe02jijuzgd5lb">
               <w:r>
                 <w:rPr>
                   <w:rFonts w:ascii="Arial" w:cs="Arial" w:eastAsia="Arial" w:hAnsi="Arial"/>
@@ -4421,7 +4421,7 @@
               <w:spacing w:after="10" w:before="0"/>
               <w:ind w:left="120"/>
             </w:pPr>
-            <w:hyperlink w:history="1" r:id="rId17ka5ezqovkhfqo71w1qr">
+            <w:hyperlink w:history="1" r:id="rIdizjpsue1az3awj7_vx0ur">
               <w:r>
                 <w:rPr>
                   <w:rFonts w:ascii="Arial" w:cs="Arial" w:eastAsia="Arial" w:hAnsi="Arial"/>
@@ -4466,7 +4466,7 @@
             <w:pPr>
               <w:spacing w:after="20" w:before="0"/>
             </w:pPr>
-            <w:hyperlink w:history="1" r:id="rIdnrufxwjdxuby0zac5htr4">
+            <w:hyperlink w:history="1" r:id="rIdcsrlpx4dc2euizeppbi8w">
               <w:r>
                 <w:rPr>
                   <w:rFonts w:ascii="Arial" w:cs="Arial" w:eastAsia="Arial" w:hAnsi="Arial"/>
@@ -4499,7 +4499,7 @@
               <w:spacing w:after="10" w:before="0"/>
               <w:ind w:left="120"/>
             </w:pPr>
-            <w:hyperlink w:history="1" r:id="rIdopqqyyp6exgigadnqhxck">
+            <w:hyperlink w:history="1" r:id="rId0a46df0kfyhy9xr4ii76q">
               <w:r>
                 <w:rPr>
                   <w:rFonts w:ascii="Arial" w:cs="Arial" w:eastAsia="Arial" w:hAnsi="Arial"/>
@@ -5986,7 +5986,7 @@
             <w:pPr>
               <w:spacing w:after="20" w:before="0"/>
             </w:pPr>
-            <w:hyperlink w:history="1" r:id="rIdz2towlpxcmdwsdqqj3ucy">
+            <w:hyperlink w:history="1" r:id="rIdbnjkzulxhhcz99e7me96c">
               <w:r>
                 <w:rPr>
                   <w:rFonts w:ascii="Arial" w:cs="Arial" w:eastAsia="Arial" w:hAnsi="Arial"/>
@@ -6019,7 +6019,7 @@
               <w:spacing w:after="10" w:before="0"/>
               <w:ind w:left="120"/>
             </w:pPr>
-            <w:hyperlink w:history="1" r:id="rIdvjlbgr92l886kqpctm_lw">
+            <w:hyperlink w:history="1" r:id="rIdr-hdpzgsmpor5p4lewy4h">
               <w:r>
                 <w:rPr>
                   <w:rFonts w:ascii="Arial" w:cs="Arial" w:eastAsia="Arial" w:hAnsi="Arial"/>
@@ -6064,7 +6064,7 @@
             <w:pPr>
               <w:spacing w:after="20" w:before="0"/>
             </w:pPr>
-            <w:hyperlink w:history="1" r:id="rIdt5mqti-bctwnfzcc64htw">
+            <w:hyperlink w:history="1" r:id="rIdprc4qvaecbdgysej0xqo1">
               <w:r>
                 <w:rPr>
                   <w:rFonts w:ascii="Arial" w:cs="Arial" w:eastAsia="Arial" w:hAnsi="Arial"/>
@@ -6097,7 +6097,7 @@
               <w:spacing w:after="10" w:before="0"/>
               <w:ind w:left="120"/>
             </w:pPr>
-            <w:hyperlink w:history="1" r:id="rIdrubgno5ab7x1hx1pqupql">
+            <w:hyperlink w:history="1" r:id="rId-0vfbb3yvvoqsawukrgre">
               <w:r>
                 <w:rPr>
                   <w:rFonts w:ascii="Arial" w:cs="Arial" w:eastAsia="Arial" w:hAnsi="Arial"/>
@@ -6292,7 +6292,7 @@
             <w:pPr>
               <w:spacing w:after="20" w:before="0"/>
             </w:pPr>
-            <w:hyperlink w:history="1" r:id="rIdpiw3cwnj3hq5l3tnr4lya">
+            <w:hyperlink w:history="1" r:id="rIdeqagchw9k5fpnq4rijge7">
               <w:r>
                 <w:rPr>
                   <w:rFonts w:ascii="Arial" w:cs="Arial" w:eastAsia="Arial" w:hAnsi="Arial"/>
@@ -6325,7 +6325,7 @@
               <w:spacing w:after="10" w:before="0"/>
               <w:ind w:left="120"/>
             </w:pPr>
-            <w:hyperlink w:history="1" r:id="rId-5ns2jtbs9p1zdln93r2w">
+            <w:hyperlink w:history="1" r:id="rIdv-gkfx2f3bbfiprtwefnu">
               <w:r>
                 <w:rPr>
                   <w:rFonts w:ascii="Arial" w:cs="Arial" w:eastAsia="Arial" w:hAnsi="Arial"/>
@@ -6370,7 +6370,7 @@
             <w:pPr>
               <w:spacing w:after="20" w:before="0"/>
             </w:pPr>
-            <w:hyperlink w:history="1" r:id="rIdk2guuhv4bap6vb3ww_ef8">
+            <w:hyperlink w:history="1" r:id="rIdncztfjxn_a1feds5drbxc">
               <w:r>
                 <w:rPr>
                   <w:rFonts w:ascii="Arial" w:cs="Arial" w:eastAsia="Arial" w:hAnsi="Arial"/>
@@ -6403,7 +6403,7 @@
               <w:spacing w:after="10" w:before="0"/>
               <w:ind w:left="120"/>
             </w:pPr>
-            <w:hyperlink w:history="1" r:id="rId8yzrsik9kiqsxcthyeq9r">
+            <w:hyperlink w:history="1" r:id="rIdnw6kihc6nxtftn13fgqt2">
               <w:r>
                 <w:rPr>
                   <w:rFonts w:ascii="Arial" w:cs="Arial" w:eastAsia="Arial" w:hAnsi="Arial"/>
@@ -6598,7 +6598,7 @@
             <w:pPr>
               <w:spacing w:after="20" w:before="0"/>
             </w:pPr>
-            <w:hyperlink w:history="1" r:id="rIdvmmh2zdrlv_mq4ohui9kc">
+            <w:hyperlink w:history="1" r:id="rIdl1kursupc9johh1dmwx5b">
               <w:r>
                 <w:rPr>
                   <w:rFonts w:ascii="Arial" w:cs="Arial" w:eastAsia="Arial" w:hAnsi="Arial"/>
@@ -6631,7 +6631,7 @@
               <w:spacing w:after="10" w:before="0"/>
               <w:ind w:left="120"/>
             </w:pPr>
-            <w:hyperlink w:history="1" r:id="rIder01akcjgujj15umpe1bk">
+            <w:hyperlink w:history="1" r:id="rIdmfbxturkio-tkjz9lghqd">
               <w:r>
                 <w:rPr>
                   <w:rFonts w:ascii="Arial" w:cs="Arial" w:eastAsia="Arial" w:hAnsi="Arial"/>
@@ -6676,7 +6676,7 @@
             <w:pPr>
               <w:spacing w:after="20" w:before="0"/>
             </w:pPr>
-            <w:hyperlink w:history="1" r:id="rIdis_g-ityfc0wv-3nicaio">
+            <w:hyperlink w:history="1" r:id="rIdairzsqkcvybhucaftljlc">
               <w:r>
                 <w:rPr>
                   <w:rFonts w:ascii="Arial" w:cs="Arial" w:eastAsia="Arial" w:hAnsi="Arial"/>
@@ -6709,7 +6709,7 @@
               <w:spacing w:after="10" w:before="0"/>
               <w:ind w:left="120"/>
             </w:pPr>
-            <w:hyperlink w:history="1" r:id="rIddp1po_d8lfw4cveyobaiz">
+            <w:hyperlink w:history="1" r:id="rIdwxtyojs98evpqqjkwwqci">
               <w:r>
                 <w:rPr>
                   <w:rFonts w:ascii="Arial" w:cs="Arial" w:eastAsia="Arial" w:hAnsi="Arial"/>
@@ -6904,7 +6904,7 @@
             <w:pPr>
               <w:spacing w:after="20" w:before="0"/>
             </w:pPr>
-            <w:hyperlink w:history="1" r:id="rIdjvhlyumqvz3xf5i2xt5xq">
+            <w:hyperlink w:history="1" r:id="rId_vuur3ohcrpqiywl0cg2z">
               <w:r>
                 <w:rPr>
                   <w:rFonts w:ascii="Arial" w:cs="Arial" w:eastAsia="Arial" w:hAnsi="Arial"/>
@@ -6937,7 +6937,7 @@
               <w:spacing w:after="10" w:before="0"/>
               <w:ind w:left="120"/>
             </w:pPr>
-            <w:hyperlink w:history="1" r:id="rIdiwy9mgenvylj0-fb1u8x8">
+            <w:hyperlink w:history="1" r:id="rIdp45mrkphmerrxfr9xad2z">
               <w:r>
                 <w:rPr>
                   <w:rFonts w:ascii="Arial" w:cs="Arial" w:eastAsia="Arial" w:hAnsi="Arial"/>
@@ -6982,7 +6982,7 @@
             <w:pPr>
               <w:spacing w:after="20" w:before="0"/>
             </w:pPr>
-            <w:hyperlink w:history="1" r:id="rIdae7tfmxiskst9uitxl-da">
+            <w:hyperlink w:history="1" r:id="rIdf017fthmqfh-qsc7_sw3w">
               <w:r>
                 <w:rPr>
                   <w:rFonts w:ascii="Arial" w:cs="Arial" w:eastAsia="Arial" w:hAnsi="Arial"/>
@@ -7015,7 +7015,7 @@
               <w:spacing w:after="10" w:before="0"/>
               <w:ind w:left="120"/>
             </w:pPr>
-            <w:hyperlink w:history="1" r:id="rIdvlwcwfwkul2ij1nsaflvy">
+            <w:hyperlink w:history="1" r:id="rId31iscvkwlq4sctbpr4ouj">
               <w:r>
                 <w:rPr>
                   <w:rFonts w:ascii="Arial" w:cs="Arial" w:eastAsia="Arial" w:hAnsi="Arial"/>
@@ -7210,7 +7210,7 @@
             <w:pPr>
               <w:spacing w:after="20" w:before="0"/>
             </w:pPr>
-            <w:hyperlink w:history="1" r:id="rIdkxxtc09wxjcghd4bozyqv">
+            <w:hyperlink w:history="1" r:id="rId8a5uh8ssyzmjpg_0adyfi">
               <w:r>
                 <w:rPr>
                   <w:rFonts w:ascii="Arial" w:cs="Arial" w:eastAsia="Arial" w:hAnsi="Arial"/>
@@ -7243,7 +7243,7 @@
               <w:spacing w:after="10" w:before="0"/>
               <w:ind w:left="120"/>
             </w:pPr>
-            <w:hyperlink w:history="1" r:id="rId3ykqklobx8wivl3eej9a8">
+            <w:hyperlink w:history="1" r:id="rIdiyxny4veo22_rz4xn7cp6">
               <w:r>
                 <w:rPr>
                   <w:rFonts w:ascii="Arial" w:cs="Arial" w:eastAsia="Arial" w:hAnsi="Arial"/>
@@ -7288,7 +7288,7 @@
             <w:pPr>
               <w:spacing w:after="20" w:before="0"/>
             </w:pPr>
-            <w:hyperlink w:history="1" r:id="rIdchtnlybddd98el0ytcpde">
+            <w:hyperlink w:history="1" r:id="rIdjyyj3egu5hyrsoza59j5s">
               <w:r>
                 <w:rPr>
                   <w:rFonts w:ascii="Arial" w:cs="Arial" w:eastAsia="Arial" w:hAnsi="Arial"/>
@@ -7321,7 +7321,7 @@
               <w:spacing w:after="10" w:before="0"/>
               <w:ind w:left="120"/>
             </w:pPr>
-            <w:hyperlink w:history="1" r:id="rIdiccscrng3dlwhripzou6w">
+            <w:hyperlink w:history="1" r:id="rIdj4gx5jhm4q9mlavf-v6bs">
               <w:r>
                 <w:rPr>
                   <w:rFonts w:ascii="Arial" w:cs="Arial" w:eastAsia="Arial" w:hAnsi="Arial"/>
@@ -8903,7 +8903,7 @@
             <w:pPr>
               <w:spacing w:after="20" w:before="0"/>
             </w:pPr>
-            <w:hyperlink w:history="1" r:id="rIdz577nwobrtxy6mtjejagb">
+            <w:hyperlink w:history="1" r:id="rId__8qiix4kfyqlwubu2ydj">
               <w:r>
                 <w:rPr>
                   <w:rFonts w:ascii="Arial" w:cs="Arial" w:eastAsia="Arial" w:hAnsi="Arial"/>
@@ -8936,7 +8936,7 @@
               <w:spacing w:after="10" w:before="0"/>
               <w:ind w:left="120"/>
             </w:pPr>
-            <w:hyperlink w:history="1" r:id="rIdvmmjnxo1jvnmcvhr8dx2v">
+            <w:hyperlink w:history="1" r:id="rIdmulb0my2vb0bvv80mf_iw">
               <w:r>
                 <w:rPr>
                   <w:rFonts w:ascii="Arial" w:cs="Arial" w:eastAsia="Arial" w:hAnsi="Arial"/>
@@ -8981,7 +8981,7 @@
             <w:pPr>
               <w:spacing w:after="20" w:before="0"/>
             </w:pPr>
-            <w:hyperlink w:history="1" r:id="rIdpkxsvkymoy0wqkcz4_slj">
+            <w:hyperlink w:history="1" r:id="rIdntkskl-srvrapgwds9ptq">
               <w:r>
                 <w:rPr>
                   <w:rFonts w:ascii="Arial" w:cs="Arial" w:eastAsia="Arial" w:hAnsi="Arial"/>
@@ -9014,7 +9014,7 @@
               <w:spacing w:after="10" w:before="0"/>
               <w:ind w:left="120"/>
             </w:pPr>
-            <w:hyperlink w:history="1" r:id="rIdyzwbbh5tptesmvxn_iw5x">
+            <w:hyperlink w:history="1" r:id="rId0k5h_u6prb-tg0dpnzoaw">
               <w:r>
                 <w:rPr>
                   <w:rFonts w:ascii="Arial" w:cs="Arial" w:eastAsia="Arial" w:hAnsi="Arial"/>
@@ -9209,7 +9209,7 @@
             <w:pPr>
               <w:spacing w:after="20" w:before="0"/>
             </w:pPr>
-            <w:hyperlink w:history="1" r:id="rIdxyzeubzr-2bkefyhrzt_g">
+            <w:hyperlink w:history="1" r:id="rId2dheiuqoecgdfq0rx9k_k">
               <w:r>
                 <w:rPr>
                   <w:rFonts w:ascii="Arial" w:cs="Arial" w:eastAsia="Arial" w:hAnsi="Arial"/>
@@ -9242,7 +9242,7 @@
               <w:spacing w:after="10" w:before="0"/>
               <w:ind w:left="120"/>
             </w:pPr>
-            <w:hyperlink w:history="1" r:id="rIdh-swc_kpv0awqfgvjcezb">
+            <w:hyperlink w:history="1" r:id="rIdid21np-8f1idgr8ndu6cy">
               <w:r>
                 <w:rPr>
                   <w:rFonts w:ascii="Arial" w:cs="Arial" w:eastAsia="Arial" w:hAnsi="Arial"/>
@@ -9287,7 +9287,7 @@
             <w:pPr>
               <w:spacing w:after="20" w:before="0"/>
             </w:pPr>
-            <w:hyperlink w:history="1" r:id="rIdqjuqbdhcm2aewmv5c5kfe">
+            <w:hyperlink w:history="1" r:id="rIdkqjdw4xu9m66eeac4kepp">
               <w:r>
                 <w:rPr>
                   <w:rFonts w:ascii="Arial" w:cs="Arial" w:eastAsia="Arial" w:hAnsi="Arial"/>
@@ -9320,7 +9320,7 @@
               <w:spacing w:after="10" w:before="0"/>
               <w:ind w:left="120"/>
             </w:pPr>
-            <w:hyperlink w:history="1" r:id="rIdeaxzkzklhlojsln-jclnm">
+            <w:hyperlink w:history="1" r:id="rIdxqw2wek9z8jpil-yljma1">
               <w:r>
                 <w:rPr>
                   <w:rFonts w:ascii="Arial" w:cs="Arial" w:eastAsia="Arial" w:hAnsi="Arial"/>
@@ -9515,7 +9515,7 @@
             <w:pPr>
               <w:spacing w:after="20" w:before="0"/>
             </w:pPr>
-            <w:hyperlink w:history="1" r:id="rIdp40feqyoffnty07is5z_g">
+            <w:hyperlink w:history="1" r:id="rIduxt8iv06uuk-s6ikgxphw">
               <w:r>
                 <w:rPr>
                   <w:rFonts w:ascii="Arial" w:cs="Arial" w:eastAsia="Arial" w:hAnsi="Arial"/>
@@ -9548,7 +9548,7 @@
               <w:spacing w:after="10" w:before="0"/>
               <w:ind w:left="120"/>
             </w:pPr>
-            <w:hyperlink w:history="1" r:id="rId_99gpskn_b76di63gwsva">
+            <w:hyperlink w:history="1" r:id="rIdr0uv2wpk4pujtepooql45">
               <w:r>
                 <w:rPr>
                   <w:rFonts w:ascii="Arial" w:cs="Arial" w:eastAsia="Arial" w:hAnsi="Arial"/>
@@ -9593,7 +9593,7 @@
             <w:pPr>
               <w:spacing w:after="20" w:before="0"/>
             </w:pPr>
-            <w:hyperlink w:history="1" r:id="rIduqzhsxir4fnei77vcxwnd">
+            <w:hyperlink w:history="1" r:id="rIdz9gzvbindvvilecuxv2_f">
               <w:r>
                 <w:rPr>
                   <w:rFonts w:ascii="Arial" w:cs="Arial" w:eastAsia="Arial" w:hAnsi="Arial"/>
@@ -9626,7 +9626,7 @@
               <w:spacing w:after="10" w:before="0"/>
               <w:ind w:left="120"/>
             </w:pPr>
-            <w:hyperlink w:history="1" r:id="rIdghgiajuwky0l2zm7gsmn8">
+            <w:hyperlink w:history="1" r:id="rIdye0j3l2nnqj2-piexnble">
               <w:r>
                 <w:rPr>
                   <w:rFonts w:ascii="Arial" w:cs="Arial" w:eastAsia="Arial" w:hAnsi="Arial"/>
@@ -9821,7 +9821,7 @@
             <w:pPr>
               <w:spacing w:after="20" w:before="0"/>
             </w:pPr>
-            <w:hyperlink w:history="1" r:id="rIdduj578joxzpij-b4ed8hi">
+            <w:hyperlink w:history="1" r:id="rIdfmg1p-jzyfjuvczczsq7q">
               <w:r>
                 <w:rPr>
                   <w:rFonts w:ascii="Arial" w:cs="Arial" w:eastAsia="Arial" w:hAnsi="Arial"/>
@@ -9854,7 +9854,7 @@
               <w:spacing w:after="10" w:before="0"/>
               <w:ind w:left="120"/>
             </w:pPr>
-            <w:hyperlink w:history="1" r:id="rIdw8ltxg7pgjnnoveso5cd-">
+            <w:hyperlink w:history="1" r:id="rId-jhazftmm3a7er3mghxi4">
               <w:r>
                 <w:rPr>
                   <w:rFonts w:ascii="Arial" w:cs="Arial" w:eastAsia="Arial" w:hAnsi="Arial"/>
@@ -9899,7 +9899,7 @@
             <w:pPr>
               <w:spacing w:after="20" w:before="0"/>
             </w:pPr>
-            <w:hyperlink w:history="1" r:id="rIdwkphy4ecf1bggfcmcrnqv">
+            <w:hyperlink w:history="1" r:id="rIdvbp43ecej_n9wukurmrln">
               <w:r>
                 <w:rPr>
                   <w:rFonts w:ascii="Arial" w:cs="Arial" w:eastAsia="Arial" w:hAnsi="Arial"/>
@@ -9932,7 +9932,7 @@
               <w:spacing w:after="10" w:before="0"/>
               <w:ind w:left="120"/>
             </w:pPr>
-            <w:hyperlink w:history="1" r:id="rIdposzk2qeaeg08ice9f-be">
+            <w:hyperlink w:history="1" r:id="rId1eagd4xxpcrtkrxoxjq44">
               <w:r>
                 <w:rPr>
                   <w:rFonts w:ascii="Arial" w:cs="Arial" w:eastAsia="Arial" w:hAnsi="Arial"/>
@@ -10127,7 +10127,7 @@
             <w:pPr>
               <w:spacing w:after="20" w:before="0"/>
             </w:pPr>
-            <w:hyperlink w:history="1" r:id="rIdhxhy28uhnm043wli5qsbd">
+            <w:hyperlink w:history="1" r:id="rIdex_9lswl307kgymonsmjh">
               <w:r>
                 <w:rPr>
                   <w:rFonts w:ascii="Arial" w:cs="Arial" w:eastAsia="Arial" w:hAnsi="Arial"/>
@@ -10160,7 +10160,7 @@
               <w:spacing w:after="10" w:before="0"/>
               <w:ind w:left="120"/>
             </w:pPr>
-            <w:hyperlink w:history="1" r:id="rIdtbmudwtk8rmeckpefsilk">
+            <w:hyperlink w:history="1" r:id="rIdvbejh1w8ptvbjoj4epvze">
               <w:r>
                 <w:rPr>
                   <w:rFonts w:ascii="Arial" w:cs="Arial" w:eastAsia="Arial" w:hAnsi="Arial"/>
@@ -10205,7 +10205,7 @@
             <w:pPr>
               <w:spacing w:after="20" w:before="0"/>
             </w:pPr>
-            <w:hyperlink w:history="1" r:id="rIdjdl0hdusi67z3kslz0zfi">
+            <w:hyperlink w:history="1" r:id="rIdup3srkkvqrwplbixneevh">
               <w:r>
                 <w:rPr>
                   <w:rFonts w:ascii="Arial" w:cs="Arial" w:eastAsia="Arial" w:hAnsi="Arial"/>
@@ -10238,7 +10238,7 @@
               <w:spacing w:after="10" w:before="0"/>
               <w:ind w:left="120"/>
             </w:pPr>
-            <w:hyperlink w:history="1" r:id="rIdjxkwvknsf8uno94f3zqel">
+            <w:hyperlink w:history="1" r:id="rIdsrhgytwiaqdnrjfjwnq5k">
               <w:r>
                 <w:rPr>
                   <w:rFonts w:ascii="Arial" w:cs="Arial" w:eastAsia="Arial" w:hAnsi="Arial"/>
@@ -11725,7 +11725,7 @@
             <w:pPr>
               <w:spacing w:after="20" w:before="0"/>
             </w:pPr>
-            <w:hyperlink w:history="1" r:id="rId2wf_r3bussfebx_mtrje7">
+            <w:hyperlink w:history="1" r:id="rIdh3ir6n4oevkh43vzei85i">
               <w:r>
                 <w:rPr>
                   <w:rFonts w:ascii="Arial" w:cs="Arial" w:eastAsia="Arial" w:hAnsi="Arial"/>
@@ -11758,7 +11758,7 @@
               <w:spacing w:after="10" w:before="0"/>
               <w:ind w:left="120"/>
             </w:pPr>
-            <w:hyperlink w:history="1" r:id="rIdtu0nohycn0hymj2q-wmbc">
+            <w:hyperlink w:history="1" r:id="rIdchzsycrcw4ike-qsomqfs">
               <w:r>
                 <w:rPr>
                   <w:rFonts w:ascii="Arial" w:cs="Arial" w:eastAsia="Arial" w:hAnsi="Arial"/>
@@ -11803,7 +11803,7 @@
             <w:pPr>
               <w:spacing w:after="20" w:before="0"/>
             </w:pPr>
-            <w:hyperlink w:history="1" r:id="rIdzpjhchflcizbfbus8_of1">
+            <w:hyperlink w:history="1" r:id="rId51adughcehdzejqlpwha_">
               <w:r>
                 <w:rPr>
                   <w:rFonts w:ascii="Arial" w:cs="Arial" w:eastAsia="Arial" w:hAnsi="Arial"/>
@@ -11836,7 +11836,7 @@
               <w:spacing w:after="10" w:before="0"/>
               <w:ind w:left="120"/>
             </w:pPr>
-            <w:hyperlink w:history="1" r:id="rId_iqcmkejklj7kkax47yaf">
+            <w:hyperlink w:history="1" r:id="rIdimegpx94mmf1pqlkns7ih">
               <w:r>
                 <w:rPr>
                   <w:rFonts w:ascii="Arial" w:cs="Arial" w:eastAsia="Arial" w:hAnsi="Arial"/>
@@ -12031,7 +12031,7 @@
             <w:pPr>
               <w:spacing w:after="20" w:before="0"/>
             </w:pPr>
-            <w:hyperlink w:history="1" r:id="rIdbqbnu1ks8rx-c7fafje9e">
+            <w:hyperlink w:history="1" r:id="rIdqnfraol5ooeqv_ycrnxj6">
               <w:r>
                 <w:rPr>
                   <w:rFonts w:ascii="Arial" w:cs="Arial" w:eastAsia="Arial" w:hAnsi="Arial"/>
@@ -12064,7 +12064,7 @@
               <w:spacing w:after="10" w:before="0"/>
               <w:ind w:left="120"/>
             </w:pPr>
-            <w:hyperlink w:history="1" r:id="rId8lbtpl682w3pdzvihozvs">
+            <w:hyperlink w:history="1" r:id="rId-gxrxqyehqbhfw5qzfek6">
               <w:r>
                 <w:rPr>
                   <w:rFonts w:ascii="Arial" w:cs="Arial" w:eastAsia="Arial" w:hAnsi="Arial"/>
@@ -12109,7 +12109,7 @@
             <w:pPr>
               <w:spacing w:after="20" w:before="0"/>
             </w:pPr>
-            <w:hyperlink w:history="1" r:id="rId87ai3xnwm5tk2yrfxlrmr">
+            <w:hyperlink w:history="1" r:id="rIdw7zmzsvittt02sulpkdhm">
               <w:r>
                 <w:rPr>
                   <w:rFonts w:ascii="Arial" w:cs="Arial" w:eastAsia="Arial" w:hAnsi="Arial"/>
@@ -12142,7 +12142,7 @@
               <w:spacing w:after="10" w:before="0"/>
               <w:ind w:left="120"/>
             </w:pPr>
-            <w:hyperlink w:history="1" r:id="rId9y-eumlgckamfbwbq5mrj">
+            <w:hyperlink w:history="1" r:id="rId3k5q6zqa5l9psn6t7esaq">
               <w:r>
                 <w:rPr>
                   <w:rFonts w:ascii="Arial" w:cs="Arial" w:eastAsia="Arial" w:hAnsi="Arial"/>
@@ -12337,7 +12337,7 @@
             <w:pPr>
               <w:spacing w:after="20" w:before="0"/>
             </w:pPr>
-            <w:hyperlink w:history="1" r:id="rIdchht2q8oxia7zjxxoxtrc">
+            <w:hyperlink w:history="1" r:id="rIdkcbgxmcqy0nlik-i4qcze">
               <w:r>
                 <w:rPr>
                   <w:rFonts w:ascii="Arial" w:cs="Arial" w:eastAsia="Arial" w:hAnsi="Arial"/>
@@ -12370,7 +12370,7 @@
               <w:spacing w:after="10" w:before="0"/>
               <w:ind w:left="120"/>
             </w:pPr>
-            <w:hyperlink w:history="1" r:id="rIdmf5jtkdqq0xmofzrntdnk">
+            <w:hyperlink w:history="1" r:id="rId24-rpp4ijl_rhfhhtt1si">
               <w:r>
                 <w:rPr>
                   <w:rFonts w:ascii="Arial" w:cs="Arial" w:eastAsia="Arial" w:hAnsi="Arial"/>
@@ -12415,7 +12415,7 @@
             <w:pPr>
               <w:spacing w:after="20" w:before="0"/>
             </w:pPr>
-            <w:hyperlink w:history="1" r:id="rIdcjawwrejlg0_buu99sdp8">
+            <w:hyperlink w:history="1" r:id="rId2s5ih7v-aqey7k7zync-l">
               <w:r>
                 <w:rPr>
                   <w:rFonts w:ascii="Arial" w:cs="Arial" w:eastAsia="Arial" w:hAnsi="Arial"/>
@@ -12448,7 +12448,7 @@
               <w:spacing w:after="10" w:before="0"/>
               <w:ind w:left="120"/>
             </w:pPr>
-            <w:hyperlink w:history="1" r:id="rId2zwvcj3nmvv4lllliti-x">
+            <w:hyperlink w:history="1" r:id="rIdbzd4ps7hxzea8beedvwrd">
               <w:r>
                 <w:rPr>
                   <w:rFonts w:ascii="Arial" w:cs="Arial" w:eastAsia="Arial" w:hAnsi="Arial"/>
@@ -12643,7 +12643,7 @@
             <w:pPr>
               <w:spacing w:after="20" w:before="0"/>
             </w:pPr>
-            <w:hyperlink w:history="1" r:id="rIdjnqgrkgipuein5epdej_f">
+            <w:hyperlink w:history="1" r:id="rId5sklauhbnhn393ndy_d5x">
               <w:r>
                 <w:rPr>
                   <w:rFonts w:ascii="Arial" w:cs="Arial" w:eastAsia="Arial" w:hAnsi="Arial"/>
@@ -12676,7 +12676,7 @@
               <w:spacing w:after="10" w:before="0"/>
               <w:ind w:left="120"/>
             </w:pPr>
-            <w:hyperlink w:history="1" r:id="rIdggl4msgajeoeacyhrieyh">
+            <w:hyperlink w:history="1" r:id="rIdop6uym9g9ytxljpwihw-i">
               <w:r>
                 <w:rPr>
                   <w:rFonts w:ascii="Arial" w:cs="Arial" w:eastAsia="Arial" w:hAnsi="Arial"/>
@@ -12721,7 +12721,7 @@
             <w:pPr>
               <w:spacing w:after="20" w:before="0"/>
             </w:pPr>
-            <w:hyperlink w:history="1" r:id="rIdkapt66ua2vrdbuo56qrei">
+            <w:hyperlink w:history="1" r:id="rId3mwiv4azunx0u5gekzwkg">
               <w:r>
                 <w:rPr>
                   <w:rFonts w:ascii="Arial" w:cs="Arial" w:eastAsia="Arial" w:hAnsi="Arial"/>
@@ -12754,7 +12754,7 @@
               <w:spacing w:after="10" w:before="0"/>
               <w:ind w:left="120"/>
             </w:pPr>
-            <w:hyperlink w:history="1" r:id="rIddetn_-pznmtsuqhrqcuyz">
+            <w:hyperlink w:history="1" r:id="rIdsmgc_kfsqgprwe1rkapwn">
               <w:r>
                 <w:rPr>
                   <w:rFonts w:ascii="Arial" w:cs="Arial" w:eastAsia="Arial" w:hAnsi="Arial"/>
@@ -12949,7 +12949,7 @@
             <w:pPr>
               <w:spacing w:after="20" w:before="0"/>
             </w:pPr>
-            <w:hyperlink w:history="1" r:id="rIdssdptqylfx9utkxchpvos">
+            <w:hyperlink w:history="1" r:id="rIdctc2_qtaryqvzr6036ucz">
               <w:r>
                 <w:rPr>
                   <w:rFonts w:ascii="Arial" w:cs="Arial" w:eastAsia="Arial" w:hAnsi="Arial"/>
@@ -12982,7 +12982,7 @@
               <w:spacing w:after="10" w:before="0"/>
               <w:ind w:left="120"/>
             </w:pPr>
-            <w:hyperlink w:history="1" r:id="rIdjjrug_i5g_pl4q3uyqmll">
+            <w:hyperlink w:history="1" r:id="rIdgqbs8qikah-56tjsnysxg">
               <w:r>
                 <w:rPr>
                   <w:rFonts w:ascii="Arial" w:cs="Arial" w:eastAsia="Arial" w:hAnsi="Arial"/>
@@ -13027,7 +13027,7 @@
             <w:pPr>
               <w:spacing w:after="20" w:before="0"/>
             </w:pPr>
-            <w:hyperlink w:history="1" r:id="rIdgsitwjeobz85l23tw0lrk">
+            <w:hyperlink w:history="1" r:id="rIdofozapmvs3k9mbknxj_1a">
               <w:r>
                 <w:rPr>
                   <w:rFonts w:ascii="Arial" w:cs="Arial" w:eastAsia="Arial" w:hAnsi="Arial"/>
@@ -13060,7 +13060,7 @@
               <w:spacing w:after="10" w:before="0"/>
               <w:ind w:left="120"/>
             </w:pPr>
-            <w:hyperlink w:history="1" r:id="rIdl1yly6ur6b1b852tdpunu">
+            <w:hyperlink w:history="1" r:id="rIdeio8kxmdt4wzji99-hd6f">
               <w:r>
                 <w:rPr>
                   <w:rFonts w:ascii="Arial" w:cs="Arial" w:eastAsia="Arial" w:hAnsi="Arial"/>
@@ -14642,7 +14642,7 @@
             <w:pPr>
               <w:spacing w:after="20" w:before="0"/>
             </w:pPr>
-            <w:hyperlink w:history="1" r:id="rIdtllozkasv-aktwa2nted-">
+            <w:hyperlink w:history="1" r:id="rIdifq68xo0ormreekgfv77o">
               <w:r>
                 <w:rPr>
                   <w:rFonts w:ascii="Arial" w:cs="Arial" w:eastAsia="Arial" w:hAnsi="Arial"/>
@@ -14675,7 +14675,7 @@
               <w:spacing w:after="10" w:before="0"/>
               <w:ind w:left="120"/>
             </w:pPr>
-            <w:hyperlink w:history="1" r:id="rIdphgq9zmyqquskbipii6sb">
+            <w:hyperlink w:history="1" r:id="rId4wtdng3lg_yyrfpwlnmac">
               <w:r>
                 <w:rPr>
                   <w:rFonts w:ascii="Arial" w:cs="Arial" w:eastAsia="Arial" w:hAnsi="Arial"/>
@@ -14720,7 +14720,7 @@
             <w:pPr>
               <w:spacing w:after="20" w:before="0"/>
             </w:pPr>
-            <w:hyperlink w:history="1" r:id="rIdr-tuhr0imdgadcmmx1hxl">
+            <w:hyperlink w:history="1" r:id="rIdvm0cfu91njgjlbyboqgvb">
               <w:r>
                 <w:rPr>
                   <w:rFonts w:ascii="Arial" w:cs="Arial" w:eastAsia="Arial" w:hAnsi="Arial"/>
@@ -14753,7 +14753,7 @@
               <w:spacing w:after="10" w:before="0"/>
               <w:ind w:left="120"/>
             </w:pPr>
-            <w:hyperlink w:history="1" r:id="rId_ybh5lb1lhoso_d1z3svt">
+            <w:hyperlink w:history="1" r:id="rIdtm8chu06pcrwyxnzc8g3z">
               <w:r>
                 <w:rPr>
                   <w:rFonts w:ascii="Arial" w:cs="Arial" w:eastAsia="Arial" w:hAnsi="Arial"/>
@@ -14948,7 +14948,7 @@
             <w:pPr>
               <w:spacing w:after="20" w:before="0"/>
             </w:pPr>
-            <w:hyperlink w:history="1" r:id="rId9b90gwt8kk1l4d_vr0zgp">
+            <w:hyperlink w:history="1" r:id="rIdh9gcdtthstivbq6c8btdk">
               <w:r>
                 <w:rPr>
                   <w:rFonts w:ascii="Arial" w:cs="Arial" w:eastAsia="Arial" w:hAnsi="Arial"/>
@@ -14981,7 +14981,7 @@
               <w:spacing w:after="10" w:before="0"/>
               <w:ind w:left="120"/>
             </w:pPr>
-            <w:hyperlink w:history="1" r:id="rIdklf4pcsfus2t452gmwho-">
+            <w:hyperlink w:history="1" r:id="rIdzn0-vr6devsjrqzl8klbx">
               <w:r>
                 <w:rPr>
                   <w:rFonts w:ascii="Arial" w:cs="Arial" w:eastAsia="Arial" w:hAnsi="Arial"/>
@@ -15026,7 +15026,7 @@
             <w:pPr>
               <w:spacing w:after="20" w:before="0"/>
             </w:pPr>
-            <w:hyperlink w:history="1" r:id="rId9_aalgkpjonpvf6qp3qol">
+            <w:hyperlink w:history="1" r:id="rIdcvla5mp4ooydr0hh9qsl_">
               <w:r>
                 <w:rPr>
                   <w:rFonts w:ascii="Arial" w:cs="Arial" w:eastAsia="Arial" w:hAnsi="Arial"/>
@@ -15059,7 +15059,7 @@
               <w:spacing w:after="10" w:before="0"/>
               <w:ind w:left="120"/>
             </w:pPr>
-            <w:hyperlink w:history="1" r:id="rIdvoossoy1t_wnyq_n1dgyt">
+            <w:hyperlink w:history="1" r:id="rIdz-72bbamvnbn-dlclmi3b">
               <w:r>
                 <w:rPr>
                   <w:rFonts w:ascii="Arial" w:cs="Arial" w:eastAsia="Arial" w:hAnsi="Arial"/>
@@ -15254,7 +15254,7 @@
             <w:pPr>
               <w:spacing w:after="20" w:before="0"/>
             </w:pPr>
-            <w:hyperlink w:history="1" r:id="rIdczldz3hzs-0xqj8vbwdm7">
+            <w:hyperlink w:history="1" r:id="rIdq00ipntykafqcr5rxffg4">
               <w:r>
                 <w:rPr>
                   <w:rFonts w:ascii="Arial" w:cs="Arial" w:eastAsia="Arial" w:hAnsi="Arial"/>
@@ -15287,7 +15287,7 @@
               <w:spacing w:after="10" w:before="0"/>
               <w:ind w:left="120"/>
             </w:pPr>
-            <w:hyperlink w:history="1" r:id="rIdrv0z6mcxufyc6jtcnhxxs">
+            <w:hyperlink w:history="1" r:id="rIdcnvfvxefrdrunm_mmdayq">
               <w:r>
                 <w:rPr>
                   <w:rFonts w:ascii="Arial" w:cs="Arial" w:eastAsia="Arial" w:hAnsi="Arial"/>
@@ -15332,7 +15332,7 @@
             <w:pPr>
               <w:spacing w:after="20" w:before="0"/>
             </w:pPr>
-            <w:hyperlink w:history="1" r:id="rIdx7fhcr0nxpqfwbqp3ngro">
+            <w:hyperlink w:history="1" r:id="rIdosuidcleid81h7vvd4k5k">
               <w:r>
                 <w:rPr>
                   <w:rFonts w:ascii="Arial" w:cs="Arial" w:eastAsia="Arial" w:hAnsi="Arial"/>
@@ -15365,7 +15365,7 @@
               <w:spacing w:after="10" w:before="0"/>
               <w:ind w:left="120"/>
             </w:pPr>
-            <w:hyperlink w:history="1" r:id="rIdky1l7v559ztdkznxrnazr">
+            <w:hyperlink w:history="1" r:id="rIdtmkaabd5_5-qwqaa9zm-h">
               <w:r>
                 <w:rPr>
                   <w:rFonts w:ascii="Arial" w:cs="Arial" w:eastAsia="Arial" w:hAnsi="Arial"/>
@@ -15560,7 +15560,7 @@
             <w:pPr>
               <w:spacing w:after="20" w:before="0"/>
             </w:pPr>
-            <w:hyperlink w:history="1" r:id="rIdd11miqdarsyvsj5fhv-np">
+            <w:hyperlink w:history="1" r:id="rIdkyowlesuxy6qvnospebbr">
               <w:r>
                 <w:rPr>
                   <w:rFonts w:ascii="Arial" w:cs="Arial" w:eastAsia="Arial" w:hAnsi="Arial"/>
@@ -15593,7 +15593,7 @@
               <w:spacing w:after="10" w:before="0"/>
               <w:ind w:left="120"/>
             </w:pPr>
-            <w:hyperlink w:history="1" r:id="rIdfzimafwfdadolptpjftig">
+            <w:hyperlink w:history="1" r:id="rIdzuex5_lnh9vhsnicy8c44">
               <w:r>
                 <w:rPr>
                   <w:rFonts w:ascii="Arial" w:cs="Arial" w:eastAsia="Arial" w:hAnsi="Arial"/>
@@ -15638,7 +15638,7 @@
             <w:pPr>
               <w:spacing w:after="20" w:before="0"/>
             </w:pPr>
-            <w:hyperlink w:history="1" r:id="rIda9oxkrnwyy2xznafz_dkb">
+            <w:hyperlink w:history="1" r:id="rIdj2qrae4dp8biuhycjt5dy">
               <w:r>
                 <w:rPr>
                   <w:rFonts w:ascii="Arial" w:cs="Arial" w:eastAsia="Arial" w:hAnsi="Arial"/>
@@ -15671,7 +15671,7 @@
               <w:spacing w:after="10" w:before="0"/>
               <w:ind w:left="120"/>
             </w:pPr>
-            <w:hyperlink w:history="1" r:id="rIdrdogbdm2uxdtvy2rm8o1v">
+            <w:hyperlink w:history="1" r:id="rIdbehjg_m3khlp6suxvjqly">
               <w:r>
                 <w:rPr>
                   <w:rFonts w:ascii="Arial" w:cs="Arial" w:eastAsia="Arial" w:hAnsi="Arial"/>
@@ -15866,7 +15866,7 @@
             <w:pPr>
               <w:spacing w:after="20" w:before="0"/>
             </w:pPr>
-            <w:hyperlink w:history="1" r:id="rIdtwrmbjws8qg9pqdhjjouy">
+            <w:hyperlink w:history="1" r:id="rId4twiao02dqzhodu8oonfj">
               <w:r>
                 <w:rPr>
                   <w:rFonts w:ascii="Arial" w:cs="Arial" w:eastAsia="Arial" w:hAnsi="Arial"/>
@@ -15899,7 +15899,7 @@
               <w:spacing w:after="10" w:before="0"/>
               <w:ind w:left="120"/>
             </w:pPr>
-            <w:hyperlink w:history="1" r:id="rIduex2azeak2ccf_iin5vas">
+            <w:hyperlink w:history="1" r:id="rIdx8i8ejui4ubjvt1iuxsiq">
               <w:r>
                 <w:rPr>
                   <w:rFonts w:ascii="Arial" w:cs="Arial" w:eastAsia="Arial" w:hAnsi="Arial"/>
@@ -15944,7 +15944,7 @@
             <w:pPr>
               <w:spacing w:after="20" w:before="0"/>
             </w:pPr>
-            <w:hyperlink w:history="1" r:id="rIda4srrhiyvufu9ojiw8tld">
+            <w:hyperlink w:history="1" r:id="rIdkrooph29hhmrblf9ro9c5">
               <w:r>
                 <w:rPr>
                   <w:rFonts w:ascii="Arial" w:cs="Arial" w:eastAsia="Arial" w:hAnsi="Arial"/>
@@ -15977,7 +15977,7 @@
               <w:spacing w:after="10" w:before="0"/>
               <w:ind w:left="120"/>
             </w:pPr>
-            <w:hyperlink w:history="1" r:id="rIdpwega_lxm79cwccvqdvj9">
+            <w:hyperlink w:history="1" r:id="rIdc4rppmz3uc_r560dcwr_e">
               <w:r>
                 <w:rPr>
                   <w:rFonts w:ascii="Arial" w:cs="Arial" w:eastAsia="Arial" w:hAnsi="Arial"/>
@@ -17464,7 +17464,7 @@
             <w:pPr>
               <w:spacing w:after="20" w:before="0"/>
             </w:pPr>
-            <w:hyperlink w:history="1" r:id="rId_3fbnawlly3zm2ebtymtu">
+            <w:hyperlink w:history="1" r:id="rId_8undlvbq7a-66tzvhwbn">
               <w:r>
                 <w:rPr>
                   <w:rFonts w:ascii="Arial" w:cs="Arial" w:eastAsia="Arial" w:hAnsi="Arial"/>
@@ -17497,7 +17497,7 @@
               <w:spacing w:after="10" w:before="0"/>
               <w:ind w:left="120"/>
             </w:pPr>
-            <w:hyperlink w:history="1" r:id="rIdfqxzch4_4i8xnwss_caaj">
+            <w:hyperlink w:history="1" r:id="rIdjw6yrfx07ipdnkkdjugar">
               <w:r>
                 <w:rPr>
                   <w:rFonts w:ascii="Arial" w:cs="Arial" w:eastAsia="Arial" w:hAnsi="Arial"/>
@@ -17542,7 +17542,7 @@
             <w:pPr>
               <w:spacing w:after="20" w:before="0"/>
             </w:pPr>
-            <w:hyperlink w:history="1" r:id="rIdjmsu0hs293z9-hykvocr8">
+            <w:hyperlink w:history="1" r:id="rIdj-bp1t57jjsavklgwns-j">
               <w:r>
                 <w:rPr>
                   <w:rFonts w:ascii="Arial" w:cs="Arial" w:eastAsia="Arial" w:hAnsi="Arial"/>
@@ -17575,7 +17575,7 @@
               <w:spacing w:after="10" w:before="0"/>
               <w:ind w:left="120"/>
             </w:pPr>
-            <w:hyperlink w:history="1" r:id="rIdgiuyrrgom1dyuhelnzhyj">
+            <w:hyperlink w:history="1" r:id="rIdcepdvm-nfmay_s-5xkyns">
               <w:r>
                 <w:rPr>
                   <w:rFonts w:ascii="Arial" w:cs="Arial" w:eastAsia="Arial" w:hAnsi="Arial"/>
@@ -17770,7 +17770,7 @@
             <w:pPr>
               <w:spacing w:after="20" w:before="0"/>
             </w:pPr>
-            <w:hyperlink w:history="1" r:id="rId70a9zdpr6wfuphaipsmiy">
+            <w:hyperlink w:history="1" r:id="rIdfunb7p_ohy4puf_-vnoiu">
               <w:r>
                 <w:rPr>
                   <w:rFonts w:ascii="Arial" w:cs="Arial" w:eastAsia="Arial" w:hAnsi="Arial"/>
@@ -17803,7 +17803,7 @@
               <w:spacing w:after="10" w:before="0"/>
               <w:ind w:left="120"/>
             </w:pPr>
-            <w:hyperlink w:history="1" r:id="rIdilt4kdzmrtnz99uw_ywjz">
+            <w:hyperlink w:history="1" r:id="rIdjsrc5s8ylr9pzscovmo0o">
               <w:r>
                 <w:rPr>
                   <w:rFonts w:ascii="Arial" w:cs="Arial" w:eastAsia="Arial" w:hAnsi="Arial"/>
@@ -17848,7 +17848,7 @@
             <w:pPr>
               <w:spacing w:after="20" w:before="0"/>
             </w:pPr>
-            <w:hyperlink w:history="1" r:id="rId6gn2_02wkrlrolxl96otg">
+            <w:hyperlink w:history="1" r:id="rIdd1_v8ekx0iu8vldjn3hcv">
               <w:r>
                 <w:rPr>
                   <w:rFonts w:ascii="Arial" w:cs="Arial" w:eastAsia="Arial" w:hAnsi="Arial"/>
@@ -17881,7 +17881,7 @@
               <w:spacing w:after="10" w:before="0"/>
               <w:ind w:left="120"/>
             </w:pPr>
-            <w:hyperlink w:history="1" r:id="rIdbklecuccu8bcd6fi-8svy">
+            <w:hyperlink w:history="1" r:id="rIddgu9zzgudh9uo6biiwvvd">
               <w:r>
                 <w:rPr>
                   <w:rFonts w:ascii="Arial" w:cs="Arial" w:eastAsia="Arial" w:hAnsi="Arial"/>
@@ -18076,7 +18076,7 @@
             <w:pPr>
               <w:spacing w:after="20" w:before="0"/>
             </w:pPr>
-            <w:hyperlink w:history="1" r:id="rIdyg7ar-oozfln5vkp18sk0">
+            <w:hyperlink w:history="1" r:id="rIduokr1eq9qt4k4wrm54xr1">
               <w:r>
                 <w:rPr>
                   <w:rFonts w:ascii="Arial" w:cs="Arial" w:eastAsia="Arial" w:hAnsi="Arial"/>
@@ -18109,7 +18109,7 @@
               <w:spacing w:after="10" w:before="0"/>
               <w:ind w:left="120"/>
             </w:pPr>
-            <w:hyperlink w:history="1" r:id="rIdee20ertr0vmgru7een0lp">
+            <w:hyperlink w:history="1" r:id="rIdgfveqwuzgovsuoftst2up">
               <w:r>
                 <w:rPr>
                   <w:rFonts w:ascii="Arial" w:cs="Arial" w:eastAsia="Arial" w:hAnsi="Arial"/>
@@ -18154,7 +18154,7 @@
             <w:pPr>
               <w:spacing w:after="20" w:before="0"/>
             </w:pPr>
-            <w:hyperlink w:history="1" r:id="rIdvszkhubtcsvxjlkgtbtqe">
+            <w:hyperlink w:history="1" r:id="rIdrsjjp2-uy5l4xhz1xqqvw">
               <w:r>
                 <w:rPr>
                   <w:rFonts w:ascii="Arial" w:cs="Arial" w:eastAsia="Arial" w:hAnsi="Arial"/>
@@ -18187,7 +18187,7 @@
               <w:spacing w:after="10" w:before="0"/>
               <w:ind w:left="120"/>
             </w:pPr>
-            <w:hyperlink w:history="1" r:id="rIdx8nutpwrngbrjmrb1cnil">
+            <w:hyperlink w:history="1" r:id="rIdzrcxkgtnfxfluhaihi_b6">
               <w:r>
                 <w:rPr>
                   <w:rFonts w:ascii="Arial" w:cs="Arial" w:eastAsia="Arial" w:hAnsi="Arial"/>
@@ -18382,7 +18382,7 @@
             <w:pPr>
               <w:spacing w:after="20" w:before="0"/>
             </w:pPr>
-            <w:hyperlink w:history="1" r:id="rIdne4ocxczcgwlzns6ik5bs">
+            <w:hyperlink w:history="1" r:id="rIdy2bnbturgw7ie7g9os7yg">
               <w:r>
                 <w:rPr>
                   <w:rFonts w:ascii="Arial" w:cs="Arial" w:eastAsia="Arial" w:hAnsi="Arial"/>
@@ -18415,7 +18415,7 @@
               <w:spacing w:after="10" w:before="0"/>
               <w:ind w:left="120"/>
             </w:pPr>
-            <w:hyperlink w:history="1" r:id="rIdzwum23z95vart8vshoolq">
+            <w:hyperlink w:history="1" r:id="rIdx6mkgucazlvrxsn0ex-5f">
               <w:r>
                 <w:rPr>
                   <w:rFonts w:ascii="Arial" w:cs="Arial" w:eastAsia="Arial" w:hAnsi="Arial"/>
@@ -18460,7 +18460,7 @@
             <w:pPr>
               <w:spacing w:after="20" w:before="0"/>
             </w:pPr>
-            <w:hyperlink w:history="1" r:id="rIdaif332awgl48m5rcaid2k">
+            <w:hyperlink w:history="1" r:id="rIdkjvz3pbjpve3buy9p02sx">
               <w:r>
                 <w:rPr>
                   <w:rFonts w:ascii="Arial" w:cs="Arial" w:eastAsia="Arial" w:hAnsi="Arial"/>
@@ -18493,7 +18493,7 @@
               <w:spacing w:after="10" w:before="0"/>
               <w:ind w:left="120"/>
             </w:pPr>
-            <w:hyperlink w:history="1" r:id="rIddz7eija1v3bdpglsemiic">
+            <w:hyperlink w:history="1" r:id="rIdihmbgvnxtd0nxnweyd2sm">
               <w:r>
                 <w:rPr>
                   <w:rFonts w:ascii="Arial" w:cs="Arial" w:eastAsia="Arial" w:hAnsi="Arial"/>
@@ -18688,7 +18688,7 @@
             <w:pPr>
               <w:spacing w:after="20" w:before="0"/>
             </w:pPr>
-            <w:hyperlink w:history="1" r:id="rIdk1dug4qgq11je7jnoafdy">
+            <w:hyperlink w:history="1" r:id="rIdyuyjo_ker1czvpnh5veag">
               <w:r>
                 <w:rPr>
                   <w:rFonts w:ascii="Arial" w:cs="Arial" w:eastAsia="Arial" w:hAnsi="Arial"/>
@@ -18721,7 +18721,7 @@
               <w:spacing w:after="10" w:before="0"/>
               <w:ind w:left="120"/>
             </w:pPr>
-            <w:hyperlink w:history="1" r:id="rIdj-z0en3jv6_pjhys28nnf">
+            <w:hyperlink w:history="1" r:id="rId09u2zaqde6euqtwnheqnf">
               <w:r>
                 <w:rPr>
                   <w:rFonts w:ascii="Arial" w:cs="Arial" w:eastAsia="Arial" w:hAnsi="Arial"/>
@@ -18766,7 +18766,7 @@
             <w:pPr>
               <w:spacing w:after="20" w:before="0"/>
             </w:pPr>
-            <w:hyperlink w:history="1" r:id="rIdybbxuwxwvcegyzpalfa-n">
+            <w:hyperlink w:history="1" r:id="rIdanpkrubumrryth79qb6g4">
               <w:r>
                 <w:rPr>
                   <w:rFonts w:ascii="Arial" w:cs="Arial" w:eastAsia="Arial" w:hAnsi="Arial"/>
@@ -18799,7 +18799,7 @@
               <w:spacing w:after="10" w:before="0"/>
               <w:ind w:left="120"/>
             </w:pPr>
-            <w:hyperlink w:history="1" r:id="rIdz2h2d1clffmx-3kbwdlyo">
+            <w:hyperlink w:history="1" r:id="rIde8eow-deqt-m3ij3hzh3h">
               <w:r>
                 <w:rPr>
                   <w:rFonts w:ascii="Arial" w:cs="Arial" w:eastAsia="Arial" w:hAnsi="Arial"/>
@@ -20381,7 +20381,7 @@
             <w:pPr>
               <w:spacing w:after="20" w:before="0"/>
             </w:pPr>
-            <w:hyperlink w:history="1" r:id="rIdhzk3tuv6q5dmwwkburczn">
+            <w:hyperlink w:history="1" r:id="rIdmh0i8c1hg1yncfahk1mhr">
               <w:r>
                 <w:rPr>
                   <w:rFonts w:ascii="Arial" w:cs="Arial" w:eastAsia="Arial" w:hAnsi="Arial"/>
@@ -20414,7 +20414,7 @@
               <w:spacing w:after="10" w:before="0"/>
               <w:ind w:left="120"/>
             </w:pPr>
-            <w:hyperlink w:history="1" r:id="rIdylqwutn3om0e1pryhqr_n">
+            <w:hyperlink w:history="1" r:id="rIdniksiqzyui5zxevyqdeal">
               <w:r>
                 <w:rPr>
                   <w:rFonts w:ascii="Arial" w:cs="Arial" w:eastAsia="Arial" w:hAnsi="Arial"/>
@@ -20459,7 +20459,7 @@
             <w:pPr>
               <w:spacing w:after="20" w:before="0"/>
             </w:pPr>
-            <w:hyperlink w:history="1" r:id="rIddm4ccxexuarsfikxpqm_h">
+            <w:hyperlink w:history="1" r:id="rIdjkmilycdphq4snhsp330x">
               <w:r>
                 <w:rPr>
                   <w:rFonts w:ascii="Arial" w:cs="Arial" w:eastAsia="Arial" w:hAnsi="Arial"/>
@@ -20492,7 +20492,7 @@
               <w:spacing w:after="10" w:before="0"/>
               <w:ind w:left="120"/>
             </w:pPr>
-            <w:hyperlink w:history="1" r:id="rIdfrhfecrh71php2hbdmzfu">
+            <w:hyperlink w:history="1" r:id="rIdjl1luqrvc0kacaswyip5u">
               <w:r>
                 <w:rPr>
                   <w:rFonts w:ascii="Arial" w:cs="Arial" w:eastAsia="Arial" w:hAnsi="Arial"/>
@@ -20687,7 +20687,7 @@
             <w:pPr>
               <w:spacing w:after="20" w:before="0"/>
             </w:pPr>
-            <w:hyperlink w:history="1" r:id="rIdxf8rhu-9dpstlcdp5s3vy">
+            <w:hyperlink w:history="1" r:id="rIdusnmhjt8enyi2b0sd4ysh">
               <w:r>
                 <w:rPr>
                   <w:rFonts w:ascii="Arial" w:cs="Arial" w:eastAsia="Arial" w:hAnsi="Arial"/>
@@ -20720,7 +20720,7 @@
               <w:spacing w:after="10" w:before="0"/>
               <w:ind w:left="120"/>
             </w:pPr>
-            <w:hyperlink w:history="1" r:id="rIdb6ncvaq1-olt6bnxcclz4">
+            <w:hyperlink w:history="1" r:id="rIddecrh6atwkvaacoqgy1cp">
               <w:r>
                 <w:rPr>
                   <w:rFonts w:ascii="Arial" w:cs="Arial" w:eastAsia="Arial" w:hAnsi="Arial"/>
@@ -20765,7 +20765,7 @@
             <w:pPr>
               <w:spacing w:after="20" w:before="0"/>
             </w:pPr>
-            <w:hyperlink w:history="1" r:id="rIdnlxwh3pmxf6muv93n0eij">
+            <w:hyperlink w:history="1" r:id="rId3ctz-nh_nj9cqlpfftciw">
               <w:r>
                 <w:rPr>
                   <w:rFonts w:ascii="Arial" w:cs="Arial" w:eastAsia="Arial" w:hAnsi="Arial"/>
@@ -20798,7 +20798,7 @@
               <w:spacing w:after="10" w:before="0"/>
               <w:ind w:left="120"/>
             </w:pPr>
-            <w:hyperlink w:history="1" r:id="rIdqb6aclg8sombdyxqgb0rl">
+            <w:hyperlink w:history="1" r:id="rIdqns1vht0scpr5rj6yb5_h">
               <w:r>
                 <w:rPr>
                   <w:rFonts w:ascii="Arial" w:cs="Arial" w:eastAsia="Arial" w:hAnsi="Arial"/>
@@ -20993,7 +20993,7 @@
             <w:pPr>
               <w:spacing w:after="20" w:before="0"/>
             </w:pPr>
-            <w:hyperlink w:history="1" r:id="rIdjr1pmagjbevq-sktg3zwm">
+            <w:hyperlink w:history="1" r:id="rIdxlwft0zqdctqsvhrc-tku">
               <w:r>
                 <w:rPr>
                   <w:rFonts w:ascii="Arial" w:cs="Arial" w:eastAsia="Arial" w:hAnsi="Arial"/>
@@ -21026,7 +21026,7 @@
               <w:spacing w:after="10" w:before="0"/>
               <w:ind w:left="120"/>
             </w:pPr>
-            <w:hyperlink w:history="1" r:id="rIdkeu8v7rrfnxxe0jnqtz0d">
+            <w:hyperlink w:history="1" r:id="rIdzpte0thgs-acekmja-cde">
               <w:r>
                 <w:rPr>
                   <w:rFonts w:ascii="Arial" w:cs="Arial" w:eastAsia="Arial" w:hAnsi="Arial"/>
@@ -21071,7 +21071,7 @@
             <w:pPr>
               <w:spacing w:after="20" w:before="0"/>
             </w:pPr>
-            <w:hyperlink w:history="1" r:id="rIdwtr4ge1dqce1xqrpfxurk">
+            <w:hyperlink w:history="1" r:id="rIduzun5dna4iokec5h9whd_">
               <w:r>
                 <w:rPr>
                   <w:rFonts w:ascii="Arial" w:cs="Arial" w:eastAsia="Arial" w:hAnsi="Arial"/>
@@ -21104,7 +21104,7 @@
               <w:spacing w:after="10" w:before="0"/>
               <w:ind w:left="120"/>
             </w:pPr>
-            <w:hyperlink w:history="1" r:id="rIdn7rmar7aexfw_2gtg2e_9">
+            <w:hyperlink w:history="1" r:id="rId1uqfydstvg2pkebblhyvz">
               <w:r>
                 <w:rPr>
                   <w:rFonts w:ascii="Arial" w:cs="Arial" w:eastAsia="Arial" w:hAnsi="Arial"/>
@@ -21299,7 +21299,7 @@
             <w:pPr>
               <w:spacing w:after="20" w:before="0"/>
             </w:pPr>
-            <w:hyperlink w:history="1" r:id="rIddgi_1hexbl1avn_q7dv-0">
+            <w:hyperlink w:history="1" r:id="rIdjl5h77zasr9n1m5vcymwe">
               <w:r>
                 <w:rPr>
                   <w:rFonts w:ascii="Arial" w:cs="Arial" w:eastAsia="Arial" w:hAnsi="Arial"/>
@@ -21332,7 +21332,7 @@
               <w:spacing w:after="10" w:before="0"/>
               <w:ind w:left="120"/>
             </w:pPr>
-            <w:hyperlink w:history="1" r:id="rIdlpbffdt3agrgzcko4zbsf">
+            <w:hyperlink w:history="1" r:id="rIda3gj6xd4qnoyvxfjljirk">
               <w:r>
                 <w:rPr>
                   <w:rFonts w:ascii="Arial" w:cs="Arial" w:eastAsia="Arial" w:hAnsi="Arial"/>
@@ -21377,7 +21377,7 @@
             <w:pPr>
               <w:spacing w:after="20" w:before="0"/>
             </w:pPr>
-            <w:hyperlink w:history="1" r:id="rIdtjnkoou2w4oirheb9dl0f">
+            <w:hyperlink w:history="1" r:id="rId03wfiu1gdxlqzuc7jv2zr">
               <w:r>
                 <w:rPr>
                   <w:rFonts w:ascii="Arial" w:cs="Arial" w:eastAsia="Arial" w:hAnsi="Arial"/>
@@ -21410,7 +21410,7 @@
               <w:spacing w:after="10" w:before="0"/>
               <w:ind w:left="120"/>
             </w:pPr>
-            <w:hyperlink w:history="1" r:id="rIdjo_yuh-eaqw_cxv89zvhg">
+            <w:hyperlink w:history="1" r:id="rId8v73t2tj0txwafo7b0f3p">
               <w:r>
                 <w:rPr>
                   <w:rFonts w:ascii="Arial" w:cs="Arial" w:eastAsia="Arial" w:hAnsi="Arial"/>
@@ -21605,7 +21605,7 @@
             <w:pPr>
               <w:spacing w:after="20" w:before="0"/>
             </w:pPr>
-            <w:hyperlink w:history="1" r:id="rId4pqulmvmc9xstlk50vo8n">
+            <w:hyperlink w:history="1" r:id="rIdvzbpaithvrbli0fwgrr9y">
               <w:r>
                 <w:rPr>
                   <w:rFonts w:ascii="Arial" w:cs="Arial" w:eastAsia="Arial" w:hAnsi="Arial"/>
@@ -21638,7 +21638,7 @@
               <w:spacing w:after="10" w:before="0"/>
               <w:ind w:left="120"/>
             </w:pPr>
-            <w:hyperlink w:history="1" r:id="rId6ob635hk6tus0tvozn15i">
+            <w:hyperlink w:history="1" r:id="rId9jf-o0axgdciyd2nn_jjh">
               <w:r>
                 <w:rPr>
                   <w:rFonts w:ascii="Arial" w:cs="Arial" w:eastAsia="Arial" w:hAnsi="Arial"/>
@@ -21683,7 +21683,7 @@
             <w:pPr>
               <w:spacing w:after="20" w:before="0"/>
             </w:pPr>
-            <w:hyperlink w:history="1" r:id="rIdqxhqo8lt9k747uc8h8grm">
+            <w:hyperlink w:history="1" r:id="rIdpzcqyz3fe9ycbuteohcle">
               <w:r>
                 <w:rPr>
                   <w:rFonts w:ascii="Arial" w:cs="Arial" w:eastAsia="Arial" w:hAnsi="Arial"/>
@@ -21716,7 +21716,7 @@
               <w:spacing w:after="10" w:before="0"/>
               <w:ind w:left="120"/>
             </w:pPr>
-            <w:hyperlink w:history="1" r:id="rId6fq8shdjyqnaeea4lebsk">
+            <w:hyperlink w:history="1" r:id="rId7qtndixmfpr12cegiruy4">
               <w:r>
                 <w:rPr>
                   <w:rFonts w:ascii="Arial" w:cs="Arial" w:eastAsia="Arial" w:hAnsi="Arial"/>
@@ -23203,7 +23203,7 @@
             <w:pPr>
               <w:spacing w:after="20" w:before="0"/>
             </w:pPr>
-            <w:hyperlink w:history="1" r:id="rId8lnv_jhlda5nw6rvynasq">
+            <w:hyperlink w:history="1" r:id="rId98fs9wbapa5-qbq2ddyar">
               <w:r>
                 <w:rPr>
                   <w:rFonts w:ascii="Arial" w:cs="Arial" w:eastAsia="Arial" w:hAnsi="Arial"/>
@@ -23236,7 +23236,7 @@
               <w:spacing w:after="10" w:before="0"/>
               <w:ind w:left="120"/>
             </w:pPr>
-            <w:hyperlink w:history="1" r:id="rIdgc9ocdjaqxh3bm3eop9en">
+            <w:hyperlink w:history="1" r:id="rIdzsasfuf4mhsfg6ywvvq3s">
               <w:r>
                 <w:rPr>
                   <w:rFonts w:ascii="Arial" w:cs="Arial" w:eastAsia="Arial" w:hAnsi="Arial"/>
@@ -23281,7 +23281,7 @@
             <w:pPr>
               <w:spacing w:after="20" w:before="0"/>
             </w:pPr>
-            <w:hyperlink w:history="1" r:id="rIdvpvvxfia6hzaiaptxreox">
+            <w:hyperlink w:history="1" r:id="rIdwj09wap98lyhhmsknezvu">
               <w:r>
                 <w:rPr>
                   <w:rFonts w:ascii="Arial" w:cs="Arial" w:eastAsia="Arial" w:hAnsi="Arial"/>
@@ -23314,7 +23314,7 @@
               <w:spacing w:after="10" w:before="0"/>
               <w:ind w:left="120"/>
             </w:pPr>
-            <w:hyperlink w:history="1" r:id="rId9dirgkwnwixc0itvxelop">
+            <w:hyperlink w:history="1" r:id="rId-tit-y_a0drpfghtex1v6">
               <w:r>
                 <w:rPr>
                   <w:rFonts w:ascii="Arial" w:cs="Arial" w:eastAsia="Arial" w:hAnsi="Arial"/>
@@ -23509,7 +23509,7 @@
             <w:pPr>
               <w:spacing w:after="20" w:before="0"/>
             </w:pPr>
-            <w:hyperlink w:history="1" r:id="rIdtifpnibwxamvectx5ar7j">
+            <w:hyperlink w:history="1" r:id="rIdi8y1k1j5hpqrumfh298hv">
               <w:r>
                 <w:rPr>
                   <w:rFonts w:ascii="Arial" w:cs="Arial" w:eastAsia="Arial" w:hAnsi="Arial"/>
@@ -23542,7 +23542,7 @@
               <w:spacing w:after="10" w:before="0"/>
               <w:ind w:left="120"/>
             </w:pPr>
-            <w:hyperlink w:history="1" r:id="rIdekzcvwdczcg7qkvfnhbep">
+            <w:hyperlink w:history="1" r:id="rIdf7om-tcukgbtz7ctq_br_">
               <w:r>
                 <w:rPr>
                   <w:rFonts w:ascii="Arial" w:cs="Arial" w:eastAsia="Arial" w:hAnsi="Arial"/>
@@ -23587,7 +23587,7 @@
             <w:pPr>
               <w:spacing w:after="20" w:before="0"/>
             </w:pPr>
-            <w:hyperlink w:history="1" r:id="rId-eqo2wicbs9kqltrzkqql">
+            <w:hyperlink w:history="1" r:id="rId7mx9ezpojjr9sdszhmf1h">
               <w:r>
                 <w:rPr>
                   <w:rFonts w:ascii="Arial" w:cs="Arial" w:eastAsia="Arial" w:hAnsi="Arial"/>
@@ -23620,7 +23620,7 @@
               <w:spacing w:after="10" w:before="0"/>
               <w:ind w:left="120"/>
             </w:pPr>
-            <w:hyperlink w:history="1" r:id="rIdvvaqginopp8megsprzq_6">
+            <w:hyperlink w:history="1" r:id="rIdzjdd2ud24awpnmwb4svux">
               <w:r>
                 <w:rPr>
                   <w:rFonts w:ascii="Arial" w:cs="Arial" w:eastAsia="Arial" w:hAnsi="Arial"/>
@@ -23815,7 +23815,7 @@
             <w:pPr>
               <w:spacing w:after="20" w:before="0"/>
             </w:pPr>
-            <w:hyperlink w:history="1" r:id="rIdtcpvuc6gzxznpi3oc5hrm">
+            <w:hyperlink w:history="1" r:id="rId8qjmcsjkwdmf-tvtu3awu">
               <w:r>
                 <w:rPr>
                   <w:rFonts w:ascii="Arial" w:cs="Arial" w:eastAsia="Arial" w:hAnsi="Arial"/>
@@ -23848,7 +23848,7 @@
               <w:spacing w:after="10" w:before="0"/>
               <w:ind w:left="120"/>
             </w:pPr>
-            <w:hyperlink w:history="1" r:id="rIdr9ggkpoefqqg1_6q46qfu">
+            <w:hyperlink w:history="1" r:id="rIdq4lmkvhp0gj9fsg7leiha">
               <w:r>
                 <w:rPr>
                   <w:rFonts w:ascii="Arial" w:cs="Arial" w:eastAsia="Arial" w:hAnsi="Arial"/>
@@ -23893,7 +23893,7 @@
             <w:pPr>
               <w:spacing w:after="20" w:before="0"/>
             </w:pPr>
-            <w:hyperlink w:history="1" r:id="rIdi4fazklna-ezfgx4lszyj">
+            <w:hyperlink w:history="1" r:id="rId5e9tt6e9svq1ybmqdw5qr">
               <w:r>
                 <w:rPr>
                   <w:rFonts w:ascii="Arial" w:cs="Arial" w:eastAsia="Arial" w:hAnsi="Arial"/>
@@ -23926,7 +23926,7 @@
               <w:spacing w:after="10" w:before="0"/>
               <w:ind w:left="120"/>
             </w:pPr>
-            <w:hyperlink w:history="1" r:id="rIdoa9jo-f4poks6o9kgawnx">
+            <w:hyperlink w:history="1" r:id="rIdbs1qc3axpfdlx3phqqvjg">
               <w:r>
                 <w:rPr>
                   <w:rFonts w:ascii="Arial" w:cs="Arial" w:eastAsia="Arial" w:hAnsi="Arial"/>
@@ -24121,7 +24121,7 @@
             <w:pPr>
               <w:spacing w:after="20" w:before="0"/>
             </w:pPr>
-            <w:hyperlink w:history="1" r:id="rIdh2aj9_amm445kmf23dqdt">
+            <w:hyperlink w:history="1" r:id="rIdlcdzybxl6meypckh_j7yc">
               <w:r>
                 <w:rPr>
                   <w:rFonts w:ascii="Arial" w:cs="Arial" w:eastAsia="Arial" w:hAnsi="Arial"/>
@@ -24154,7 +24154,7 @@
               <w:spacing w:after="10" w:before="0"/>
               <w:ind w:left="120"/>
             </w:pPr>
-            <w:hyperlink w:history="1" r:id="rIdqikzz1q_v5ouaynaoun-b">
+            <w:hyperlink w:history="1" r:id="rId_onsrzss9dsklhxlfkeke">
               <w:r>
                 <w:rPr>
                   <w:rFonts w:ascii="Arial" w:cs="Arial" w:eastAsia="Arial" w:hAnsi="Arial"/>
@@ -24199,7 +24199,7 @@
             <w:pPr>
               <w:spacing w:after="20" w:before="0"/>
             </w:pPr>
-            <w:hyperlink w:history="1" r:id="rId6ig2thv64rr0a7qxjns1-">
+            <w:hyperlink w:history="1" r:id="rIdzvdmo33jseyvkf55p62mx">
               <w:r>
                 <w:rPr>
                   <w:rFonts w:ascii="Arial" w:cs="Arial" w:eastAsia="Arial" w:hAnsi="Arial"/>
@@ -24232,7 +24232,7 @@
               <w:spacing w:after="10" w:before="0"/>
               <w:ind w:left="120"/>
             </w:pPr>
-            <w:hyperlink w:history="1" r:id="rIdbejoeinro0ak8xadkt6tb">
+            <w:hyperlink w:history="1" r:id="rId1aznkdtdmchlddphlat6a">
               <w:r>
                 <w:rPr>
                   <w:rFonts w:ascii="Arial" w:cs="Arial" w:eastAsia="Arial" w:hAnsi="Arial"/>
@@ -24427,7 +24427,7 @@
             <w:pPr>
               <w:spacing w:after="20" w:before="0"/>
             </w:pPr>
-            <w:hyperlink w:history="1" r:id="rIdkyzifeaaifssgeb5-p5ao">
+            <w:hyperlink w:history="1" r:id="rIdbyipbpr49h-h_xukm6pfe">
               <w:r>
                 <w:rPr>
                   <w:rFonts w:ascii="Arial" w:cs="Arial" w:eastAsia="Arial" w:hAnsi="Arial"/>
@@ -24460,7 +24460,7 @@
               <w:spacing w:after="10" w:before="0"/>
               <w:ind w:left="120"/>
             </w:pPr>
-            <w:hyperlink w:history="1" r:id="rIdfj3aprmjoi914wg2hfdrh">
+            <w:hyperlink w:history="1" r:id="rIdaaxocgu-otdz6fpzfwh17">
               <w:r>
                 <w:rPr>
                   <w:rFonts w:ascii="Arial" w:cs="Arial" w:eastAsia="Arial" w:hAnsi="Arial"/>
@@ -24505,7 +24505,7 @@
             <w:pPr>
               <w:spacing w:after="20" w:before="0"/>
             </w:pPr>
-            <w:hyperlink w:history="1" r:id="rIdhgdtpub-tpdi02iyn-ckd">
+            <w:hyperlink w:history="1" r:id="rIdbgfv3tkv0htn3kusnvspk">
               <w:r>
                 <w:rPr>
                   <w:rFonts w:ascii="Arial" w:cs="Arial" w:eastAsia="Arial" w:hAnsi="Arial"/>
@@ -24538,7 +24538,7 @@
               <w:spacing w:after="10" w:before="0"/>
               <w:ind w:left="120"/>
             </w:pPr>
-            <w:hyperlink w:history="1" r:id="rIdvqezjxjeu1hon83ll9jju">
+            <w:hyperlink w:history="1" r:id="rIdkixbeddcfr7fiwlehst0o">
               <w:r>
                 <w:rPr>
                   <w:rFonts w:ascii="Arial" w:cs="Arial" w:eastAsia="Arial" w:hAnsi="Arial"/>
